--- a/CdC.docx
+++ b/CdC.docx
@@ -28,12 +28,69 @@
           <w:rFonts w:cs="Arial"/>
         </w:rPr>
       </w:pPr>
+      <w:r>
+        <w:rPr>
+          <w:rFonts w:cs="Arial"/>
+          <w:noProof/>
+        </w:rPr>
+        <w:drawing>
+          <wp:inline distT="0" distB="0" distL="0" distR="0" wp14:anchorId="3CFF0A03" wp14:editId="623ECD0E">
+            <wp:extent cx="5905500" cy="3959814"/>
+            <wp:effectExtent l="0" t="0" r="0" b="3175"/>
+            <wp:docPr id="1974520054" name="Image 1"/>
+            <wp:cNvGraphicFramePr>
+              <a:graphicFrameLocks xmlns:a="http://schemas.openxmlformats.org/drawingml/2006/main" noChangeAspect="1"/>
+            </wp:cNvGraphicFramePr>
+            <a:graphic xmlns:a="http://schemas.openxmlformats.org/drawingml/2006/main">
+              <a:graphicData uri="http://schemas.openxmlformats.org/drawingml/2006/picture">
+                <pic:pic xmlns:pic="http://schemas.openxmlformats.org/drawingml/2006/picture">
+                  <pic:nvPicPr>
+                    <pic:cNvPr id="0" name="Picture 121"/>
+                    <pic:cNvPicPr>
+                      <a:picLocks noChangeAspect="1" noChangeArrowheads="1"/>
+                    </pic:cNvPicPr>
+                  </pic:nvPicPr>
+                  <pic:blipFill>
+                    <a:blip r:embed="rId6">
+                      <a:extLst>
+                        <a:ext uri="{28A0092B-C50C-407E-A947-70E740481C1C}">
+                          <a14:useLocalDpi xmlns:a14="http://schemas.microsoft.com/office/drawing/2010/main" val="0"/>
+                        </a:ext>
+                      </a:extLst>
+                    </a:blip>
+                    <a:srcRect/>
+                    <a:stretch>
+                      <a:fillRect/>
+                    </a:stretch>
+                  </pic:blipFill>
+                  <pic:spPr bwMode="auto">
+                    <a:xfrm>
+                      <a:off x="0" y="0"/>
+                      <a:ext cx="5918032" cy="3968217"/>
+                    </a:xfrm>
+                    <a:prstGeom prst="rect">
+                      <a:avLst/>
+                    </a:prstGeom>
+                    <a:noFill/>
+                    <a:ln>
+                      <a:noFill/>
+                    </a:ln>
+                  </pic:spPr>
+                </pic:pic>
+              </a:graphicData>
+            </a:graphic>
+          </wp:inline>
+        </w:drawing>
+      </w:r>
     </w:p>
     <w:p>
       <w:pPr>
         <w:spacing w:before="2000"/>
         <w:jc w:val="center"/>
       </w:pPr>
+      <w:r>
+        <w:t xml:space="preserve">Agashae </w:t>
+      </w:r>
       <w:r>
         <w:t>Premakumar – CIN1D</w:t>
       </w:r>
@@ -93,14 +150,10 @@
       <w:pPr>
         <w:pStyle w:val="TM1"/>
         <w:tabs>
-          <w:tab w:val="left" w:pos="400"/>
           <w:tab w:val="right" w:leader="dot" w:pos="9060"/>
         </w:tabs>
         <w:rPr>
           <w:rFonts w:eastAsiaTheme="minorEastAsia" w:cstheme="minorBidi"/>
-          <w:b/>
-          <w:bCs/>
-          <w:caps/>
           <w:noProof/>
           <w:kern w:val="2"/>
           <w:sz w:val="24"/>
@@ -111,8 +164,6 @@
       <w:r>
         <w:rPr>
           <w:rFonts w:cs="Arial"/>
-          <w:b/>
-          <w:bCs/>
           <w:i/>
           <w:iCs/>
         </w:rPr>
@@ -129,48 +180,28 @@
       <w:r>
         <w:rPr>
           <w:rFonts w:cs="Arial"/>
-          <w:b/>
-          <w:bCs/>
           <w:i/>
           <w:iCs/>
         </w:rPr>
         <w:fldChar w:fldCharType="separate"/>
       </w:r>
-      <w:hyperlink w:anchor="_Toc218500177" w:history="1">
+      <w:hyperlink w:anchor="_Toc232582510" w:history="1">
         <w:r>
           <w:rPr>
             <w:rStyle w:val="Lienhypertexte"/>
             <w:noProof/>
           </w:rPr>
-          <w:t>1</w:t>
-        </w:r>
-        <w:r>
-          <w:rPr>
-            <w:rFonts w:eastAsiaTheme="minorEastAsia" w:cstheme="minorBidi"/>
-            <w:noProof/>
-            <w:kern w:val="2"/>
-            <w:sz w:val="24"/>
-            <w:szCs w:val="24"/>
-            <w14:ligatures w14:val="standardContextual"/>
+          <w:t>Spécifications</w:t>
+        </w:r>
+        <w:r>
+          <w:rPr>
+            <w:noProof/>
+            <w:webHidden/>
           </w:rPr>
           <w:tab/>
         </w:r>
         <w:r>
           <w:rPr>
-            <w:rStyle w:val="Lienhypertexte"/>
-            <w:noProof/>
-          </w:rPr>
-          <w:t>Spécifications</w:t>
-        </w:r>
-        <w:r>
-          <w:rPr>
-            <w:noProof/>
-            <w:webHidden/>
-          </w:rPr>
-          <w:tab/>
-        </w:r>
-        <w:r>
-          <w:rPr>
             <w:noProof/>
             <w:webHidden/>
           </w:rPr>
@@ -181,7 +212,7 @@
             <w:noProof/>
             <w:webHidden/>
           </w:rPr>
-          <w:instrText xml:space="preserve"> PAGEREF _Toc218500177 \h </w:instrText>
+          <w:instrText xml:space="preserve"> PAGEREF _Toc232582510 \h </w:instrText>
         </w:r>
         <w:r>
           <w:rPr>
@@ -201,7 +232,7 @@
             <w:noProof/>
             <w:webHidden/>
           </w:rPr>
-          <w:t>4</w:t>
+          <w:t>3</w:t>
         </w:r>
         <w:r>
           <w:rPr>
@@ -216,12 +247,10 @@
       <w:pPr>
         <w:pStyle w:val="TM2"/>
         <w:tabs>
-          <w:tab w:val="left" w:pos="800"/>
           <w:tab w:val="right" w:leader="dot" w:pos="9060"/>
         </w:tabs>
         <w:rPr>
           <w:rFonts w:eastAsiaTheme="minorEastAsia" w:cstheme="minorBidi"/>
-          <w:smallCaps/>
           <w:noProof/>
           <w:kern w:val="2"/>
           <w:sz w:val="24"/>
@@ -229,41 +258,23 @@
           <w14:ligatures w14:val="standardContextual"/>
         </w:rPr>
       </w:pPr>
-      <w:hyperlink w:anchor="_Toc218500178" w:history="1">
+      <w:hyperlink w:anchor="_Toc232582511" w:history="1">
         <w:r>
           <w:rPr>
             <w:rStyle w:val="Lienhypertexte"/>
             <w:noProof/>
           </w:rPr>
-          <w:t>1.1</w:t>
-        </w:r>
-        <w:r>
-          <w:rPr>
-            <w:rFonts w:eastAsiaTheme="minorEastAsia" w:cstheme="minorBidi"/>
-            <w:noProof/>
-            <w:kern w:val="2"/>
-            <w:sz w:val="24"/>
-            <w:szCs w:val="24"/>
-            <w14:ligatures w14:val="standardContextual"/>
+          <w:t>Titre</w:t>
+        </w:r>
+        <w:r>
+          <w:rPr>
+            <w:noProof/>
+            <w:webHidden/>
           </w:rPr>
           <w:tab/>
         </w:r>
         <w:r>
           <w:rPr>
-            <w:rStyle w:val="Lienhypertexte"/>
-            <w:noProof/>
-          </w:rPr>
-          <w:t>Titre</w:t>
-        </w:r>
-        <w:r>
-          <w:rPr>
-            <w:noProof/>
-            <w:webHidden/>
-          </w:rPr>
-          <w:tab/>
-        </w:r>
-        <w:r>
-          <w:rPr>
             <w:noProof/>
             <w:webHidden/>
           </w:rPr>
@@ -274,7 +285,7 @@
             <w:noProof/>
             <w:webHidden/>
           </w:rPr>
-          <w:instrText xml:space="preserve"> PAGEREF _Toc218500178 \h </w:instrText>
+          <w:instrText xml:space="preserve"> PAGEREF _Toc232582511 \h </w:instrText>
         </w:r>
         <w:r>
           <w:rPr>
@@ -294,7 +305,7 @@
             <w:noProof/>
             <w:webHidden/>
           </w:rPr>
-          <w:t>4</w:t>
+          <w:t>3</w:t>
         </w:r>
         <w:r>
           <w:rPr>
@@ -309,12 +320,10 @@
       <w:pPr>
         <w:pStyle w:val="TM2"/>
         <w:tabs>
-          <w:tab w:val="left" w:pos="800"/>
           <w:tab w:val="right" w:leader="dot" w:pos="9060"/>
         </w:tabs>
         <w:rPr>
           <w:rFonts w:eastAsiaTheme="minorEastAsia" w:cstheme="minorBidi"/>
-          <w:smallCaps/>
           <w:noProof/>
           <w:kern w:val="2"/>
           <w:sz w:val="24"/>
@@ -322,41 +331,23 @@
           <w14:ligatures w14:val="standardContextual"/>
         </w:rPr>
       </w:pPr>
-      <w:hyperlink w:anchor="_Toc218500179" w:history="1">
+      <w:hyperlink w:anchor="_Toc232582512" w:history="1">
         <w:r>
           <w:rPr>
             <w:rStyle w:val="Lienhypertexte"/>
             <w:noProof/>
           </w:rPr>
-          <w:t>1.2</w:t>
-        </w:r>
-        <w:r>
-          <w:rPr>
-            <w:rFonts w:eastAsiaTheme="minorEastAsia" w:cstheme="minorBidi"/>
-            <w:noProof/>
-            <w:kern w:val="2"/>
-            <w:sz w:val="24"/>
-            <w:szCs w:val="24"/>
-            <w14:ligatures w14:val="standardContextual"/>
+          <w:t>Description</w:t>
+        </w:r>
+        <w:r>
+          <w:rPr>
+            <w:noProof/>
+            <w:webHidden/>
           </w:rPr>
           <w:tab/>
         </w:r>
         <w:r>
           <w:rPr>
-            <w:rStyle w:val="Lienhypertexte"/>
-            <w:noProof/>
-          </w:rPr>
-          <w:t>Description</w:t>
-        </w:r>
-        <w:r>
-          <w:rPr>
-            <w:noProof/>
-            <w:webHidden/>
-          </w:rPr>
-          <w:tab/>
-        </w:r>
-        <w:r>
-          <w:rPr>
             <w:noProof/>
             <w:webHidden/>
           </w:rPr>
@@ -367,7 +358,7 @@
             <w:noProof/>
             <w:webHidden/>
           </w:rPr>
-          <w:instrText xml:space="preserve"> PAGEREF _Toc218500179 \h </w:instrText>
+          <w:instrText xml:space="preserve"> PAGEREF _Toc232582512 \h </w:instrText>
         </w:r>
         <w:r>
           <w:rPr>
@@ -387,7 +378,7 @@
             <w:noProof/>
             <w:webHidden/>
           </w:rPr>
-          <w:t>4</w:t>
+          <w:t>3</w:t>
         </w:r>
         <w:r>
           <w:rPr>
@@ -402,12 +393,10 @@
       <w:pPr>
         <w:pStyle w:val="TM2"/>
         <w:tabs>
-          <w:tab w:val="left" w:pos="800"/>
           <w:tab w:val="right" w:leader="dot" w:pos="9060"/>
         </w:tabs>
         <w:rPr>
           <w:rFonts w:eastAsiaTheme="minorEastAsia" w:cstheme="minorBidi"/>
-          <w:smallCaps/>
           <w:noProof/>
           <w:kern w:val="2"/>
           <w:sz w:val="24"/>
@@ -415,41 +404,23 @@
           <w14:ligatures w14:val="standardContextual"/>
         </w:rPr>
       </w:pPr>
-      <w:hyperlink w:anchor="_Toc218500180" w:history="1">
+      <w:hyperlink w:anchor="_Toc232582513" w:history="1">
         <w:r>
           <w:rPr>
             <w:rStyle w:val="Lienhypertexte"/>
             <w:noProof/>
           </w:rPr>
-          <w:t>1.3</w:t>
-        </w:r>
-        <w:r>
-          <w:rPr>
-            <w:rFonts w:eastAsiaTheme="minorEastAsia" w:cstheme="minorBidi"/>
-            <w:noProof/>
-            <w:kern w:val="2"/>
-            <w:sz w:val="24"/>
-            <w:szCs w:val="24"/>
-            <w14:ligatures w14:val="standardContextual"/>
+          <w:t>Matériel et logiciels à disposition</w:t>
+        </w:r>
+        <w:r>
+          <w:rPr>
+            <w:noProof/>
+            <w:webHidden/>
           </w:rPr>
           <w:tab/>
         </w:r>
         <w:r>
           <w:rPr>
-            <w:rStyle w:val="Lienhypertexte"/>
-            <w:noProof/>
-          </w:rPr>
-          <w:t>Matériel et logiciels à disposition</w:t>
-        </w:r>
-        <w:r>
-          <w:rPr>
-            <w:noProof/>
-            <w:webHidden/>
-          </w:rPr>
-          <w:tab/>
-        </w:r>
-        <w:r>
-          <w:rPr>
             <w:noProof/>
             <w:webHidden/>
           </w:rPr>
@@ -460,7 +431,7 @@
             <w:noProof/>
             <w:webHidden/>
           </w:rPr>
-          <w:instrText xml:space="preserve"> PAGEREF _Toc218500180 \h </w:instrText>
+          <w:instrText xml:space="preserve"> PAGEREF _Toc232582513 \h </w:instrText>
         </w:r>
         <w:r>
           <w:rPr>
@@ -480,7 +451,7 @@
             <w:noProof/>
             <w:webHidden/>
           </w:rPr>
-          <w:t>4</w:t>
+          <w:t>3</w:t>
         </w:r>
         <w:r>
           <w:rPr>
@@ -495,12 +466,10 @@
       <w:pPr>
         <w:pStyle w:val="TM2"/>
         <w:tabs>
-          <w:tab w:val="left" w:pos="800"/>
           <w:tab w:val="right" w:leader="dot" w:pos="9060"/>
         </w:tabs>
         <w:rPr>
           <w:rFonts w:eastAsiaTheme="minorEastAsia" w:cstheme="minorBidi"/>
-          <w:smallCaps/>
           <w:noProof/>
           <w:kern w:val="2"/>
           <w:sz w:val="24"/>
@@ -508,41 +477,23 @@
           <w14:ligatures w14:val="standardContextual"/>
         </w:rPr>
       </w:pPr>
-      <w:hyperlink w:anchor="_Toc218500181" w:history="1">
+      <w:hyperlink w:anchor="_Toc232582514" w:history="1">
         <w:r>
           <w:rPr>
             <w:rStyle w:val="Lienhypertexte"/>
             <w:noProof/>
           </w:rPr>
-          <w:t>1.4</w:t>
-        </w:r>
-        <w:r>
-          <w:rPr>
-            <w:rFonts w:eastAsiaTheme="minorEastAsia" w:cstheme="minorBidi"/>
-            <w:noProof/>
-            <w:kern w:val="2"/>
-            <w:sz w:val="24"/>
-            <w:szCs w:val="24"/>
-            <w14:ligatures w14:val="standardContextual"/>
+          <w:t>Prérequis</w:t>
+        </w:r>
+        <w:r>
+          <w:rPr>
+            <w:noProof/>
+            <w:webHidden/>
           </w:rPr>
           <w:tab/>
         </w:r>
         <w:r>
           <w:rPr>
-            <w:rStyle w:val="Lienhypertexte"/>
-            <w:noProof/>
-          </w:rPr>
-          <w:t>Prérequis</w:t>
-        </w:r>
-        <w:r>
-          <w:rPr>
-            <w:noProof/>
-            <w:webHidden/>
-          </w:rPr>
-          <w:tab/>
-        </w:r>
-        <w:r>
-          <w:rPr>
             <w:noProof/>
             <w:webHidden/>
           </w:rPr>
@@ -553,7 +504,7 @@
             <w:noProof/>
             <w:webHidden/>
           </w:rPr>
-          <w:instrText xml:space="preserve"> PAGEREF _Toc218500181 \h </w:instrText>
+          <w:instrText xml:space="preserve"> PAGEREF _Toc232582514 \h </w:instrText>
         </w:r>
         <w:r>
           <w:rPr>
@@ -573,7 +524,7 @@
             <w:noProof/>
             <w:webHidden/>
           </w:rPr>
-          <w:t>4</w:t>
+          <w:t>3</w:t>
         </w:r>
         <w:r>
           <w:rPr>
@@ -586,14 +537,12 @@
     </w:p>
     <w:p>
       <w:pPr>
-        <w:pStyle w:val="TM2"/>
+        <w:pStyle w:val="TM1"/>
         <w:tabs>
-          <w:tab w:val="left" w:pos="800"/>
           <w:tab w:val="right" w:leader="dot" w:pos="9060"/>
         </w:tabs>
         <w:rPr>
           <w:rFonts w:eastAsiaTheme="minorEastAsia" w:cstheme="minorBidi"/>
-          <w:smallCaps/>
           <w:noProof/>
           <w:kern w:val="2"/>
           <w:sz w:val="24"/>
@@ -601,41 +550,23 @@
           <w14:ligatures w14:val="standardContextual"/>
         </w:rPr>
       </w:pPr>
-      <w:hyperlink w:anchor="_Toc218500182" w:history="1">
+      <w:hyperlink w:anchor="_Toc232582515" w:history="1">
         <w:r>
           <w:rPr>
             <w:rStyle w:val="Lienhypertexte"/>
             <w:noProof/>
           </w:rPr>
-          <w:t>1.5</w:t>
-        </w:r>
-        <w:r>
-          <w:rPr>
-            <w:rFonts w:eastAsiaTheme="minorEastAsia" w:cstheme="minorBidi"/>
-            <w:noProof/>
-            <w:kern w:val="2"/>
-            <w:sz w:val="24"/>
-            <w:szCs w:val="24"/>
-            <w14:ligatures w14:val="standardContextual"/>
+          <w:t>Cahier des charges</w:t>
+        </w:r>
+        <w:r>
+          <w:rPr>
+            <w:noProof/>
+            <w:webHidden/>
           </w:rPr>
           <w:tab/>
         </w:r>
         <w:r>
           <w:rPr>
-            <w:rStyle w:val="Lienhypertexte"/>
-            <w:noProof/>
-          </w:rPr>
-          <w:t>Cahier des charges</w:t>
-        </w:r>
-        <w:r>
-          <w:rPr>
-            <w:noProof/>
-            <w:webHidden/>
-          </w:rPr>
-          <w:tab/>
-        </w:r>
-        <w:r>
-          <w:rPr>
             <w:noProof/>
             <w:webHidden/>
           </w:rPr>
@@ -646,7 +577,7 @@
             <w:noProof/>
             <w:webHidden/>
           </w:rPr>
-          <w:instrText xml:space="preserve"> PAGEREF _Toc218500182 \h </w:instrText>
+          <w:instrText xml:space="preserve"> PAGEREF _Toc232582515 \h </w:instrText>
         </w:r>
         <w:r>
           <w:rPr>
@@ -666,7 +597,7 @@
             <w:noProof/>
             <w:webHidden/>
           </w:rPr>
-          <w:t>4</w:t>
+          <w:t>3</w:t>
         </w:r>
         <w:r>
           <w:rPr>
@@ -679,15 +610,12 @@
     </w:p>
     <w:p>
       <w:pPr>
-        <w:pStyle w:val="TM3"/>
+        <w:pStyle w:val="TM2"/>
         <w:tabs>
-          <w:tab w:val="left" w:pos="1200"/>
           <w:tab w:val="right" w:leader="dot" w:pos="9060"/>
         </w:tabs>
         <w:rPr>
           <w:rFonts w:eastAsiaTheme="minorEastAsia" w:cstheme="minorBidi"/>
-          <w:i/>
-          <w:iCs/>
           <w:noProof/>
           <w:kern w:val="2"/>
           <w:sz w:val="24"/>
@@ -695,41 +623,23 @@
           <w14:ligatures w14:val="standardContextual"/>
         </w:rPr>
       </w:pPr>
-      <w:hyperlink w:anchor="_Toc218500183" w:history="1">
+      <w:hyperlink w:anchor="_Toc232582516" w:history="1">
         <w:r>
           <w:rPr>
             <w:rStyle w:val="Lienhypertexte"/>
             <w:noProof/>
           </w:rPr>
-          <w:t>1.5.1</w:t>
-        </w:r>
-        <w:r>
-          <w:rPr>
-            <w:rFonts w:eastAsiaTheme="minorEastAsia" w:cstheme="minorBidi"/>
-            <w:noProof/>
-            <w:kern w:val="2"/>
-            <w:sz w:val="24"/>
-            <w:szCs w:val="24"/>
-            <w14:ligatures w14:val="standardContextual"/>
+          <w:t>Objectifs et portée du projet (objectifs SMART)</w:t>
+        </w:r>
+        <w:r>
+          <w:rPr>
+            <w:noProof/>
+            <w:webHidden/>
           </w:rPr>
           <w:tab/>
         </w:r>
         <w:r>
           <w:rPr>
-            <w:rStyle w:val="Lienhypertexte"/>
-            <w:noProof/>
-          </w:rPr>
-          <w:t>Objectifs et portée du projet (objectifs SMART)</w:t>
-        </w:r>
-        <w:r>
-          <w:rPr>
-            <w:noProof/>
-            <w:webHidden/>
-          </w:rPr>
-          <w:tab/>
-        </w:r>
-        <w:r>
-          <w:rPr>
             <w:noProof/>
             <w:webHidden/>
           </w:rPr>
@@ -740,7 +650,7 @@
             <w:noProof/>
             <w:webHidden/>
           </w:rPr>
-          <w:instrText xml:space="preserve"> PAGEREF _Toc218500183 \h </w:instrText>
+          <w:instrText xml:space="preserve"> PAGEREF _Toc232582516 \h </w:instrText>
         </w:r>
         <w:r>
           <w:rPr>
@@ -760,7 +670,7 @@
             <w:noProof/>
             <w:webHidden/>
           </w:rPr>
-          <w:t>4</w:t>
+          <w:t>3</w:t>
         </w:r>
         <w:r>
           <w:rPr>
@@ -773,15 +683,12 @@
     </w:p>
     <w:p>
       <w:pPr>
-        <w:pStyle w:val="TM3"/>
+        <w:pStyle w:val="TM2"/>
         <w:tabs>
-          <w:tab w:val="left" w:pos="1200"/>
           <w:tab w:val="right" w:leader="dot" w:pos="9060"/>
         </w:tabs>
         <w:rPr>
           <w:rFonts w:eastAsiaTheme="minorEastAsia" w:cstheme="minorBidi"/>
-          <w:i/>
-          <w:iCs/>
           <w:noProof/>
           <w:kern w:val="2"/>
           <w:sz w:val="24"/>
@@ -789,41 +696,23 @@
           <w14:ligatures w14:val="standardContextual"/>
         </w:rPr>
       </w:pPr>
-      <w:hyperlink w:anchor="_Toc218500184" w:history="1">
+      <w:hyperlink w:anchor="_Toc232582517" w:history="1">
         <w:r>
           <w:rPr>
             <w:rStyle w:val="Lienhypertexte"/>
             <w:noProof/>
           </w:rPr>
-          <w:t>1.5.2</w:t>
-        </w:r>
-        <w:r>
-          <w:rPr>
-            <w:rFonts w:eastAsiaTheme="minorEastAsia" w:cstheme="minorBidi"/>
-            <w:noProof/>
-            <w:kern w:val="2"/>
-            <w:sz w:val="24"/>
-            <w:szCs w:val="24"/>
-            <w14:ligatures w14:val="standardContextual"/>
+          <w:t>Fonctionnalités requises</w:t>
+        </w:r>
+        <w:r>
+          <w:rPr>
+            <w:noProof/>
+            <w:webHidden/>
           </w:rPr>
           <w:tab/>
         </w:r>
         <w:r>
           <w:rPr>
-            <w:rStyle w:val="Lienhypertexte"/>
-            <w:noProof/>
-          </w:rPr>
-          <w:t>Fonctionnalités requises</w:t>
-        </w:r>
-        <w:r>
-          <w:rPr>
-            <w:noProof/>
-            <w:webHidden/>
-          </w:rPr>
-          <w:tab/>
-        </w:r>
-        <w:r>
-          <w:rPr>
             <w:noProof/>
             <w:webHidden/>
           </w:rPr>
@@ -834,7 +723,7 @@
             <w:noProof/>
             <w:webHidden/>
           </w:rPr>
-          <w:instrText xml:space="preserve"> PAGEREF _Toc218500184 \h </w:instrText>
+          <w:instrText xml:space="preserve"> PAGEREF _Toc232582517 \h </w:instrText>
         </w:r>
         <w:r>
           <w:rPr>
@@ -854,7 +743,7 @@
             <w:noProof/>
             <w:webHidden/>
           </w:rPr>
-          <w:t>4</w:t>
+          <w:t>3</w:t>
         </w:r>
         <w:r>
           <w:rPr>
@@ -867,15 +756,12 @@
     </w:p>
     <w:p>
       <w:pPr>
-        <w:pStyle w:val="TM3"/>
+        <w:pStyle w:val="TM2"/>
         <w:tabs>
-          <w:tab w:val="left" w:pos="1200"/>
           <w:tab w:val="right" w:leader="dot" w:pos="9060"/>
         </w:tabs>
         <w:rPr>
           <w:rFonts w:eastAsiaTheme="minorEastAsia" w:cstheme="minorBidi"/>
-          <w:i/>
-          <w:iCs/>
           <w:noProof/>
           <w:kern w:val="2"/>
           <w:sz w:val="24"/>
@@ -883,41 +769,23 @@
           <w14:ligatures w14:val="standardContextual"/>
         </w:rPr>
       </w:pPr>
-      <w:hyperlink w:anchor="_Toc218500185" w:history="1">
+      <w:hyperlink w:anchor="_Toc232582518" w:history="1">
         <w:r>
           <w:rPr>
             <w:rStyle w:val="Lienhypertexte"/>
             <w:noProof/>
           </w:rPr>
-          <w:t>1.5.3</w:t>
-        </w:r>
-        <w:r>
-          <w:rPr>
-            <w:rFonts w:eastAsiaTheme="minorEastAsia" w:cstheme="minorBidi"/>
-            <w:noProof/>
-            <w:kern w:val="2"/>
-            <w:sz w:val="24"/>
-            <w:szCs w:val="24"/>
-            <w14:ligatures w14:val="standardContextual"/>
+          <w:t>Travail à réaliser par l'apprenti</w:t>
+        </w:r>
+        <w:r>
+          <w:rPr>
+            <w:noProof/>
+            <w:webHidden/>
           </w:rPr>
           <w:tab/>
         </w:r>
         <w:r>
           <w:rPr>
-            <w:rStyle w:val="Lienhypertexte"/>
-            <w:noProof/>
-          </w:rPr>
-          <w:t>Travail à réaliser par l'apprenti</w:t>
-        </w:r>
-        <w:r>
-          <w:rPr>
-            <w:noProof/>
-            <w:webHidden/>
-          </w:rPr>
-          <w:tab/>
-        </w:r>
-        <w:r>
-          <w:rPr>
             <w:noProof/>
             <w:webHidden/>
           </w:rPr>
@@ -928,7 +796,7 @@
             <w:noProof/>
             <w:webHidden/>
           </w:rPr>
-          <w:instrText xml:space="preserve"> PAGEREF _Toc218500185 \h </w:instrText>
+          <w:instrText xml:space="preserve"> PAGEREF _Toc232582518 \h </w:instrText>
         </w:r>
         <w:r>
           <w:rPr>
@@ -948,7 +816,7 @@
             <w:noProof/>
             <w:webHidden/>
           </w:rPr>
-          <w:t>5</w:t>
+          <w:t>3</w:t>
         </w:r>
         <w:r>
           <w:rPr>
@@ -961,15 +829,12 @@
     </w:p>
     <w:p>
       <w:pPr>
-        <w:pStyle w:val="TM3"/>
+        <w:pStyle w:val="TM1"/>
         <w:tabs>
-          <w:tab w:val="left" w:pos="1200"/>
           <w:tab w:val="right" w:leader="dot" w:pos="9060"/>
         </w:tabs>
         <w:rPr>
           <w:rFonts w:eastAsiaTheme="minorEastAsia" w:cstheme="minorBidi"/>
-          <w:i/>
-          <w:iCs/>
           <w:noProof/>
           <w:kern w:val="2"/>
           <w:sz w:val="24"/>
@@ -977,41 +842,23 @@
           <w14:ligatures w14:val="standardContextual"/>
         </w:rPr>
       </w:pPr>
-      <w:hyperlink w:anchor="_Toc218500186" w:history="1">
+      <w:hyperlink w:anchor="_Toc232582519" w:history="1">
         <w:r>
           <w:rPr>
             <w:rStyle w:val="Lienhypertexte"/>
             <w:noProof/>
           </w:rPr>
-          <w:t>1.5.4</w:t>
-        </w:r>
-        <w:r>
-          <w:rPr>
-            <w:rFonts w:eastAsiaTheme="minorEastAsia" w:cstheme="minorBidi"/>
-            <w:noProof/>
-            <w:kern w:val="2"/>
-            <w:sz w:val="24"/>
-            <w:szCs w:val="24"/>
-            <w14:ligatures w14:val="standardContextual"/>
+          <w:t>Planification Initiale</w:t>
+        </w:r>
+        <w:r>
+          <w:rPr>
+            <w:noProof/>
+            <w:webHidden/>
           </w:rPr>
           <w:tab/>
         </w:r>
         <w:r>
           <w:rPr>
-            <w:rStyle w:val="Lienhypertexte"/>
-            <w:noProof/>
-          </w:rPr>
-          <w:t>Si le temps le permet …</w:t>
-        </w:r>
-        <w:r>
-          <w:rPr>
-            <w:noProof/>
-            <w:webHidden/>
-          </w:rPr>
-          <w:tab/>
-        </w:r>
-        <w:r>
-          <w:rPr>
             <w:noProof/>
             <w:webHidden/>
           </w:rPr>
@@ -1022,7 +869,7 @@
             <w:noProof/>
             <w:webHidden/>
           </w:rPr>
-          <w:instrText xml:space="preserve"> PAGEREF _Toc218500186 \h </w:instrText>
+          <w:instrText xml:space="preserve"> PAGEREF _Toc232582519 \h </w:instrText>
         </w:r>
         <w:r>
           <w:rPr>
@@ -1042,7 +889,7 @@
             <w:noProof/>
             <w:webHidden/>
           </w:rPr>
-          <w:t>5</w:t>
+          <w:t>3</w:t>
         </w:r>
         <w:r>
           <w:rPr>
@@ -1055,15 +902,12 @@
     </w:p>
     <w:p>
       <w:pPr>
-        <w:pStyle w:val="TM3"/>
+        <w:pStyle w:val="TM1"/>
         <w:tabs>
-          <w:tab w:val="left" w:pos="1200"/>
           <w:tab w:val="right" w:leader="dot" w:pos="9060"/>
         </w:tabs>
         <w:rPr>
           <w:rFonts w:eastAsiaTheme="minorEastAsia" w:cstheme="minorBidi"/>
-          <w:i/>
-          <w:iCs/>
           <w:noProof/>
           <w:kern w:val="2"/>
           <w:sz w:val="24"/>
@@ -1071,41 +915,23 @@
           <w14:ligatures w14:val="standardContextual"/>
         </w:rPr>
       </w:pPr>
-      <w:hyperlink w:anchor="_Toc218500187" w:history="1">
+      <w:hyperlink w:anchor="_Toc232582520" w:history="1">
         <w:r>
           <w:rPr>
             <w:rStyle w:val="Lienhypertexte"/>
             <w:noProof/>
           </w:rPr>
-          <w:t>1.5.5</w:t>
-        </w:r>
-        <w:r>
-          <w:rPr>
-            <w:rFonts w:eastAsiaTheme="minorEastAsia" w:cstheme="minorBidi"/>
-            <w:noProof/>
-            <w:kern w:val="2"/>
-            <w:sz w:val="24"/>
-            <w:szCs w:val="24"/>
-            <w14:ligatures w14:val="standardContextual"/>
+          <w:t>Journal de travail</w:t>
+        </w:r>
+        <w:r>
+          <w:rPr>
+            <w:noProof/>
+            <w:webHidden/>
           </w:rPr>
           <w:tab/>
         </w:r>
         <w:r>
           <w:rPr>
-            <w:rStyle w:val="Lienhypertexte"/>
-            <w:noProof/>
-          </w:rPr>
-          <w:t>Méthodes de validation des solutions</w:t>
-        </w:r>
-        <w:r>
-          <w:rPr>
-            <w:noProof/>
-            <w:webHidden/>
-          </w:rPr>
-          <w:tab/>
-        </w:r>
-        <w:r>
-          <w:rPr>
             <w:noProof/>
             <w:webHidden/>
           </w:rPr>
@@ -1116,7 +942,7 @@
             <w:noProof/>
             <w:webHidden/>
           </w:rPr>
-          <w:instrText xml:space="preserve"> PAGEREF _Toc218500187 \h </w:instrText>
+          <w:instrText xml:space="preserve"> PAGEREF _Toc232582520 \h </w:instrText>
         </w:r>
         <w:r>
           <w:rPr>
@@ -1136,7 +962,7 @@
             <w:noProof/>
             <w:webHidden/>
           </w:rPr>
-          <w:t>5</w:t>
+          <w:t>4</w:t>
         </w:r>
         <w:r>
           <w:rPr>
@@ -1149,14 +975,12 @@
     </w:p>
     <w:p>
       <w:pPr>
-        <w:pStyle w:val="TM2"/>
+        <w:pStyle w:val="TM1"/>
         <w:tabs>
-          <w:tab w:val="left" w:pos="800"/>
           <w:tab w:val="right" w:leader="dot" w:pos="9060"/>
         </w:tabs>
         <w:rPr>
           <w:rFonts w:eastAsiaTheme="minorEastAsia" w:cstheme="minorBidi"/>
-          <w:smallCaps/>
           <w:noProof/>
           <w:kern w:val="2"/>
           <w:sz w:val="24"/>
@@ -1164,41 +988,23 @@
           <w14:ligatures w14:val="standardContextual"/>
         </w:rPr>
       </w:pPr>
-      <w:hyperlink w:anchor="_Toc218500188" w:history="1">
+      <w:hyperlink w:anchor="_Toc232582521" w:history="1">
         <w:r>
           <w:rPr>
             <w:rStyle w:val="Lienhypertexte"/>
             <w:noProof/>
           </w:rPr>
-          <w:t>1.6</w:t>
-        </w:r>
-        <w:r>
-          <w:rPr>
-            <w:rFonts w:eastAsiaTheme="minorEastAsia" w:cstheme="minorBidi"/>
-            <w:noProof/>
-            <w:kern w:val="2"/>
-            <w:sz w:val="24"/>
-            <w:szCs w:val="24"/>
-            <w14:ligatures w14:val="standardContextual"/>
+          <w:t>Analyse</w:t>
+        </w:r>
+        <w:r>
+          <w:rPr>
+            <w:noProof/>
+            <w:webHidden/>
           </w:rPr>
           <w:tab/>
         </w:r>
         <w:r>
           <w:rPr>
-            <w:rStyle w:val="Lienhypertexte"/>
-            <w:noProof/>
-          </w:rPr>
-          <w:t>Les points suivants seront évalués</w:t>
-        </w:r>
-        <w:r>
-          <w:rPr>
-            <w:noProof/>
-            <w:webHidden/>
-          </w:rPr>
-          <w:tab/>
-        </w:r>
-        <w:r>
-          <w:rPr>
             <w:noProof/>
             <w:webHidden/>
           </w:rPr>
@@ -1209,7 +1015,7 @@
             <w:noProof/>
             <w:webHidden/>
           </w:rPr>
-          <w:instrText xml:space="preserve"> PAGEREF _Toc218500188 \h </w:instrText>
+          <w:instrText xml:space="preserve"> PAGEREF _Toc232582521 \h </w:instrText>
         </w:r>
         <w:r>
           <w:rPr>
@@ -1229,7 +1035,7 @@
             <w:noProof/>
             <w:webHidden/>
           </w:rPr>
-          <w:t>5</w:t>
+          <w:t>6</w:t>
         </w:r>
         <w:r>
           <w:rPr>
@@ -1242,14 +1048,12 @@
     </w:p>
     <w:p>
       <w:pPr>
-        <w:pStyle w:val="TM2"/>
+        <w:pStyle w:val="TM1"/>
         <w:tabs>
-          <w:tab w:val="left" w:pos="800"/>
           <w:tab w:val="right" w:leader="dot" w:pos="9060"/>
         </w:tabs>
         <w:rPr>
           <w:rFonts w:eastAsiaTheme="minorEastAsia" w:cstheme="minorBidi"/>
-          <w:smallCaps/>
           <w:noProof/>
           <w:kern w:val="2"/>
           <w:sz w:val="24"/>
@@ -1257,41 +1061,23 @@
           <w14:ligatures w14:val="standardContextual"/>
         </w:rPr>
       </w:pPr>
-      <w:hyperlink w:anchor="_Toc218500189" w:history="1">
+      <w:hyperlink w:anchor="_Toc232582522" w:history="1">
         <w:r>
           <w:rPr>
             <w:rStyle w:val="Lienhypertexte"/>
             <w:noProof/>
           </w:rPr>
-          <w:t>1.7</w:t>
-        </w:r>
-        <w:r>
-          <w:rPr>
-            <w:rFonts w:eastAsiaTheme="minorEastAsia" w:cstheme="minorBidi"/>
-            <w:noProof/>
-            <w:kern w:val="2"/>
-            <w:sz w:val="24"/>
-            <w:szCs w:val="24"/>
-            <w14:ligatures w14:val="standardContextual"/>
+          <w:t>Amélioration</w:t>
+        </w:r>
+        <w:r>
+          <w:rPr>
+            <w:noProof/>
+            <w:webHidden/>
           </w:rPr>
           <w:tab/>
         </w:r>
         <w:r>
           <w:rPr>
-            <w:rStyle w:val="Lienhypertexte"/>
-            <w:noProof/>
-          </w:rPr>
-          <w:t>Validation et conditions de réussite</w:t>
-        </w:r>
-        <w:r>
-          <w:rPr>
-            <w:noProof/>
-            <w:webHidden/>
-          </w:rPr>
-          <w:tab/>
-        </w:r>
-        <w:r>
-          <w:rPr>
             <w:noProof/>
             <w:webHidden/>
           </w:rPr>
@@ -1302,7 +1088,7 @@
             <w:noProof/>
             <w:webHidden/>
           </w:rPr>
-          <w:instrText xml:space="preserve"> PAGEREF _Toc218500189 \h </w:instrText>
+          <w:instrText xml:space="preserve"> PAGEREF _Toc232582522 \h </w:instrText>
         </w:r>
         <w:r>
           <w:rPr>
@@ -1322,7 +1108,7 @@
             <w:noProof/>
             <w:webHidden/>
           </w:rPr>
-          <w:t>5</w:t>
+          <w:t>6</w:t>
         </w:r>
         <w:r>
           <w:rPr>
@@ -1337,14 +1123,10 @@
       <w:pPr>
         <w:pStyle w:val="TM1"/>
         <w:tabs>
-          <w:tab w:val="left" w:pos="400"/>
           <w:tab w:val="right" w:leader="dot" w:pos="9060"/>
         </w:tabs>
         <w:rPr>
           <w:rFonts w:eastAsiaTheme="minorEastAsia" w:cstheme="minorBidi"/>
-          <w:b/>
-          <w:bCs/>
-          <w:caps/>
           <w:noProof/>
           <w:kern w:val="2"/>
           <w:sz w:val="24"/>
@@ -1352,41 +1134,23 @@
           <w14:ligatures w14:val="standardContextual"/>
         </w:rPr>
       </w:pPr>
-      <w:hyperlink w:anchor="_Toc218500190" w:history="1">
+      <w:hyperlink w:anchor="_Toc232582523" w:history="1">
         <w:r>
           <w:rPr>
             <w:rStyle w:val="Lienhypertexte"/>
             <w:noProof/>
           </w:rPr>
-          <w:t>2</w:t>
-        </w:r>
-        <w:r>
-          <w:rPr>
-            <w:rFonts w:eastAsiaTheme="minorEastAsia" w:cstheme="minorBidi"/>
-            <w:noProof/>
-            <w:kern w:val="2"/>
-            <w:sz w:val="24"/>
-            <w:szCs w:val="24"/>
-            <w14:ligatures w14:val="standardContextual"/>
+          <w:t>Opportunités</w:t>
+        </w:r>
+        <w:r>
+          <w:rPr>
+            <w:noProof/>
+            <w:webHidden/>
           </w:rPr>
           <w:tab/>
         </w:r>
         <w:r>
           <w:rPr>
-            <w:rStyle w:val="Lienhypertexte"/>
-            <w:noProof/>
-          </w:rPr>
-          <w:t>Planification Initiale</w:t>
-        </w:r>
-        <w:r>
-          <w:rPr>
-            <w:noProof/>
-            <w:webHidden/>
-          </w:rPr>
-          <w:tab/>
-        </w:r>
-        <w:r>
-          <w:rPr>
             <w:noProof/>
             <w:webHidden/>
           </w:rPr>
@@ -1397,7 +1161,7 @@
             <w:noProof/>
             <w:webHidden/>
           </w:rPr>
-          <w:instrText xml:space="preserve"> PAGEREF _Toc218500190 \h </w:instrText>
+          <w:instrText xml:space="preserve"> PAGEREF _Toc232582523 \h </w:instrText>
         </w:r>
         <w:r>
           <w:rPr>
@@ -1417,7 +1181,7 @@
             <w:noProof/>
             <w:webHidden/>
           </w:rPr>
-          <w:t>5</w:t>
+          <w:t>7</w:t>
         </w:r>
         <w:r>
           <w:rPr>
@@ -1432,14 +1196,10 @@
       <w:pPr>
         <w:pStyle w:val="TM1"/>
         <w:tabs>
-          <w:tab w:val="left" w:pos="400"/>
           <w:tab w:val="right" w:leader="dot" w:pos="9060"/>
         </w:tabs>
         <w:rPr>
           <w:rFonts w:eastAsiaTheme="minorEastAsia" w:cstheme="minorBidi"/>
-          <w:b/>
-          <w:bCs/>
-          <w:caps/>
           <w:noProof/>
           <w:kern w:val="2"/>
           <w:sz w:val="24"/>
@@ -1447,41 +1207,23 @@
           <w14:ligatures w14:val="standardContextual"/>
         </w:rPr>
       </w:pPr>
-      <w:hyperlink w:anchor="_Toc218500191" w:history="1">
+      <w:hyperlink w:anchor="_Toc232582524" w:history="1">
         <w:r>
           <w:rPr>
             <w:rStyle w:val="Lienhypertexte"/>
             <w:noProof/>
           </w:rPr>
-          <w:t>3</w:t>
-        </w:r>
-        <w:r>
-          <w:rPr>
-            <w:rFonts w:eastAsiaTheme="minorEastAsia" w:cstheme="minorBidi"/>
-            <w:noProof/>
-            <w:kern w:val="2"/>
-            <w:sz w:val="24"/>
-            <w:szCs w:val="24"/>
-            <w14:ligatures w14:val="standardContextual"/>
+          <w:t>Conclusion</w:t>
+        </w:r>
+        <w:r>
+          <w:rPr>
+            <w:noProof/>
+            <w:webHidden/>
           </w:rPr>
           <w:tab/>
         </w:r>
         <w:r>
           <w:rPr>
-            <w:rStyle w:val="Lienhypertexte"/>
-            <w:noProof/>
-          </w:rPr>
-          <w:t>Analyse</w:t>
-        </w:r>
-        <w:r>
-          <w:rPr>
-            <w:noProof/>
-            <w:webHidden/>
-          </w:rPr>
-          <w:tab/>
-        </w:r>
-        <w:r>
-          <w:rPr>
             <w:noProof/>
             <w:webHidden/>
           </w:rPr>
@@ -1492,7 +1234,7 @@
             <w:noProof/>
             <w:webHidden/>
           </w:rPr>
-          <w:instrText xml:space="preserve"> PAGEREF _Toc218500191 \h </w:instrText>
+          <w:instrText xml:space="preserve"> PAGEREF _Toc232582524 \h </w:instrText>
         </w:r>
         <w:r>
           <w:rPr>
@@ -1527,12 +1269,10 @@
       <w:pPr>
         <w:pStyle w:val="TM2"/>
         <w:tabs>
-          <w:tab w:val="left" w:pos="800"/>
           <w:tab w:val="right" w:leader="dot" w:pos="9060"/>
         </w:tabs>
         <w:rPr>
           <w:rFonts w:eastAsiaTheme="minorEastAsia" w:cstheme="minorBidi"/>
-          <w:smallCaps/>
           <w:noProof/>
           <w:kern w:val="2"/>
           <w:sz w:val="24"/>
@@ -1540,41 +1280,23 @@
           <w14:ligatures w14:val="standardContextual"/>
         </w:rPr>
       </w:pPr>
-      <w:hyperlink w:anchor="_Toc218500192" w:history="1">
+      <w:hyperlink w:anchor="_Toc232582525" w:history="1">
         <w:r>
           <w:rPr>
             <w:rStyle w:val="Lienhypertexte"/>
             <w:noProof/>
           </w:rPr>
-          <w:t>3.1</w:t>
-        </w:r>
-        <w:r>
-          <w:rPr>
-            <w:rFonts w:eastAsiaTheme="minorEastAsia" w:cstheme="minorBidi"/>
-            <w:noProof/>
-            <w:kern w:val="2"/>
-            <w:sz w:val="24"/>
-            <w:szCs w:val="24"/>
-            <w14:ligatures w14:val="standardContextual"/>
+          <w:t>Bilan des fonctionnalités demandées</w:t>
+        </w:r>
+        <w:r>
+          <w:rPr>
+            <w:noProof/>
+            <w:webHidden/>
           </w:rPr>
           <w:tab/>
         </w:r>
         <w:r>
           <w:rPr>
-            <w:rStyle w:val="Lienhypertexte"/>
-            <w:noProof/>
-          </w:rPr>
-          <w:t>Opportunités</w:t>
-        </w:r>
-        <w:r>
-          <w:rPr>
-            <w:noProof/>
-            <w:webHidden/>
-          </w:rPr>
-          <w:tab/>
-        </w:r>
-        <w:r>
-          <w:rPr>
             <w:noProof/>
             <w:webHidden/>
           </w:rPr>
@@ -1585,7 +1307,7 @@
             <w:noProof/>
             <w:webHidden/>
           </w:rPr>
-          <w:instrText xml:space="preserve"> PAGEREF _Toc218500192 \h </w:instrText>
+          <w:instrText xml:space="preserve"> PAGEREF _Toc232582525 \h </w:instrText>
         </w:r>
         <w:r>
           <w:rPr>
@@ -1620,12 +1342,10 @@
       <w:pPr>
         <w:pStyle w:val="TM2"/>
         <w:tabs>
-          <w:tab w:val="left" w:pos="800"/>
           <w:tab w:val="right" w:leader="dot" w:pos="9060"/>
         </w:tabs>
         <w:rPr>
           <w:rFonts w:eastAsiaTheme="minorEastAsia" w:cstheme="minorBidi"/>
-          <w:smallCaps/>
           <w:noProof/>
           <w:kern w:val="2"/>
           <w:sz w:val="24"/>
@@ -1633,41 +1353,23 @@
           <w14:ligatures w14:val="standardContextual"/>
         </w:rPr>
       </w:pPr>
-      <w:hyperlink w:anchor="_Toc218500193" w:history="1">
+      <w:hyperlink w:anchor="_Toc232582526" w:history="1">
         <w:r>
           <w:rPr>
             <w:rStyle w:val="Lienhypertexte"/>
             <w:noProof/>
           </w:rPr>
-          <w:t>3.2</w:t>
-        </w:r>
-        <w:r>
-          <w:rPr>
-            <w:rFonts w:eastAsiaTheme="minorEastAsia" w:cstheme="minorBidi"/>
-            <w:noProof/>
-            <w:kern w:val="2"/>
-            <w:sz w:val="24"/>
-            <w:szCs w:val="24"/>
-            <w14:ligatures w14:val="standardContextual"/>
+          <w:t>Bilan personnel</w:t>
+        </w:r>
+        <w:r>
+          <w:rPr>
+            <w:noProof/>
+            <w:webHidden/>
           </w:rPr>
           <w:tab/>
         </w:r>
         <w:r>
           <w:rPr>
-            <w:rStyle w:val="Lienhypertexte"/>
-            <w:noProof/>
-          </w:rPr>
-          <w:t>Planification détaillée</w:t>
-        </w:r>
-        <w:r>
-          <w:rPr>
-            <w:noProof/>
-            <w:webHidden/>
-          </w:rPr>
-          <w:tab/>
-        </w:r>
-        <w:r>
-          <w:rPr>
             <w:noProof/>
             <w:webHidden/>
           </w:rPr>
@@ -1678,7 +1380,7 @@
             <w:noProof/>
             <w:webHidden/>
           </w:rPr>
-          <w:instrText xml:space="preserve"> PAGEREF _Toc218500193 \h </w:instrText>
+          <w:instrText xml:space="preserve"> PAGEREF _Toc232582526 \h </w:instrText>
         </w:r>
         <w:r>
           <w:rPr>
@@ -1713,14 +1415,10 @@
       <w:pPr>
         <w:pStyle w:val="TM1"/>
         <w:tabs>
-          <w:tab w:val="left" w:pos="400"/>
           <w:tab w:val="right" w:leader="dot" w:pos="9060"/>
         </w:tabs>
         <w:rPr>
           <w:rFonts w:eastAsiaTheme="minorEastAsia" w:cstheme="minorBidi"/>
-          <w:b/>
-          <w:bCs/>
-          <w:caps/>
           <w:noProof/>
           <w:kern w:val="2"/>
           <w:sz w:val="24"/>
@@ -1728,41 +1426,23 @@
           <w14:ligatures w14:val="standardContextual"/>
         </w:rPr>
       </w:pPr>
-      <w:hyperlink w:anchor="_Toc218500194" w:history="1">
+      <w:hyperlink w:anchor="_Toc232582527" w:history="1">
         <w:r>
           <w:rPr>
             <w:rStyle w:val="Lienhypertexte"/>
             <w:noProof/>
           </w:rPr>
-          <w:t>4</w:t>
-        </w:r>
-        <w:r>
-          <w:rPr>
-            <w:rFonts w:eastAsiaTheme="minorEastAsia" w:cstheme="minorBidi"/>
-            <w:noProof/>
-            <w:kern w:val="2"/>
-            <w:sz w:val="24"/>
-            <w:szCs w:val="24"/>
-            <w14:ligatures w14:val="standardContextual"/>
+          <w:t>Divers</w:t>
+        </w:r>
+        <w:r>
+          <w:rPr>
+            <w:noProof/>
+            <w:webHidden/>
           </w:rPr>
           <w:tab/>
         </w:r>
         <w:r>
           <w:rPr>
-            <w:rStyle w:val="Lienhypertexte"/>
-            <w:noProof/>
-          </w:rPr>
-          <w:t>Réalisation</w:t>
-        </w:r>
-        <w:r>
-          <w:rPr>
-            <w:noProof/>
-            <w:webHidden/>
-          </w:rPr>
-          <w:tab/>
-        </w:r>
-        <w:r>
-          <w:rPr>
             <w:noProof/>
             <w:webHidden/>
           </w:rPr>
@@ -1773,7 +1453,7 @@
             <w:noProof/>
             <w:webHidden/>
           </w:rPr>
-          <w:instrText xml:space="preserve"> PAGEREF _Toc218500194 \h </w:instrText>
+          <w:instrText xml:space="preserve"> PAGEREF _Toc232582527 \h </w:instrText>
         </w:r>
         <w:r>
           <w:rPr>
@@ -1793,7 +1473,7 @@
             <w:noProof/>
             <w:webHidden/>
           </w:rPr>
-          <w:t>10</w:t>
+          <w:t>7</w:t>
         </w:r>
         <w:r>
           <w:rPr>
@@ -1808,12 +1488,10 @@
       <w:pPr>
         <w:pStyle w:val="TM2"/>
         <w:tabs>
-          <w:tab w:val="left" w:pos="800"/>
           <w:tab w:val="right" w:leader="dot" w:pos="9060"/>
         </w:tabs>
         <w:rPr>
           <w:rFonts w:eastAsiaTheme="minorEastAsia" w:cstheme="minorBidi"/>
-          <w:smallCaps/>
           <w:noProof/>
           <w:kern w:val="2"/>
           <w:sz w:val="24"/>
@@ -1821,41 +1499,23 @@
           <w14:ligatures w14:val="standardContextual"/>
         </w:rPr>
       </w:pPr>
-      <w:hyperlink w:anchor="_Toc218500195" w:history="1">
+      <w:hyperlink w:anchor="_Toc232582528" w:history="1">
         <w:r>
           <w:rPr>
             <w:rStyle w:val="Lienhypertexte"/>
             <w:noProof/>
           </w:rPr>
-          <w:t>4.1</w:t>
-        </w:r>
-        <w:r>
-          <w:rPr>
-            <w:rFonts w:eastAsiaTheme="minorEastAsia" w:cstheme="minorBidi"/>
-            <w:noProof/>
-            <w:kern w:val="2"/>
-            <w:sz w:val="24"/>
-            <w:szCs w:val="24"/>
-            <w14:ligatures w14:val="standardContextual"/>
+          <w:t>Journal de travail</w:t>
+        </w:r>
+        <w:r>
+          <w:rPr>
+            <w:noProof/>
+            <w:webHidden/>
           </w:rPr>
           <w:tab/>
         </w:r>
         <w:r>
           <w:rPr>
-            <w:rStyle w:val="Lienhypertexte"/>
-            <w:noProof/>
-          </w:rPr>
-          <w:t>Dossier de Réalisation | Guide d’installation</w:t>
-        </w:r>
-        <w:r>
-          <w:rPr>
-            <w:noProof/>
-            <w:webHidden/>
-          </w:rPr>
-          <w:tab/>
-        </w:r>
-        <w:r>
-          <w:rPr>
             <w:noProof/>
             <w:webHidden/>
           </w:rPr>
@@ -1866,7 +1526,7 @@
             <w:noProof/>
             <w:webHidden/>
           </w:rPr>
-          <w:instrText xml:space="preserve"> PAGEREF _Toc218500195 \h </w:instrText>
+          <w:instrText xml:space="preserve"> PAGEREF _Toc232582528 \h </w:instrText>
         </w:r>
         <w:r>
           <w:rPr>
@@ -1886,7 +1546,7 @@
             <w:noProof/>
             <w:webHidden/>
           </w:rPr>
-          <w:t>10</w:t>
+          <w:t>7</w:t>
         </w:r>
         <w:r>
           <w:rPr>
@@ -1899,15 +1559,12 @@
     </w:p>
     <w:p>
       <w:pPr>
-        <w:pStyle w:val="TM3"/>
+        <w:pStyle w:val="TM2"/>
         <w:tabs>
-          <w:tab w:val="left" w:pos="1200"/>
           <w:tab w:val="right" w:leader="dot" w:pos="9060"/>
         </w:tabs>
         <w:rPr>
           <w:rFonts w:eastAsiaTheme="minorEastAsia" w:cstheme="minorBidi"/>
-          <w:i/>
-          <w:iCs/>
           <w:noProof/>
           <w:kern w:val="2"/>
           <w:sz w:val="24"/>
@@ -1915,41 +1572,46 @@
           <w14:ligatures w14:val="standardContextual"/>
         </w:rPr>
       </w:pPr>
-      <w:hyperlink w:anchor="_Toc218500196" w:history="1">
+      <w:hyperlink w:anchor="_Toc232582529" w:history="1">
         <w:r>
           <w:rPr>
             <w:rStyle w:val="Lienhypertexte"/>
             <w:noProof/>
           </w:rPr>
-          <w:t>4.1.1</w:t>
-        </w:r>
-        <w:r>
-          <w:rPr>
-            <w:rFonts w:eastAsiaTheme="minorEastAsia" w:cstheme="minorBidi"/>
-            <w:noProof/>
-            <w:kern w:val="2"/>
-            <w:sz w:val="24"/>
-            <w:szCs w:val="24"/>
-            <w14:ligatures w14:val="standardContextual"/>
+          <w:t>Votre jou</w:t>
+        </w:r>
+        <w:r>
+          <w:rPr>
+            <w:rStyle w:val="Lienhypertexte"/>
+            <w:noProof/>
+          </w:rPr>
+          <w:t>r</w:t>
+        </w:r>
+        <w:r>
+          <w:rPr>
+            <w:rStyle w:val="Lienhypertexte"/>
+            <w:noProof/>
+          </w:rPr>
+          <w:t xml:space="preserve">nal de travail est basé sur </w:t>
+        </w:r>
+        <w:r>
+          <w:rPr>
+            <w:rStyle w:val="Lienhypertexte"/>
+            <w:i/>
+            <w:iCs/>
+            <w:noProof/>
+          </w:rPr>
+          <w:t>« T-Psys-part3-NomPrenom-jdt.txt »</w:t>
+        </w:r>
+        <w:r>
+          <w:rPr>
+            <w:noProof/>
+            <w:webHidden/>
           </w:rPr>
           <w:tab/>
         </w:r>
         <w:r>
           <w:rPr>
-            <w:rStyle w:val="Lienhypertexte"/>
-            <w:noProof/>
-          </w:rPr>
-          <w:t>Installation de la machine virtuelle Windows et Ubuntu</w:t>
-        </w:r>
-        <w:r>
-          <w:rPr>
-            <w:noProof/>
-            <w:webHidden/>
-          </w:rPr>
-          <w:tab/>
-        </w:r>
-        <w:r>
-          <w:rPr>
             <w:noProof/>
             <w:webHidden/>
           </w:rPr>
@@ -1960,7 +1622,7 @@
             <w:noProof/>
             <w:webHidden/>
           </w:rPr>
-          <w:instrText xml:space="preserve"> PAGEREF _Toc218500196 \h </w:instrText>
+          <w:instrText xml:space="preserve"> PAGEREF _Toc232582529 \h </w:instrText>
         </w:r>
         <w:r>
           <w:rPr>
@@ -1980,7 +1642,7 @@
             <w:noProof/>
             <w:webHidden/>
           </w:rPr>
-          <w:t>11</w:t>
+          <w:t>7</w:t>
         </w:r>
         <w:r>
           <w:rPr>
@@ -1993,15 +1655,12 @@
     </w:p>
     <w:p>
       <w:pPr>
-        <w:pStyle w:val="TM3"/>
+        <w:pStyle w:val="TM1"/>
         <w:tabs>
-          <w:tab w:val="left" w:pos="1200"/>
           <w:tab w:val="right" w:leader="dot" w:pos="9060"/>
         </w:tabs>
         <w:rPr>
           <w:rFonts w:eastAsiaTheme="minorEastAsia" w:cstheme="minorBidi"/>
-          <w:i/>
-          <w:iCs/>
           <w:noProof/>
           <w:kern w:val="2"/>
           <w:sz w:val="24"/>
@@ -2009,41 +1668,23 @@
           <w14:ligatures w14:val="standardContextual"/>
         </w:rPr>
       </w:pPr>
-      <w:hyperlink w:anchor="_Toc218500197" w:history="1">
+      <w:hyperlink w:anchor="_Toc232582530" w:history="1">
         <w:r>
           <w:rPr>
             <w:rStyle w:val="Lienhypertexte"/>
             <w:noProof/>
           </w:rPr>
-          <w:t>4.1.2</w:t>
-        </w:r>
-        <w:r>
-          <w:rPr>
-            <w:rFonts w:eastAsiaTheme="minorEastAsia" w:cstheme="minorBidi"/>
-            <w:noProof/>
-            <w:kern w:val="2"/>
-            <w:sz w:val="24"/>
-            <w:szCs w:val="24"/>
-            <w14:ligatures w14:val="standardContextual"/>
+          <w:t>Annexes</w:t>
+        </w:r>
+        <w:r>
+          <w:rPr>
+            <w:noProof/>
+            <w:webHidden/>
           </w:rPr>
           <w:tab/>
         </w:r>
         <w:r>
           <w:rPr>
-            <w:rStyle w:val="Lienhypertexte"/>
-            <w:noProof/>
-          </w:rPr>
-          <w:t>Installer les VBox Guest Additions</w:t>
-        </w:r>
-        <w:r>
-          <w:rPr>
-            <w:noProof/>
-            <w:webHidden/>
-          </w:rPr>
-          <w:tab/>
-        </w:r>
-        <w:r>
-          <w:rPr>
             <w:noProof/>
             <w:webHidden/>
           </w:rPr>
@@ -2054,7 +1695,7 @@
             <w:noProof/>
             <w:webHidden/>
           </w:rPr>
-          <w:instrText xml:space="preserve"> PAGEREF _Toc218500197 \h </w:instrText>
+          <w:instrText xml:space="preserve"> PAGEREF _Toc232582530 \h </w:instrText>
         </w:r>
         <w:r>
           <w:rPr>
@@ -2074,2823 +1715,7 @@
             <w:noProof/>
             <w:webHidden/>
           </w:rPr>
-          <w:t>25</w:t>
-        </w:r>
-        <w:r>
-          <w:rPr>
-            <w:noProof/>
-            <w:webHidden/>
-          </w:rPr>
-          <w:fldChar w:fldCharType="end"/>
-        </w:r>
-      </w:hyperlink>
-    </w:p>
-    <w:p>
-      <w:pPr>
-        <w:pStyle w:val="TM3"/>
-        <w:tabs>
-          <w:tab w:val="left" w:pos="1200"/>
-          <w:tab w:val="right" w:leader="dot" w:pos="9060"/>
-        </w:tabs>
-        <w:rPr>
-          <w:rFonts w:eastAsiaTheme="minorEastAsia" w:cstheme="minorBidi"/>
-          <w:i/>
-          <w:iCs/>
-          <w:noProof/>
-          <w:kern w:val="2"/>
-          <w:sz w:val="24"/>
-          <w:szCs w:val="24"/>
-          <w14:ligatures w14:val="standardContextual"/>
-        </w:rPr>
-      </w:pPr>
-      <w:hyperlink w:anchor="_Toc218500198" w:history="1">
-        <w:r>
-          <w:rPr>
-            <w:rStyle w:val="Lienhypertexte"/>
-            <w:noProof/>
-          </w:rPr>
-          <w:t>4.1.3</w:t>
-        </w:r>
-        <w:r>
-          <w:rPr>
-            <w:rFonts w:eastAsiaTheme="minorEastAsia" w:cstheme="minorBidi"/>
-            <w:noProof/>
-            <w:kern w:val="2"/>
-            <w:sz w:val="24"/>
-            <w:szCs w:val="24"/>
-            <w14:ligatures w14:val="standardContextual"/>
-          </w:rPr>
-          <w:tab/>
-        </w:r>
-        <w:r>
-          <w:rPr>
-            <w:rStyle w:val="Lienhypertexte"/>
-            <w:noProof/>
-          </w:rPr>
-          <w:t>10GB de disque supplémentaire</w:t>
-        </w:r>
-        <w:r>
-          <w:rPr>
-            <w:noProof/>
-            <w:webHidden/>
-          </w:rPr>
-          <w:tab/>
-        </w:r>
-        <w:r>
-          <w:rPr>
-            <w:noProof/>
-            <w:webHidden/>
-          </w:rPr>
-          <w:fldChar w:fldCharType="begin"/>
-        </w:r>
-        <w:r>
-          <w:rPr>
-            <w:noProof/>
-            <w:webHidden/>
-          </w:rPr>
-          <w:instrText xml:space="preserve"> PAGEREF _Toc218500198 \h </w:instrText>
-        </w:r>
-        <w:r>
-          <w:rPr>
-            <w:noProof/>
-            <w:webHidden/>
-          </w:rPr>
-        </w:r>
-        <w:r>
-          <w:rPr>
-            <w:noProof/>
-            <w:webHidden/>
-          </w:rPr>
-          <w:fldChar w:fldCharType="separate"/>
-        </w:r>
-        <w:r>
-          <w:rPr>
-            <w:noProof/>
-            <w:webHidden/>
-          </w:rPr>
-          <w:t>29</w:t>
-        </w:r>
-        <w:r>
-          <w:rPr>
-            <w:noProof/>
-            <w:webHidden/>
-          </w:rPr>
-          <w:fldChar w:fldCharType="end"/>
-        </w:r>
-      </w:hyperlink>
-    </w:p>
-    <w:p>
-      <w:pPr>
-        <w:pStyle w:val="TM3"/>
-        <w:tabs>
-          <w:tab w:val="left" w:pos="1200"/>
-          <w:tab w:val="right" w:leader="dot" w:pos="9060"/>
-        </w:tabs>
-        <w:rPr>
-          <w:rFonts w:eastAsiaTheme="minorEastAsia" w:cstheme="minorBidi"/>
-          <w:i/>
-          <w:iCs/>
-          <w:noProof/>
-          <w:kern w:val="2"/>
-          <w:sz w:val="24"/>
-          <w:szCs w:val="24"/>
-          <w14:ligatures w14:val="standardContextual"/>
-        </w:rPr>
-      </w:pPr>
-      <w:hyperlink w:anchor="_Toc218500199" w:history="1">
-        <w:r>
-          <w:rPr>
-            <w:rStyle w:val="Lienhypertexte"/>
-            <w:noProof/>
-          </w:rPr>
-          <w:t>4.1.4</w:t>
-        </w:r>
-        <w:r>
-          <w:rPr>
-            <w:rFonts w:eastAsiaTheme="minorEastAsia" w:cstheme="minorBidi"/>
-            <w:noProof/>
-            <w:kern w:val="2"/>
-            <w:sz w:val="24"/>
-            <w:szCs w:val="24"/>
-            <w14:ligatures w14:val="standardContextual"/>
-          </w:rPr>
-          <w:tab/>
-        </w:r>
-        <w:r>
-          <w:rPr>
-            <w:rStyle w:val="Lienhypertexte"/>
-            <w:noProof/>
-          </w:rPr>
-          <w:t>10 GB - 5 GB en NTFS et 5 GB libres</w:t>
-        </w:r>
-        <w:r>
-          <w:rPr>
-            <w:noProof/>
-            <w:webHidden/>
-          </w:rPr>
-          <w:tab/>
-        </w:r>
-        <w:r>
-          <w:rPr>
-            <w:noProof/>
-            <w:webHidden/>
-          </w:rPr>
-          <w:fldChar w:fldCharType="begin"/>
-        </w:r>
-        <w:r>
-          <w:rPr>
-            <w:noProof/>
-            <w:webHidden/>
-          </w:rPr>
-          <w:instrText xml:space="preserve"> PAGEREF _Toc218500199 \h </w:instrText>
-        </w:r>
-        <w:r>
-          <w:rPr>
-            <w:noProof/>
-            <w:webHidden/>
-          </w:rPr>
-        </w:r>
-        <w:r>
-          <w:rPr>
-            <w:noProof/>
-            <w:webHidden/>
-          </w:rPr>
-          <w:fldChar w:fldCharType="separate"/>
-        </w:r>
-        <w:r>
-          <w:rPr>
-            <w:noProof/>
-            <w:webHidden/>
-          </w:rPr>
-          <w:t>32</w:t>
-        </w:r>
-        <w:r>
-          <w:rPr>
-            <w:noProof/>
-            <w:webHidden/>
-          </w:rPr>
-          <w:fldChar w:fldCharType="end"/>
-        </w:r>
-      </w:hyperlink>
-    </w:p>
-    <w:p>
-      <w:pPr>
-        <w:pStyle w:val="TM3"/>
-        <w:tabs>
-          <w:tab w:val="left" w:pos="1200"/>
-          <w:tab w:val="right" w:leader="dot" w:pos="9060"/>
-        </w:tabs>
-        <w:rPr>
-          <w:rFonts w:eastAsiaTheme="minorEastAsia" w:cstheme="minorBidi"/>
-          <w:i/>
-          <w:iCs/>
-          <w:noProof/>
-          <w:kern w:val="2"/>
-          <w:sz w:val="24"/>
-          <w:szCs w:val="24"/>
-          <w14:ligatures w14:val="standardContextual"/>
-        </w:rPr>
-      </w:pPr>
-      <w:hyperlink w:anchor="_Toc218500200" w:history="1">
-        <w:r>
-          <w:rPr>
-            <w:rStyle w:val="Lienhypertexte"/>
-            <w:noProof/>
-          </w:rPr>
-          <w:t>4.1.5</w:t>
-        </w:r>
-        <w:r>
-          <w:rPr>
-            <w:rFonts w:eastAsiaTheme="minorEastAsia" w:cstheme="minorBidi"/>
-            <w:noProof/>
-            <w:kern w:val="2"/>
-            <w:sz w:val="24"/>
-            <w:szCs w:val="24"/>
-            <w14:ligatures w14:val="standardContextual"/>
-          </w:rPr>
-          <w:tab/>
-        </w:r>
-        <w:r>
-          <w:rPr>
-            <w:rStyle w:val="Lienhypertexte"/>
-            <w:noProof/>
-          </w:rPr>
-          <w:t>Prendre note du système de fichiers utilisé sur le disque système</w:t>
-        </w:r>
-        <w:r>
-          <w:rPr>
-            <w:noProof/>
-            <w:webHidden/>
-          </w:rPr>
-          <w:tab/>
-        </w:r>
-        <w:r>
-          <w:rPr>
-            <w:noProof/>
-            <w:webHidden/>
-          </w:rPr>
-          <w:fldChar w:fldCharType="begin"/>
-        </w:r>
-        <w:r>
-          <w:rPr>
-            <w:noProof/>
-            <w:webHidden/>
-          </w:rPr>
-          <w:instrText xml:space="preserve"> PAGEREF _Toc218500200 \h </w:instrText>
-        </w:r>
-        <w:r>
-          <w:rPr>
-            <w:noProof/>
-            <w:webHidden/>
-          </w:rPr>
-        </w:r>
-        <w:r>
-          <w:rPr>
-            <w:noProof/>
-            <w:webHidden/>
-          </w:rPr>
-          <w:fldChar w:fldCharType="separate"/>
-        </w:r>
-        <w:r>
-          <w:rPr>
-            <w:noProof/>
-            <w:webHidden/>
-          </w:rPr>
-          <w:t>34</w:t>
-        </w:r>
-        <w:r>
-          <w:rPr>
-            <w:noProof/>
-            <w:webHidden/>
-          </w:rPr>
-          <w:fldChar w:fldCharType="end"/>
-        </w:r>
-      </w:hyperlink>
-    </w:p>
-    <w:p>
-      <w:pPr>
-        <w:pStyle w:val="TM3"/>
-        <w:tabs>
-          <w:tab w:val="left" w:pos="1200"/>
-          <w:tab w:val="right" w:leader="dot" w:pos="9060"/>
-        </w:tabs>
-        <w:rPr>
-          <w:rFonts w:eastAsiaTheme="minorEastAsia" w:cstheme="minorBidi"/>
-          <w:i/>
-          <w:iCs/>
-          <w:noProof/>
-          <w:kern w:val="2"/>
-          <w:sz w:val="24"/>
-          <w:szCs w:val="24"/>
-          <w14:ligatures w14:val="standardContextual"/>
-        </w:rPr>
-      </w:pPr>
-      <w:hyperlink w:anchor="_Toc218500201" w:history="1">
-        <w:r>
-          <w:rPr>
-            <w:rStyle w:val="Lienhypertexte"/>
-            <w:noProof/>
-          </w:rPr>
-          <w:t>4.1.6</w:t>
-        </w:r>
-        <w:r>
-          <w:rPr>
-            <w:rFonts w:eastAsiaTheme="minorEastAsia" w:cstheme="minorBidi"/>
-            <w:noProof/>
-            <w:kern w:val="2"/>
-            <w:sz w:val="24"/>
-            <w:szCs w:val="24"/>
-            <w14:ligatures w14:val="standardContextual"/>
-          </w:rPr>
-          <w:tab/>
-        </w:r>
-        <w:r>
-          <w:rPr>
-            <w:rStyle w:val="Lienhypertexte"/>
-            <w:noProof/>
-          </w:rPr>
-          <w:t>Vérifier si des mises à jour sont disponibles et mettez à jour le système/les paquets.</w:t>
-        </w:r>
-        <w:r>
-          <w:rPr>
-            <w:noProof/>
-            <w:webHidden/>
-          </w:rPr>
-          <w:tab/>
-        </w:r>
-        <w:r>
-          <w:rPr>
-            <w:noProof/>
-            <w:webHidden/>
-          </w:rPr>
-          <w:fldChar w:fldCharType="begin"/>
-        </w:r>
-        <w:r>
-          <w:rPr>
-            <w:noProof/>
-            <w:webHidden/>
-          </w:rPr>
-          <w:instrText xml:space="preserve"> PAGEREF _Toc218500201 \h </w:instrText>
-        </w:r>
-        <w:r>
-          <w:rPr>
-            <w:noProof/>
-            <w:webHidden/>
-          </w:rPr>
-        </w:r>
-        <w:r>
-          <w:rPr>
-            <w:noProof/>
-            <w:webHidden/>
-          </w:rPr>
-          <w:fldChar w:fldCharType="separate"/>
-        </w:r>
-        <w:r>
-          <w:rPr>
-            <w:noProof/>
-            <w:webHidden/>
-          </w:rPr>
-          <w:t>35</w:t>
-        </w:r>
-        <w:r>
-          <w:rPr>
-            <w:noProof/>
-            <w:webHidden/>
-          </w:rPr>
-          <w:fldChar w:fldCharType="end"/>
-        </w:r>
-      </w:hyperlink>
-    </w:p>
-    <w:p>
-      <w:pPr>
-        <w:pStyle w:val="TM3"/>
-        <w:tabs>
-          <w:tab w:val="left" w:pos="1200"/>
-          <w:tab w:val="right" w:leader="dot" w:pos="9060"/>
-        </w:tabs>
-        <w:rPr>
-          <w:rFonts w:eastAsiaTheme="minorEastAsia" w:cstheme="minorBidi"/>
-          <w:i/>
-          <w:iCs/>
-          <w:noProof/>
-          <w:kern w:val="2"/>
-          <w:sz w:val="24"/>
-          <w:szCs w:val="24"/>
-          <w14:ligatures w14:val="standardContextual"/>
-        </w:rPr>
-      </w:pPr>
-      <w:hyperlink w:anchor="_Toc218500202" w:history="1">
-        <w:r>
-          <w:rPr>
-            <w:rStyle w:val="Lienhypertexte"/>
-            <w:noProof/>
-          </w:rPr>
-          <w:t>4.1.7</w:t>
-        </w:r>
-        <w:r>
-          <w:rPr>
-            <w:rFonts w:eastAsiaTheme="minorEastAsia" w:cstheme="minorBidi"/>
-            <w:noProof/>
-            <w:kern w:val="2"/>
-            <w:sz w:val="24"/>
-            <w:szCs w:val="24"/>
-            <w14:ligatures w14:val="standardContextual"/>
-          </w:rPr>
-          <w:tab/>
-        </w:r>
-        <w:r>
-          <w:rPr>
-            <w:rStyle w:val="Lienhypertexte"/>
-            <w:noProof/>
-          </w:rPr>
-          <w:t>Installer LibreOffice et VSCode</w:t>
-        </w:r>
-        <w:r>
-          <w:rPr>
-            <w:noProof/>
-            <w:webHidden/>
-          </w:rPr>
-          <w:tab/>
-        </w:r>
-        <w:r>
-          <w:rPr>
-            <w:noProof/>
-            <w:webHidden/>
-          </w:rPr>
-          <w:fldChar w:fldCharType="begin"/>
-        </w:r>
-        <w:r>
-          <w:rPr>
-            <w:noProof/>
-            <w:webHidden/>
-          </w:rPr>
-          <w:instrText xml:space="preserve"> PAGEREF _Toc218500202 \h </w:instrText>
-        </w:r>
-        <w:r>
-          <w:rPr>
-            <w:noProof/>
-            <w:webHidden/>
-          </w:rPr>
-        </w:r>
-        <w:r>
-          <w:rPr>
-            <w:noProof/>
-            <w:webHidden/>
-          </w:rPr>
-          <w:fldChar w:fldCharType="separate"/>
-        </w:r>
-        <w:r>
-          <w:rPr>
-            <w:noProof/>
-            <w:webHidden/>
-          </w:rPr>
-          <w:t>37</w:t>
-        </w:r>
-        <w:r>
-          <w:rPr>
-            <w:noProof/>
-            <w:webHidden/>
-          </w:rPr>
-          <w:fldChar w:fldCharType="end"/>
-        </w:r>
-      </w:hyperlink>
-    </w:p>
-    <w:p>
-      <w:pPr>
-        <w:pStyle w:val="TM3"/>
-        <w:tabs>
-          <w:tab w:val="left" w:pos="1200"/>
-          <w:tab w:val="right" w:leader="dot" w:pos="9060"/>
-        </w:tabs>
-        <w:rPr>
-          <w:rFonts w:eastAsiaTheme="minorEastAsia" w:cstheme="minorBidi"/>
-          <w:i/>
-          <w:iCs/>
-          <w:noProof/>
-          <w:kern w:val="2"/>
-          <w:sz w:val="24"/>
-          <w:szCs w:val="24"/>
-          <w14:ligatures w14:val="standardContextual"/>
-        </w:rPr>
-      </w:pPr>
-      <w:hyperlink w:anchor="_Toc218500203" w:history="1">
-        <w:r>
-          <w:rPr>
-            <w:rStyle w:val="Lienhypertexte"/>
-            <w:noProof/>
-          </w:rPr>
-          <w:t>4.1.8</w:t>
-        </w:r>
-        <w:r>
-          <w:rPr>
-            <w:rFonts w:eastAsiaTheme="minorEastAsia" w:cstheme="minorBidi"/>
-            <w:noProof/>
-            <w:kern w:val="2"/>
-            <w:sz w:val="24"/>
-            <w:szCs w:val="24"/>
-            <w14:ligatures w14:val="standardContextual"/>
-          </w:rPr>
-          <w:tab/>
-        </w:r>
-        <w:r>
-          <w:rPr>
-            <w:rStyle w:val="Lienhypertexte"/>
-            <w:noProof/>
-          </w:rPr>
-          <w:t>Expliquer ce que sont winget, apt et snap ainsi que leurs différences, avantages et inconvénients</w:t>
-        </w:r>
-        <w:r>
-          <w:rPr>
-            <w:noProof/>
-            <w:webHidden/>
-          </w:rPr>
-          <w:tab/>
-        </w:r>
-        <w:r>
-          <w:rPr>
-            <w:noProof/>
-            <w:webHidden/>
-          </w:rPr>
-          <w:fldChar w:fldCharType="begin"/>
-        </w:r>
-        <w:r>
-          <w:rPr>
-            <w:noProof/>
-            <w:webHidden/>
-          </w:rPr>
-          <w:instrText xml:space="preserve"> PAGEREF _Toc218500203 \h </w:instrText>
-        </w:r>
-        <w:r>
-          <w:rPr>
-            <w:noProof/>
-            <w:webHidden/>
-          </w:rPr>
-        </w:r>
-        <w:r>
-          <w:rPr>
-            <w:noProof/>
-            <w:webHidden/>
-          </w:rPr>
-          <w:fldChar w:fldCharType="separate"/>
-        </w:r>
-        <w:r>
-          <w:rPr>
-            <w:noProof/>
-            <w:webHidden/>
-          </w:rPr>
-          <w:t>40</w:t>
-        </w:r>
-        <w:r>
-          <w:rPr>
-            <w:noProof/>
-            <w:webHidden/>
-          </w:rPr>
-          <w:fldChar w:fldCharType="end"/>
-        </w:r>
-      </w:hyperlink>
-    </w:p>
-    <w:p>
-      <w:pPr>
-        <w:pStyle w:val="TM3"/>
-        <w:tabs>
-          <w:tab w:val="left" w:pos="1200"/>
-          <w:tab w:val="right" w:leader="dot" w:pos="9060"/>
-        </w:tabs>
-        <w:rPr>
-          <w:rFonts w:eastAsiaTheme="minorEastAsia" w:cstheme="minorBidi"/>
-          <w:i/>
-          <w:iCs/>
-          <w:noProof/>
-          <w:kern w:val="2"/>
-          <w:sz w:val="24"/>
-          <w:szCs w:val="24"/>
-          <w14:ligatures w14:val="standardContextual"/>
-        </w:rPr>
-      </w:pPr>
-      <w:hyperlink w:anchor="_Toc218500204" w:history="1">
-        <w:r>
-          <w:rPr>
-            <w:rStyle w:val="Lienhypertexte"/>
-            <w:noProof/>
-          </w:rPr>
-          <w:t>4.1.9</w:t>
-        </w:r>
-        <w:r>
-          <w:rPr>
-            <w:rFonts w:eastAsiaTheme="minorEastAsia" w:cstheme="minorBidi"/>
-            <w:noProof/>
-            <w:kern w:val="2"/>
-            <w:sz w:val="24"/>
-            <w:szCs w:val="24"/>
-            <w14:ligatures w14:val="standardContextual"/>
-          </w:rPr>
-          <w:tab/>
-        </w:r>
-        <w:r>
-          <w:rPr>
-            <w:rStyle w:val="Lienhypertexte"/>
-            <w:noProof/>
-          </w:rPr>
-          <w:t>Afficher la liste des processus (tâches) en cours</w:t>
-        </w:r>
-        <w:r>
-          <w:rPr>
-            <w:noProof/>
-            <w:webHidden/>
-          </w:rPr>
-          <w:tab/>
-        </w:r>
-        <w:r>
-          <w:rPr>
-            <w:noProof/>
-            <w:webHidden/>
-          </w:rPr>
-          <w:fldChar w:fldCharType="begin"/>
-        </w:r>
-        <w:r>
-          <w:rPr>
-            <w:noProof/>
-            <w:webHidden/>
-          </w:rPr>
-          <w:instrText xml:space="preserve"> PAGEREF _Toc218500204 \h </w:instrText>
-        </w:r>
-        <w:r>
-          <w:rPr>
-            <w:noProof/>
-            <w:webHidden/>
-          </w:rPr>
-        </w:r>
-        <w:r>
-          <w:rPr>
-            <w:noProof/>
-            <w:webHidden/>
-          </w:rPr>
-          <w:fldChar w:fldCharType="separate"/>
-        </w:r>
-        <w:r>
-          <w:rPr>
-            <w:noProof/>
-            <w:webHidden/>
-          </w:rPr>
-          <w:t>41</w:t>
-        </w:r>
-        <w:r>
-          <w:rPr>
-            <w:noProof/>
-            <w:webHidden/>
-          </w:rPr>
-          <w:fldChar w:fldCharType="end"/>
-        </w:r>
-      </w:hyperlink>
-    </w:p>
-    <w:p>
-      <w:pPr>
-        <w:pStyle w:val="TM3"/>
-        <w:tabs>
-          <w:tab w:val="left" w:pos="1200"/>
-          <w:tab w:val="right" w:leader="dot" w:pos="9060"/>
-        </w:tabs>
-        <w:rPr>
-          <w:rFonts w:eastAsiaTheme="minorEastAsia" w:cstheme="minorBidi"/>
-          <w:i/>
-          <w:iCs/>
-          <w:noProof/>
-          <w:kern w:val="2"/>
-          <w:sz w:val="24"/>
-          <w:szCs w:val="24"/>
-          <w14:ligatures w14:val="standardContextual"/>
-        </w:rPr>
-      </w:pPr>
-      <w:hyperlink w:anchor="_Toc218500205" w:history="1">
-        <w:r>
-          <w:rPr>
-            <w:rStyle w:val="Lienhypertexte"/>
-            <w:noProof/>
-          </w:rPr>
-          <w:t>4.1.10</w:t>
-        </w:r>
-        <w:r>
-          <w:rPr>
-            <w:rFonts w:eastAsiaTheme="minorEastAsia" w:cstheme="minorBidi"/>
-            <w:noProof/>
-            <w:kern w:val="2"/>
-            <w:sz w:val="24"/>
-            <w:szCs w:val="24"/>
-            <w14:ligatures w14:val="standardContextual"/>
-          </w:rPr>
-          <w:tab/>
-        </w:r>
-        <w:r>
-          <w:rPr>
-            <w:rStyle w:val="Lienhypertexte"/>
-            <w:noProof/>
-          </w:rPr>
-          <w:t>Lancer VSCode ou LibreOffice et forcez la fermeture</w:t>
-        </w:r>
-        <w:r>
-          <w:rPr>
-            <w:noProof/>
-            <w:webHidden/>
-          </w:rPr>
-          <w:tab/>
-        </w:r>
-        <w:r>
-          <w:rPr>
-            <w:noProof/>
-            <w:webHidden/>
-          </w:rPr>
-          <w:fldChar w:fldCharType="begin"/>
-        </w:r>
-        <w:r>
-          <w:rPr>
-            <w:noProof/>
-            <w:webHidden/>
-          </w:rPr>
-          <w:instrText xml:space="preserve"> PAGEREF _Toc218500205 \h </w:instrText>
-        </w:r>
-        <w:r>
-          <w:rPr>
-            <w:noProof/>
-            <w:webHidden/>
-          </w:rPr>
-        </w:r>
-        <w:r>
-          <w:rPr>
-            <w:noProof/>
-            <w:webHidden/>
-          </w:rPr>
-          <w:fldChar w:fldCharType="separate"/>
-        </w:r>
-        <w:r>
-          <w:rPr>
-            <w:noProof/>
-            <w:webHidden/>
-          </w:rPr>
-          <w:t>42</w:t>
-        </w:r>
-        <w:r>
-          <w:rPr>
-            <w:noProof/>
-            <w:webHidden/>
-          </w:rPr>
-          <w:fldChar w:fldCharType="end"/>
-        </w:r>
-      </w:hyperlink>
-    </w:p>
-    <w:p>
-      <w:pPr>
-        <w:pStyle w:val="TM3"/>
-        <w:tabs>
-          <w:tab w:val="left" w:pos="1200"/>
-          <w:tab w:val="right" w:leader="dot" w:pos="9060"/>
-        </w:tabs>
-        <w:rPr>
-          <w:rFonts w:eastAsiaTheme="minorEastAsia" w:cstheme="minorBidi"/>
-          <w:i/>
-          <w:iCs/>
-          <w:noProof/>
-          <w:kern w:val="2"/>
-          <w:sz w:val="24"/>
-          <w:szCs w:val="24"/>
-          <w14:ligatures w14:val="standardContextual"/>
-        </w:rPr>
-      </w:pPr>
-      <w:hyperlink w:anchor="_Toc218500206" w:history="1">
-        <w:r>
-          <w:rPr>
-            <w:rStyle w:val="Lienhypertexte"/>
-            <w:noProof/>
-          </w:rPr>
-          <w:t>4.1.11</w:t>
-        </w:r>
-        <w:r>
-          <w:rPr>
-            <w:rFonts w:eastAsiaTheme="minorEastAsia" w:cstheme="minorBidi"/>
-            <w:noProof/>
-            <w:kern w:val="2"/>
-            <w:sz w:val="24"/>
-            <w:szCs w:val="24"/>
-            <w14:ligatures w14:val="standardContextual"/>
-          </w:rPr>
-          <w:tab/>
-        </w:r>
-        <w:r>
-          <w:rPr>
-            <w:rStyle w:val="Lienhypertexte"/>
-            <w:noProof/>
-          </w:rPr>
-          <w:t>Créer un utilisateur standard (non-admin)</w:t>
-        </w:r>
-        <w:r>
-          <w:rPr>
-            <w:noProof/>
-            <w:webHidden/>
-          </w:rPr>
-          <w:tab/>
-        </w:r>
-        <w:r>
-          <w:rPr>
-            <w:noProof/>
-            <w:webHidden/>
-          </w:rPr>
-          <w:fldChar w:fldCharType="begin"/>
-        </w:r>
-        <w:r>
-          <w:rPr>
-            <w:noProof/>
-            <w:webHidden/>
-          </w:rPr>
-          <w:instrText xml:space="preserve"> PAGEREF _Toc218500206 \h </w:instrText>
-        </w:r>
-        <w:r>
-          <w:rPr>
-            <w:noProof/>
-            <w:webHidden/>
-          </w:rPr>
-        </w:r>
-        <w:r>
-          <w:rPr>
-            <w:noProof/>
-            <w:webHidden/>
-          </w:rPr>
-          <w:fldChar w:fldCharType="separate"/>
-        </w:r>
-        <w:r>
-          <w:rPr>
-            <w:noProof/>
-            <w:webHidden/>
-          </w:rPr>
-          <w:t>45</w:t>
-        </w:r>
-        <w:r>
-          <w:rPr>
-            <w:noProof/>
-            <w:webHidden/>
-          </w:rPr>
-          <w:fldChar w:fldCharType="end"/>
-        </w:r>
-      </w:hyperlink>
-    </w:p>
-    <w:p>
-      <w:pPr>
-        <w:pStyle w:val="TM3"/>
-        <w:tabs>
-          <w:tab w:val="left" w:pos="1200"/>
-          <w:tab w:val="right" w:leader="dot" w:pos="9060"/>
-        </w:tabs>
-        <w:rPr>
-          <w:rFonts w:eastAsiaTheme="minorEastAsia" w:cstheme="minorBidi"/>
-          <w:i/>
-          <w:iCs/>
-          <w:noProof/>
-          <w:kern w:val="2"/>
-          <w:sz w:val="24"/>
-          <w:szCs w:val="24"/>
-          <w14:ligatures w14:val="standardContextual"/>
-        </w:rPr>
-      </w:pPr>
-      <w:hyperlink w:anchor="_Toc218500207" w:history="1">
-        <w:r>
-          <w:rPr>
-            <w:rStyle w:val="Lienhypertexte"/>
-            <w:noProof/>
-          </w:rPr>
-          <w:t>4.1.12</w:t>
-        </w:r>
-        <w:r>
-          <w:rPr>
-            <w:rFonts w:eastAsiaTheme="minorEastAsia" w:cstheme="minorBidi"/>
-            <w:noProof/>
-            <w:kern w:val="2"/>
-            <w:sz w:val="24"/>
-            <w:szCs w:val="24"/>
-            <w14:ligatures w14:val="standardContextual"/>
-          </w:rPr>
-          <w:tab/>
-        </w:r>
-        <w:r>
-          <w:rPr>
-            <w:rStyle w:val="Lienhypertexte"/>
-            <w:noProof/>
-          </w:rPr>
-          <w:t>Rédigez un script</w:t>
-        </w:r>
-        <w:r>
-          <w:rPr>
-            <w:noProof/>
-            <w:webHidden/>
-          </w:rPr>
-          <w:tab/>
-        </w:r>
-        <w:r>
-          <w:rPr>
-            <w:noProof/>
-            <w:webHidden/>
-          </w:rPr>
-          <w:fldChar w:fldCharType="begin"/>
-        </w:r>
-        <w:r>
-          <w:rPr>
-            <w:noProof/>
-            <w:webHidden/>
-          </w:rPr>
-          <w:instrText xml:space="preserve"> PAGEREF _Toc218500207 \h </w:instrText>
-        </w:r>
-        <w:r>
-          <w:rPr>
-            <w:noProof/>
-            <w:webHidden/>
-          </w:rPr>
-        </w:r>
-        <w:r>
-          <w:rPr>
-            <w:noProof/>
-            <w:webHidden/>
-          </w:rPr>
-          <w:fldChar w:fldCharType="separate"/>
-        </w:r>
-        <w:r>
-          <w:rPr>
-            <w:noProof/>
-            <w:webHidden/>
-          </w:rPr>
-          <w:t>49</w:t>
-        </w:r>
-        <w:r>
-          <w:rPr>
-            <w:noProof/>
-            <w:webHidden/>
-          </w:rPr>
-          <w:fldChar w:fldCharType="end"/>
-        </w:r>
-      </w:hyperlink>
-    </w:p>
-    <w:p>
-      <w:pPr>
-        <w:pStyle w:val="TM3"/>
-        <w:tabs>
-          <w:tab w:val="left" w:pos="1200"/>
-          <w:tab w:val="right" w:leader="dot" w:pos="9060"/>
-        </w:tabs>
-        <w:rPr>
-          <w:rFonts w:eastAsiaTheme="minorEastAsia" w:cstheme="minorBidi"/>
-          <w:i/>
-          <w:iCs/>
-          <w:noProof/>
-          <w:kern w:val="2"/>
-          <w:sz w:val="24"/>
-          <w:szCs w:val="24"/>
-          <w14:ligatures w14:val="standardContextual"/>
-        </w:rPr>
-      </w:pPr>
-      <w:hyperlink w:anchor="_Toc218500208" w:history="1">
-        <w:r>
-          <w:rPr>
-            <w:rStyle w:val="Lienhypertexte"/>
-            <w:noProof/>
-          </w:rPr>
-          <w:t>4.1.13</w:t>
-        </w:r>
-        <w:r>
-          <w:rPr>
-            <w:rFonts w:eastAsiaTheme="minorEastAsia" w:cstheme="minorBidi"/>
-            <w:noProof/>
-            <w:kern w:val="2"/>
-            <w:sz w:val="24"/>
-            <w:szCs w:val="24"/>
-            <w14:ligatures w14:val="standardContextual"/>
-          </w:rPr>
-          <w:tab/>
-        </w:r>
-        <w:r>
-          <w:rPr>
-            <w:rStyle w:val="Lienhypertexte"/>
-            <w:noProof/>
-          </w:rPr>
-          <w:t>Écrire avec les 2 utilisateurs dans test.txt</w:t>
-        </w:r>
-        <w:r>
-          <w:rPr>
-            <w:noProof/>
-            <w:webHidden/>
-          </w:rPr>
-          <w:tab/>
-        </w:r>
-        <w:r>
-          <w:rPr>
-            <w:noProof/>
-            <w:webHidden/>
-          </w:rPr>
-          <w:fldChar w:fldCharType="begin"/>
-        </w:r>
-        <w:r>
-          <w:rPr>
-            <w:noProof/>
-            <w:webHidden/>
-          </w:rPr>
-          <w:instrText xml:space="preserve"> PAGEREF _Toc218500208 \h </w:instrText>
-        </w:r>
-        <w:r>
-          <w:rPr>
-            <w:noProof/>
-            <w:webHidden/>
-          </w:rPr>
-        </w:r>
-        <w:r>
-          <w:rPr>
-            <w:noProof/>
-            <w:webHidden/>
-          </w:rPr>
-          <w:fldChar w:fldCharType="separate"/>
-        </w:r>
-        <w:r>
-          <w:rPr>
-            <w:noProof/>
-            <w:webHidden/>
-          </w:rPr>
-          <w:t>51</w:t>
-        </w:r>
-        <w:r>
-          <w:rPr>
-            <w:noProof/>
-            <w:webHidden/>
-          </w:rPr>
-          <w:fldChar w:fldCharType="end"/>
-        </w:r>
-      </w:hyperlink>
-    </w:p>
-    <w:p>
-      <w:pPr>
-        <w:pStyle w:val="TM3"/>
-        <w:tabs>
-          <w:tab w:val="left" w:pos="1200"/>
-          <w:tab w:val="right" w:leader="dot" w:pos="9060"/>
-        </w:tabs>
-        <w:rPr>
-          <w:rFonts w:eastAsiaTheme="minorEastAsia" w:cstheme="minorBidi"/>
-          <w:i/>
-          <w:iCs/>
-          <w:noProof/>
-          <w:kern w:val="2"/>
-          <w:sz w:val="24"/>
-          <w:szCs w:val="24"/>
-          <w14:ligatures w14:val="standardContextual"/>
-        </w:rPr>
-      </w:pPr>
-      <w:hyperlink w:anchor="_Toc218500209" w:history="1">
-        <w:r>
-          <w:rPr>
-            <w:rStyle w:val="Lienhypertexte"/>
-            <w:noProof/>
-          </w:rPr>
-          <w:t>4.1.14</w:t>
-        </w:r>
-        <w:r>
-          <w:rPr>
-            <w:rFonts w:eastAsiaTheme="minorEastAsia" w:cstheme="minorBidi"/>
-            <w:noProof/>
-            <w:kern w:val="2"/>
-            <w:sz w:val="24"/>
-            <w:szCs w:val="24"/>
-            <w14:ligatures w14:val="standardContextual"/>
-          </w:rPr>
-          <w:tab/>
-        </w:r>
-        <w:r>
-          <w:rPr>
-            <w:rStyle w:val="Lienhypertexte"/>
-            <w:noProof/>
-          </w:rPr>
-          <w:t>Créer un fichier test2.txt avec les 2 comptes</w:t>
-        </w:r>
-        <w:r>
-          <w:rPr>
-            <w:noProof/>
-            <w:webHidden/>
-          </w:rPr>
-          <w:tab/>
-        </w:r>
-        <w:r>
-          <w:rPr>
-            <w:noProof/>
-            <w:webHidden/>
-          </w:rPr>
-          <w:fldChar w:fldCharType="begin"/>
-        </w:r>
-        <w:r>
-          <w:rPr>
-            <w:noProof/>
-            <w:webHidden/>
-          </w:rPr>
-          <w:instrText xml:space="preserve"> PAGEREF _Toc218500209 \h </w:instrText>
-        </w:r>
-        <w:r>
-          <w:rPr>
-            <w:noProof/>
-            <w:webHidden/>
-          </w:rPr>
-        </w:r>
-        <w:r>
-          <w:rPr>
-            <w:noProof/>
-            <w:webHidden/>
-          </w:rPr>
-          <w:fldChar w:fldCharType="separate"/>
-        </w:r>
-        <w:r>
-          <w:rPr>
-            <w:noProof/>
-            <w:webHidden/>
-          </w:rPr>
-          <w:t>52</w:t>
-        </w:r>
-        <w:r>
-          <w:rPr>
-            <w:noProof/>
-            <w:webHidden/>
-          </w:rPr>
-          <w:fldChar w:fldCharType="end"/>
-        </w:r>
-      </w:hyperlink>
-    </w:p>
-    <w:p>
-      <w:pPr>
-        <w:pStyle w:val="TM3"/>
-        <w:tabs>
-          <w:tab w:val="left" w:pos="1200"/>
-          <w:tab w:val="right" w:leader="dot" w:pos="9060"/>
-        </w:tabs>
-        <w:rPr>
-          <w:rFonts w:eastAsiaTheme="minorEastAsia" w:cstheme="minorBidi"/>
-          <w:i/>
-          <w:iCs/>
-          <w:noProof/>
-          <w:kern w:val="2"/>
-          <w:sz w:val="24"/>
-          <w:szCs w:val="24"/>
-          <w14:ligatures w14:val="standardContextual"/>
-        </w:rPr>
-      </w:pPr>
-      <w:hyperlink w:anchor="_Toc218500210" w:history="1">
-        <w:r>
-          <w:rPr>
-            <w:rStyle w:val="Lienhypertexte"/>
-            <w:noProof/>
-          </w:rPr>
-          <w:t>4.1.15</w:t>
-        </w:r>
-        <w:r>
-          <w:rPr>
-            <w:rFonts w:eastAsiaTheme="minorEastAsia" w:cstheme="minorBidi"/>
-            <w:noProof/>
-            <w:kern w:val="2"/>
-            <w:sz w:val="24"/>
-            <w:szCs w:val="24"/>
-            <w14:ligatures w14:val="standardContextual"/>
-          </w:rPr>
-          <w:tab/>
-        </w:r>
-        <w:r>
-          <w:rPr>
-            <w:rStyle w:val="Lienhypertexte"/>
-            <w:noProof/>
-          </w:rPr>
-          <w:t>Modifier les permissions, créer un fichier test3.txt, écrire dessus</w:t>
-        </w:r>
-        <w:r>
-          <w:rPr>
-            <w:noProof/>
-            <w:webHidden/>
-          </w:rPr>
-          <w:tab/>
-        </w:r>
-        <w:r>
-          <w:rPr>
-            <w:noProof/>
-            <w:webHidden/>
-          </w:rPr>
-          <w:fldChar w:fldCharType="begin"/>
-        </w:r>
-        <w:r>
-          <w:rPr>
-            <w:noProof/>
-            <w:webHidden/>
-          </w:rPr>
-          <w:instrText xml:space="preserve"> PAGEREF _Toc218500210 \h </w:instrText>
-        </w:r>
-        <w:r>
-          <w:rPr>
-            <w:noProof/>
-            <w:webHidden/>
-          </w:rPr>
-        </w:r>
-        <w:r>
-          <w:rPr>
-            <w:noProof/>
-            <w:webHidden/>
-          </w:rPr>
-          <w:fldChar w:fldCharType="separate"/>
-        </w:r>
-        <w:r>
-          <w:rPr>
-            <w:noProof/>
-            <w:webHidden/>
-          </w:rPr>
-          <w:t>53</w:t>
-        </w:r>
-        <w:r>
-          <w:rPr>
-            <w:noProof/>
-            <w:webHidden/>
-          </w:rPr>
-          <w:fldChar w:fldCharType="end"/>
-        </w:r>
-      </w:hyperlink>
-    </w:p>
-    <w:p>
-      <w:pPr>
-        <w:pStyle w:val="TM3"/>
-        <w:tabs>
-          <w:tab w:val="left" w:pos="1200"/>
-          <w:tab w:val="right" w:leader="dot" w:pos="9060"/>
-        </w:tabs>
-        <w:rPr>
-          <w:rFonts w:eastAsiaTheme="minorEastAsia" w:cstheme="minorBidi"/>
-          <w:i/>
-          <w:iCs/>
-          <w:noProof/>
-          <w:kern w:val="2"/>
-          <w:sz w:val="24"/>
-          <w:szCs w:val="24"/>
-          <w14:ligatures w14:val="standardContextual"/>
-        </w:rPr>
-      </w:pPr>
-      <w:hyperlink w:anchor="_Toc218500211" w:history="1">
-        <w:r>
-          <w:rPr>
-            <w:rStyle w:val="Lienhypertexte"/>
-            <w:noProof/>
-          </w:rPr>
-          <w:t>4.1.16</w:t>
-        </w:r>
-        <w:r>
-          <w:rPr>
-            <w:rFonts w:eastAsiaTheme="minorEastAsia" w:cstheme="minorBidi"/>
-            <w:noProof/>
-            <w:kern w:val="2"/>
-            <w:sz w:val="24"/>
-            <w:szCs w:val="24"/>
-            <w14:ligatures w14:val="standardContextual"/>
-          </w:rPr>
-          <w:tab/>
-        </w:r>
-        <w:r>
-          <w:rPr>
-            <w:rStyle w:val="Lienhypertexte"/>
-            <w:noProof/>
-          </w:rPr>
-          <w:t>Observations sur la gestion des permissions Windows vs Linux</w:t>
-        </w:r>
-        <w:r>
-          <w:rPr>
-            <w:noProof/>
-            <w:webHidden/>
-          </w:rPr>
-          <w:tab/>
-        </w:r>
-        <w:r>
-          <w:rPr>
-            <w:noProof/>
-            <w:webHidden/>
-          </w:rPr>
-          <w:fldChar w:fldCharType="begin"/>
-        </w:r>
-        <w:r>
-          <w:rPr>
-            <w:noProof/>
-            <w:webHidden/>
-          </w:rPr>
-          <w:instrText xml:space="preserve"> PAGEREF _Toc218500211 \h </w:instrText>
-        </w:r>
-        <w:r>
-          <w:rPr>
-            <w:noProof/>
-            <w:webHidden/>
-          </w:rPr>
-        </w:r>
-        <w:r>
-          <w:rPr>
-            <w:noProof/>
-            <w:webHidden/>
-          </w:rPr>
-          <w:fldChar w:fldCharType="separate"/>
-        </w:r>
-        <w:r>
-          <w:rPr>
-            <w:noProof/>
-            <w:webHidden/>
-          </w:rPr>
-          <w:t>56</w:t>
-        </w:r>
-        <w:r>
-          <w:rPr>
-            <w:noProof/>
-            <w:webHidden/>
-          </w:rPr>
-          <w:fldChar w:fldCharType="end"/>
-        </w:r>
-      </w:hyperlink>
-    </w:p>
-    <w:p>
-      <w:pPr>
-        <w:pStyle w:val="TM3"/>
-        <w:tabs>
-          <w:tab w:val="left" w:pos="1200"/>
-          <w:tab w:val="right" w:leader="dot" w:pos="9060"/>
-        </w:tabs>
-        <w:rPr>
-          <w:rFonts w:eastAsiaTheme="minorEastAsia" w:cstheme="minorBidi"/>
-          <w:i/>
-          <w:iCs/>
-          <w:noProof/>
-          <w:kern w:val="2"/>
-          <w:sz w:val="24"/>
-          <w:szCs w:val="24"/>
-          <w14:ligatures w14:val="standardContextual"/>
-        </w:rPr>
-      </w:pPr>
-      <w:hyperlink w:anchor="_Toc218500212" w:history="1">
-        <w:r>
-          <w:rPr>
-            <w:rStyle w:val="Lienhypertexte"/>
-            <w:noProof/>
-          </w:rPr>
-          <w:t>4.1.17</w:t>
-        </w:r>
-        <w:r>
-          <w:rPr>
-            <w:rFonts w:eastAsiaTheme="minorEastAsia" w:cstheme="minorBidi"/>
-            <w:noProof/>
-            <w:kern w:val="2"/>
-            <w:sz w:val="24"/>
-            <w:szCs w:val="24"/>
-            <w14:ligatures w14:val="standardContextual"/>
-          </w:rPr>
-          <w:tab/>
-        </w:r>
-        <w:r>
-          <w:rPr>
-            <w:rStyle w:val="Lienhypertexte"/>
-            <w:noProof/>
-          </w:rPr>
-          <w:t>Afficher l’IP locale / la configuration réseau</w:t>
-        </w:r>
-        <w:r>
-          <w:rPr>
-            <w:noProof/>
-            <w:webHidden/>
-          </w:rPr>
-          <w:tab/>
-        </w:r>
-        <w:r>
-          <w:rPr>
-            <w:noProof/>
-            <w:webHidden/>
-          </w:rPr>
-          <w:fldChar w:fldCharType="begin"/>
-        </w:r>
-        <w:r>
-          <w:rPr>
-            <w:noProof/>
-            <w:webHidden/>
-          </w:rPr>
-          <w:instrText xml:space="preserve"> PAGEREF _Toc218500212 \h </w:instrText>
-        </w:r>
-        <w:r>
-          <w:rPr>
-            <w:noProof/>
-            <w:webHidden/>
-          </w:rPr>
-        </w:r>
-        <w:r>
-          <w:rPr>
-            <w:noProof/>
-            <w:webHidden/>
-          </w:rPr>
-          <w:fldChar w:fldCharType="separate"/>
-        </w:r>
-        <w:r>
-          <w:rPr>
-            <w:noProof/>
-            <w:webHidden/>
-          </w:rPr>
-          <w:t>56</w:t>
-        </w:r>
-        <w:r>
-          <w:rPr>
-            <w:noProof/>
-            <w:webHidden/>
-          </w:rPr>
-          <w:fldChar w:fldCharType="end"/>
-        </w:r>
-      </w:hyperlink>
-    </w:p>
-    <w:p>
-      <w:pPr>
-        <w:pStyle w:val="TM3"/>
-        <w:tabs>
-          <w:tab w:val="left" w:pos="1200"/>
-          <w:tab w:val="right" w:leader="dot" w:pos="9060"/>
-        </w:tabs>
-        <w:rPr>
-          <w:rFonts w:eastAsiaTheme="minorEastAsia" w:cstheme="minorBidi"/>
-          <w:i/>
-          <w:iCs/>
-          <w:noProof/>
-          <w:kern w:val="2"/>
-          <w:sz w:val="24"/>
-          <w:szCs w:val="24"/>
-          <w14:ligatures w14:val="standardContextual"/>
-        </w:rPr>
-      </w:pPr>
-      <w:hyperlink w:anchor="_Toc218500213" w:history="1">
-        <w:r>
-          <w:rPr>
-            <w:rStyle w:val="Lienhypertexte"/>
-            <w:noProof/>
-          </w:rPr>
-          <w:t>4.1.18</w:t>
-        </w:r>
-        <w:r>
-          <w:rPr>
-            <w:rFonts w:eastAsiaTheme="minorEastAsia" w:cstheme="minorBidi"/>
-            <w:noProof/>
-            <w:kern w:val="2"/>
-            <w:sz w:val="24"/>
-            <w:szCs w:val="24"/>
-            <w14:ligatures w14:val="standardContextual"/>
-          </w:rPr>
-          <w:tab/>
-        </w:r>
-        <w:r>
-          <w:rPr>
-            <w:rStyle w:val="Lienhypertexte"/>
-            <w:noProof/>
-          </w:rPr>
-          <w:t>Changer l’IP locale</w:t>
-        </w:r>
-        <w:r>
-          <w:rPr>
-            <w:noProof/>
-            <w:webHidden/>
-          </w:rPr>
-          <w:tab/>
-        </w:r>
-        <w:r>
-          <w:rPr>
-            <w:noProof/>
-            <w:webHidden/>
-          </w:rPr>
-          <w:fldChar w:fldCharType="begin"/>
-        </w:r>
-        <w:r>
-          <w:rPr>
-            <w:noProof/>
-            <w:webHidden/>
-          </w:rPr>
-          <w:instrText xml:space="preserve"> PAGEREF _Toc218500213 \h </w:instrText>
-        </w:r>
-        <w:r>
-          <w:rPr>
-            <w:noProof/>
-            <w:webHidden/>
-          </w:rPr>
-        </w:r>
-        <w:r>
-          <w:rPr>
-            <w:noProof/>
-            <w:webHidden/>
-          </w:rPr>
-          <w:fldChar w:fldCharType="separate"/>
-        </w:r>
-        <w:r>
-          <w:rPr>
-            <w:noProof/>
-            <w:webHidden/>
-          </w:rPr>
-          <w:t>57</w:t>
-        </w:r>
-        <w:r>
-          <w:rPr>
-            <w:noProof/>
-            <w:webHidden/>
-          </w:rPr>
-          <w:fldChar w:fldCharType="end"/>
-        </w:r>
-      </w:hyperlink>
-    </w:p>
-    <w:p>
-      <w:pPr>
-        <w:pStyle w:val="TM3"/>
-        <w:tabs>
-          <w:tab w:val="left" w:pos="1200"/>
-          <w:tab w:val="right" w:leader="dot" w:pos="9060"/>
-        </w:tabs>
-        <w:rPr>
-          <w:rFonts w:eastAsiaTheme="minorEastAsia" w:cstheme="minorBidi"/>
-          <w:i/>
-          <w:iCs/>
-          <w:noProof/>
-          <w:kern w:val="2"/>
-          <w:sz w:val="24"/>
-          <w:szCs w:val="24"/>
-          <w14:ligatures w14:val="standardContextual"/>
-        </w:rPr>
-      </w:pPr>
-      <w:hyperlink w:anchor="_Toc218500214" w:history="1">
-        <w:r>
-          <w:rPr>
-            <w:rStyle w:val="Lienhypertexte"/>
-            <w:noProof/>
-          </w:rPr>
-          <w:t>4.1.19</w:t>
-        </w:r>
-        <w:r>
-          <w:rPr>
-            <w:rFonts w:eastAsiaTheme="minorEastAsia" w:cstheme="minorBidi"/>
-            <w:noProof/>
-            <w:kern w:val="2"/>
-            <w:sz w:val="24"/>
-            <w:szCs w:val="24"/>
-            <w14:ligatures w14:val="standardContextual"/>
-          </w:rPr>
-          <w:tab/>
-        </w:r>
-        <w:r>
-          <w:rPr>
-            <w:rStyle w:val="Lienhypertexte"/>
-            <w:noProof/>
-          </w:rPr>
-          <w:t>Remettez l’IP initiale</w:t>
-        </w:r>
-        <w:r>
-          <w:rPr>
-            <w:noProof/>
-            <w:webHidden/>
-          </w:rPr>
-          <w:tab/>
-        </w:r>
-        <w:r>
-          <w:rPr>
-            <w:noProof/>
-            <w:webHidden/>
-          </w:rPr>
-          <w:fldChar w:fldCharType="begin"/>
-        </w:r>
-        <w:r>
-          <w:rPr>
-            <w:noProof/>
-            <w:webHidden/>
-          </w:rPr>
-          <w:instrText xml:space="preserve"> PAGEREF _Toc218500214 \h </w:instrText>
-        </w:r>
-        <w:r>
-          <w:rPr>
-            <w:noProof/>
-            <w:webHidden/>
-          </w:rPr>
-        </w:r>
-        <w:r>
-          <w:rPr>
-            <w:noProof/>
-            <w:webHidden/>
-          </w:rPr>
-          <w:fldChar w:fldCharType="separate"/>
-        </w:r>
-        <w:r>
-          <w:rPr>
-            <w:noProof/>
-            <w:webHidden/>
-          </w:rPr>
-          <w:t>60</w:t>
-        </w:r>
-        <w:r>
-          <w:rPr>
-            <w:noProof/>
-            <w:webHidden/>
-          </w:rPr>
-          <w:fldChar w:fldCharType="end"/>
-        </w:r>
-      </w:hyperlink>
-    </w:p>
-    <w:p>
-      <w:pPr>
-        <w:pStyle w:val="TM2"/>
-        <w:tabs>
-          <w:tab w:val="left" w:pos="800"/>
-          <w:tab w:val="right" w:leader="dot" w:pos="9060"/>
-        </w:tabs>
-        <w:rPr>
-          <w:rFonts w:eastAsiaTheme="minorEastAsia" w:cstheme="minorBidi"/>
-          <w:smallCaps/>
-          <w:noProof/>
-          <w:kern w:val="2"/>
-          <w:sz w:val="24"/>
-          <w:szCs w:val="24"/>
-          <w14:ligatures w14:val="standardContextual"/>
-        </w:rPr>
-      </w:pPr>
-      <w:hyperlink w:anchor="_Toc218500215" w:history="1">
-        <w:r>
-          <w:rPr>
-            <w:rStyle w:val="Lienhypertexte"/>
-            <w:noProof/>
-          </w:rPr>
-          <w:t>4.2</w:t>
-        </w:r>
-        <w:r>
-          <w:rPr>
-            <w:rFonts w:eastAsiaTheme="minorEastAsia" w:cstheme="minorBidi"/>
-            <w:noProof/>
-            <w:kern w:val="2"/>
-            <w:sz w:val="24"/>
-            <w:szCs w:val="24"/>
-            <w14:ligatures w14:val="standardContextual"/>
-          </w:rPr>
-          <w:tab/>
-        </w:r>
-        <w:r>
-          <w:rPr>
-            <w:rStyle w:val="Lienhypertexte"/>
-            <w:noProof/>
-          </w:rPr>
-          <w:t>Si le temps permet</w:t>
-        </w:r>
-        <w:r>
-          <w:rPr>
-            <w:noProof/>
-            <w:webHidden/>
-          </w:rPr>
-          <w:tab/>
-        </w:r>
-        <w:r>
-          <w:rPr>
-            <w:noProof/>
-            <w:webHidden/>
-          </w:rPr>
-          <w:fldChar w:fldCharType="begin"/>
-        </w:r>
-        <w:r>
-          <w:rPr>
-            <w:noProof/>
-            <w:webHidden/>
-          </w:rPr>
-          <w:instrText xml:space="preserve"> PAGEREF _Toc218500215 \h </w:instrText>
-        </w:r>
-        <w:r>
-          <w:rPr>
-            <w:noProof/>
-            <w:webHidden/>
-          </w:rPr>
-        </w:r>
-        <w:r>
-          <w:rPr>
-            <w:noProof/>
-            <w:webHidden/>
-          </w:rPr>
-          <w:fldChar w:fldCharType="separate"/>
-        </w:r>
-        <w:r>
-          <w:rPr>
-            <w:noProof/>
-            <w:webHidden/>
-          </w:rPr>
-          <w:t>61</w:t>
-        </w:r>
-        <w:r>
-          <w:rPr>
-            <w:noProof/>
-            <w:webHidden/>
-          </w:rPr>
-          <w:fldChar w:fldCharType="end"/>
-        </w:r>
-      </w:hyperlink>
-    </w:p>
-    <w:p>
-      <w:pPr>
-        <w:pStyle w:val="TM3"/>
-        <w:tabs>
-          <w:tab w:val="left" w:pos="1200"/>
-          <w:tab w:val="right" w:leader="dot" w:pos="9060"/>
-        </w:tabs>
-        <w:rPr>
-          <w:rFonts w:eastAsiaTheme="minorEastAsia" w:cstheme="minorBidi"/>
-          <w:i/>
-          <w:iCs/>
-          <w:noProof/>
-          <w:kern w:val="2"/>
-          <w:sz w:val="24"/>
-          <w:szCs w:val="24"/>
-          <w14:ligatures w14:val="standardContextual"/>
-        </w:rPr>
-      </w:pPr>
-      <w:hyperlink w:anchor="_Toc218500216" w:history="1">
-        <w:r>
-          <w:rPr>
-            <w:rStyle w:val="Lienhypertexte"/>
-            <w:noProof/>
-          </w:rPr>
-          <w:t>4.2.1</w:t>
-        </w:r>
-        <w:r>
-          <w:rPr>
-            <w:rFonts w:eastAsiaTheme="minorEastAsia" w:cstheme="minorBidi"/>
-            <w:noProof/>
-            <w:kern w:val="2"/>
-            <w:sz w:val="24"/>
-            <w:szCs w:val="24"/>
-            <w14:ligatures w14:val="standardContextual"/>
-          </w:rPr>
-          <w:tab/>
-        </w:r>
-        <w:r>
-          <w:rPr>
-            <w:rStyle w:val="Lienhypertexte"/>
-            <w:noProof/>
-          </w:rPr>
-          <w:t>Monter la partition NTFS de 5GB</w:t>
-        </w:r>
-        <w:r>
-          <w:rPr>
-            <w:noProof/>
-            <w:webHidden/>
-          </w:rPr>
-          <w:tab/>
-        </w:r>
-        <w:r>
-          <w:rPr>
-            <w:noProof/>
-            <w:webHidden/>
-          </w:rPr>
-          <w:fldChar w:fldCharType="begin"/>
-        </w:r>
-        <w:r>
-          <w:rPr>
-            <w:noProof/>
-            <w:webHidden/>
-          </w:rPr>
-          <w:instrText xml:space="preserve"> PAGEREF _Toc218500216 \h </w:instrText>
-        </w:r>
-        <w:r>
-          <w:rPr>
-            <w:noProof/>
-            <w:webHidden/>
-          </w:rPr>
-        </w:r>
-        <w:r>
-          <w:rPr>
-            <w:noProof/>
-            <w:webHidden/>
-          </w:rPr>
-          <w:fldChar w:fldCharType="separate"/>
-        </w:r>
-        <w:r>
-          <w:rPr>
-            <w:noProof/>
-            <w:webHidden/>
-          </w:rPr>
-          <w:t>61</w:t>
-        </w:r>
-        <w:r>
-          <w:rPr>
-            <w:noProof/>
-            <w:webHidden/>
-          </w:rPr>
-          <w:fldChar w:fldCharType="end"/>
-        </w:r>
-      </w:hyperlink>
-    </w:p>
-    <w:p>
-      <w:pPr>
-        <w:pStyle w:val="TM3"/>
-        <w:tabs>
-          <w:tab w:val="left" w:pos="1200"/>
-          <w:tab w:val="right" w:leader="dot" w:pos="9060"/>
-        </w:tabs>
-        <w:rPr>
-          <w:rFonts w:eastAsiaTheme="minorEastAsia" w:cstheme="minorBidi"/>
-          <w:i/>
-          <w:iCs/>
-          <w:noProof/>
-          <w:kern w:val="2"/>
-          <w:sz w:val="24"/>
-          <w:szCs w:val="24"/>
-          <w14:ligatures w14:val="standardContextual"/>
-        </w:rPr>
-      </w:pPr>
-      <w:hyperlink w:anchor="_Toc218500217" w:history="1">
-        <w:r>
-          <w:rPr>
-            <w:rStyle w:val="Lienhypertexte"/>
-            <w:noProof/>
-          </w:rPr>
-          <w:t>4.2.2</w:t>
-        </w:r>
-        <w:r>
-          <w:rPr>
-            <w:rFonts w:eastAsiaTheme="minorEastAsia" w:cstheme="minorBidi"/>
-            <w:noProof/>
-            <w:kern w:val="2"/>
-            <w:sz w:val="24"/>
-            <w:szCs w:val="24"/>
-            <w14:ligatures w14:val="standardContextual"/>
-          </w:rPr>
-          <w:tab/>
-        </w:r>
-        <w:r>
-          <w:rPr>
-            <w:rStyle w:val="Lienhypertexte"/>
-            <w:noProof/>
-          </w:rPr>
-          <w:t>Créer des fichiers</w:t>
-        </w:r>
-        <w:r>
-          <w:rPr>
-            <w:noProof/>
-            <w:webHidden/>
-          </w:rPr>
-          <w:tab/>
-        </w:r>
-        <w:r>
-          <w:rPr>
-            <w:noProof/>
-            <w:webHidden/>
-          </w:rPr>
-          <w:fldChar w:fldCharType="begin"/>
-        </w:r>
-        <w:r>
-          <w:rPr>
-            <w:noProof/>
-            <w:webHidden/>
-          </w:rPr>
-          <w:instrText xml:space="preserve"> PAGEREF _Toc218500217 \h </w:instrText>
-        </w:r>
-        <w:r>
-          <w:rPr>
-            <w:noProof/>
-            <w:webHidden/>
-          </w:rPr>
-        </w:r>
-        <w:r>
-          <w:rPr>
-            <w:noProof/>
-            <w:webHidden/>
-          </w:rPr>
-          <w:fldChar w:fldCharType="separate"/>
-        </w:r>
-        <w:r>
-          <w:rPr>
-            <w:noProof/>
-            <w:webHidden/>
-          </w:rPr>
-          <w:t>63</w:t>
-        </w:r>
-        <w:r>
-          <w:rPr>
-            <w:noProof/>
-            <w:webHidden/>
-          </w:rPr>
-          <w:fldChar w:fldCharType="end"/>
-        </w:r>
-      </w:hyperlink>
-    </w:p>
-    <w:p>
-      <w:pPr>
-        <w:pStyle w:val="TM3"/>
-        <w:tabs>
-          <w:tab w:val="left" w:pos="1200"/>
-          <w:tab w:val="right" w:leader="dot" w:pos="9060"/>
-        </w:tabs>
-        <w:rPr>
-          <w:rFonts w:eastAsiaTheme="minorEastAsia" w:cstheme="minorBidi"/>
-          <w:i/>
-          <w:iCs/>
-          <w:noProof/>
-          <w:kern w:val="2"/>
-          <w:sz w:val="24"/>
-          <w:szCs w:val="24"/>
-          <w14:ligatures w14:val="standardContextual"/>
-        </w:rPr>
-      </w:pPr>
-      <w:hyperlink w:anchor="_Toc218500218" w:history="1">
-        <w:r>
-          <w:rPr>
-            <w:rStyle w:val="Lienhypertexte"/>
-            <w:noProof/>
-          </w:rPr>
-          <w:t>4.2.3</w:t>
-        </w:r>
-        <w:r>
-          <w:rPr>
-            <w:rFonts w:eastAsiaTheme="minorEastAsia" w:cstheme="minorBidi"/>
-            <w:noProof/>
-            <w:kern w:val="2"/>
-            <w:sz w:val="24"/>
-            <w:szCs w:val="24"/>
-            <w14:ligatures w14:val="standardContextual"/>
-          </w:rPr>
-          <w:tab/>
-        </w:r>
-        <w:r>
-          <w:rPr>
-            <w:rStyle w:val="Lienhypertexte"/>
-            <w:noProof/>
-          </w:rPr>
-          <w:t>Modifier les permissions</w:t>
-        </w:r>
-        <w:r>
-          <w:rPr>
-            <w:noProof/>
-            <w:webHidden/>
-          </w:rPr>
-          <w:tab/>
-        </w:r>
-        <w:r>
-          <w:rPr>
-            <w:noProof/>
-            <w:webHidden/>
-          </w:rPr>
-          <w:fldChar w:fldCharType="begin"/>
-        </w:r>
-        <w:r>
-          <w:rPr>
-            <w:noProof/>
-            <w:webHidden/>
-          </w:rPr>
-          <w:instrText xml:space="preserve"> PAGEREF _Toc218500218 \h </w:instrText>
-        </w:r>
-        <w:r>
-          <w:rPr>
-            <w:noProof/>
-            <w:webHidden/>
-          </w:rPr>
-        </w:r>
-        <w:r>
-          <w:rPr>
-            <w:noProof/>
-            <w:webHidden/>
-          </w:rPr>
-          <w:fldChar w:fldCharType="separate"/>
-        </w:r>
-        <w:r>
-          <w:rPr>
-            <w:noProof/>
-            <w:webHidden/>
-          </w:rPr>
-          <w:t>67</w:t>
-        </w:r>
-        <w:r>
-          <w:rPr>
-            <w:noProof/>
-            <w:webHidden/>
-          </w:rPr>
-          <w:fldChar w:fldCharType="end"/>
-        </w:r>
-      </w:hyperlink>
-    </w:p>
-    <w:p>
-      <w:pPr>
-        <w:pStyle w:val="TM2"/>
-        <w:tabs>
-          <w:tab w:val="left" w:pos="800"/>
-          <w:tab w:val="right" w:leader="dot" w:pos="9060"/>
-        </w:tabs>
-        <w:rPr>
-          <w:rFonts w:eastAsiaTheme="minorEastAsia" w:cstheme="minorBidi"/>
-          <w:smallCaps/>
-          <w:noProof/>
-          <w:kern w:val="2"/>
-          <w:sz w:val="24"/>
-          <w:szCs w:val="24"/>
-          <w14:ligatures w14:val="standardContextual"/>
-        </w:rPr>
-      </w:pPr>
-      <w:hyperlink w:anchor="_Toc218500219" w:history="1">
-        <w:r>
-          <w:rPr>
-            <w:rStyle w:val="Lienhypertexte"/>
-            <w:noProof/>
-          </w:rPr>
-          <w:t>4.3</w:t>
-        </w:r>
-        <w:r>
-          <w:rPr>
-            <w:rFonts w:eastAsiaTheme="minorEastAsia" w:cstheme="minorBidi"/>
-            <w:noProof/>
-            <w:kern w:val="2"/>
-            <w:sz w:val="24"/>
-            <w:szCs w:val="24"/>
-            <w14:ligatures w14:val="standardContextual"/>
-          </w:rPr>
-          <w:tab/>
-        </w:r>
-        <w:r>
-          <w:rPr>
-            <w:rStyle w:val="Lienhypertexte"/>
-            <w:noProof/>
-          </w:rPr>
-          <w:t>Modifications</w:t>
-        </w:r>
-        <w:r>
-          <w:rPr>
-            <w:noProof/>
-            <w:webHidden/>
-          </w:rPr>
-          <w:tab/>
-        </w:r>
-        <w:r>
-          <w:rPr>
-            <w:noProof/>
-            <w:webHidden/>
-          </w:rPr>
-          <w:fldChar w:fldCharType="begin"/>
-        </w:r>
-        <w:r>
-          <w:rPr>
-            <w:noProof/>
-            <w:webHidden/>
-          </w:rPr>
-          <w:instrText xml:space="preserve"> PAGEREF _Toc218500219 \h </w:instrText>
-        </w:r>
-        <w:r>
-          <w:rPr>
-            <w:noProof/>
-            <w:webHidden/>
-          </w:rPr>
-        </w:r>
-        <w:r>
-          <w:rPr>
-            <w:noProof/>
-            <w:webHidden/>
-          </w:rPr>
-          <w:fldChar w:fldCharType="separate"/>
-        </w:r>
-        <w:r>
-          <w:rPr>
-            <w:noProof/>
-            <w:webHidden/>
-          </w:rPr>
-          <w:t>71</w:t>
-        </w:r>
-        <w:r>
-          <w:rPr>
-            <w:noProof/>
-            <w:webHidden/>
-          </w:rPr>
-          <w:fldChar w:fldCharType="end"/>
-        </w:r>
-      </w:hyperlink>
-    </w:p>
-    <w:p>
-      <w:pPr>
-        <w:pStyle w:val="TM1"/>
-        <w:tabs>
-          <w:tab w:val="left" w:pos="400"/>
-          <w:tab w:val="right" w:leader="dot" w:pos="9060"/>
-        </w:tabs>
-        <w:rPr>
-          <w:rFonts w:eastAsiaTheme="minorEastAsia" w:cstheme="minorBidi"/>
-          <w:b/>
-          <w:bCs/>
-          <w:caps/>
-          <w:noProof/>
-          <w:kern w:val="2"/>
-          <w:sz w:val="24"/>
-          <w:szCs w:val="24"/>
-          <w14:ligatures w14:val="standardContextual"/>
-        </w:rPr>
-      </w:pPr>
-      <w:hyperlink w:anchor="_Toc218500220" w:history="1">
-        <w:r>
-          <w:rPr>
-            <w:rStyle w:val="Lienhypertexte"/>
-            <w:noProof/>
-          </w:rPr>
-          <w:t>5</w:t>
-        </w:r>
-        <w:r>
-          <w:rPr>
-            <w:rFonts w:eastAsiaTheme="minorEastAsia" w:cstheme="minorBidi"/>
-            <w:noProof/>
-            <w:kern w:val="2"/>
-            <w:sz w:val="24"/>
-            <w:szCs w:val="24"/>
-            <w14:ligatures w14:val="standardContextual"/>
-          </w:rPr>
-          <w:tab/>
-        </w:r>
-        <w:r>
-          <w:rPr>
-            <w:rStyle w:val="Lienhypertexte"/>
-            <w:noProof/>
-          </w:rPr>
-          <w:t>Conclusion</w:t>
-        </w:r>
-        <w:r>
-          <w:rPr>
-            <w:noProof/>
-            <w:webHidden/>
-          </w:rPr>
-          <w:tab/>
-        </w:r>
-        <w:r>
-          <w:rPr>
-            <w:noProof/>
-            <w:webHidden/>
-          </w:rPr>
-          <w:fldChar w:fldCharType="begin"/>
-        </w:r>
-        <w:r>
-          <w:rPr>
-            <w:noProof/>
-            <w:webHidden/>
-          </w:rPr>
-          <w:instrText xml:space="preserve"> PAGEREF _Toc218500220 \h </w:instrText>
-        </w:r>
-        <w:r>
-          <w:rPr>
-            <w:noProof/>
-            <w:webHidden/>
-          </w:rPr>
-        </w:r>
-        <w:r>
-          <w:rPr>
-            <w:noProof/>
-            <w:webHidden/>
-          </w:rPr>
-          <w:fldChar w:fldCharType="separate"/>
-        </w:r>
-        <w:r>
-          <w:rPr>
-            <w:noProof/>
-            <w:webHidden/>
-          </w:rPr>
-          <w:t>71</w:t>
-        </w:r>
-        <w:r>
-          <w:rPr>
-            <w:noProof/>
-            <w:webHidden/>
-          </w:rPr>
-          <w:fldChar w:fldCharType="end"/>
-        </w:r>
-      </w:hyperlink>
-    </w:p>
-    <w:p>
-      <w:pPr>
-        <w:pStyle w:val="TM2"/>
-        <w:tabs>
-          <w:tab w:val="left" w:pos="800"/>
-          <w:tab w:val="right" w:leader="dot" w:pos="9060"/>
-        </w:tabs>
-        <w:rPr>
-          <w:rFonts w:eastAsiaTheme="minorEastAsia" w:cstheme="minorBidi"/>
-          <w:smallCaps/>
-          <w:noProof/>
-          <w:kern w:val="2"/>
-          <w:sz w:val="24"/>
-          <w:szCs w:val="24"/>
-          <w14:ligatures w14:val="standardContextual"/>
-        </w:rPr>
-      </w:pPr>
-      <w:hyperlink w:anchor="_Toc218500221" w:history="1">
-        <w:r>
-          <w:rPr>
-            <w:rStyle w:val="Lienhypertexte"/>
-            <w:noProof/>
-          </w:rPr>
-          <w:t>5.1</w:t>
-        </w:r>
-        <w:r>
-          <w:rPr>
-            <w:rFonts w:eastAsiaTheme="minorEastAsia" w:cstheme="minorBidi"/>
-            <w:noProof/>
-            <w:kern w:val="2"/>
-            <w:sz w:val="24"/>
-            <w:szCs w:val="24"/>
-            <w14:ligatures w14:val="standardContextual"/>
-          </w:rPr>
-          <w:tab/>
-        </w:r>
-        <w:r>
-          <w:rPr>
-            <w:rStyle w:val="Lienhypertexte"/>
-            <w:noProof/>
-          </w:rPr>
-          <w:t>Bilan des fonctionnalités demandées</w:t>
-        </w:r>
-        <w:r>
-          <w:rPr>
-            <w:noProof/>
-            <w:webHidden/>
-          </w:rPr>
-          <w:tab/>
-        </w:r>
-        <w:r>
-          <w:rPr>
-            <w:noProof/>
-            <w:webHidden/>
-          </w:rPr>
-          <w:fldChar w:fldCharType="begin"/>
-        </w:r>
-        <w:r>
-          <w:rPr>
-            <w:noProof/>
-            <w:webHidden/>
-          </w:rPr>
-          <w:instrText xml:space="preserve"> PAGEREF _Toc218500221 \h </w:instrText>
-        </w:r>
-        <w:r>
-          <w:rPr>
-            <w:noProof/>
-            <w:webHidden/>
-          </w:rPr>
-        </w:r>
-        <w:r>
-          <w:rPr>
-            <w:noProof/>
-            <w:webHidden/>
-          </w:rPr>
-          <w:fldChar w:fldCharType="separate"/>
-        </w:r>
-        <w:r>
-          <w:rPr>
-            <w:noProof/>
-            <w:webHidden/>
-          </w:rPr>
-          <w:t>71</w:t>
-        </w:r>
-        <w:r>
-          <w:rPr>
-            <w:noProof/>
-            <w:webHidden/>
-          </w:rPr>
-          <w:fldChar w:fldCharType="end"/>
-        </w:r>
-      </w:hyperlink>
-    </w:p>
-    <w:p>
-      <w:pPr>
-        <w:pStyle w:val="TM2"/>
-        <w:tabs>
-          <w:tab w:val="left" w:pos="800"/>
-          <w:tab w:val="right" w:leader="dot" w:pos="9060"/>
-        </w:tabs>
-        <w:rPr>
-          <w:rFonts w:eastAsiaTheme="minorEastAsia" w:cstheme="minorBidi"/>
-          <w:smallCaps/>
-          <w:noProof/>
-          <w:kern w:val="2"/>
-          <w:sz w:val="24"/>
-          <w:szCs w:val="24"/>
-          <w14:ligatures w14:val="standardContextual"/>
-        </w:rPr>
-      </w:pPr>
-      <w:hyperlink w:anchor="_Toc218500222" w:history="1">
-        <w:r>
-          <w:rPr>
-            <w:rStyle w:val="Lienhypertexte"/>
-            <w:noProof/>
-          </w:rPr>
-          <w:t>5.2</w:t>
-        </w:r>
-        <w:r>
-          <w:rPr>
-            <w:rFonts w:eastAsiaTheme="minorEastAsia" w:cstheme="minorBidi"/>
-            <w:noProof/>
-            <w:kern w:val="2"/>
-            <w:sz w:val="24"/>
-            <w:szCs w:val="24"/>
-            <w14:ligatures w14:val="standardContextual"/>
-          </w:rPr>
-          <w:tab/>
-        </w:r>
-        <w:r>
-          <w:rPr>
-            <w:rStyle w:val="Lienhypertexte"/>
-            <w:noProof/>
-          </w:rPr>
-          <w:t>Bilan personnel</w:t>
-        </w:r>
-        <w:r>
-          <w:rPr>
-            <w:noProof/>
-            <w:webHidden/>
-          </w:rPr>
-          <w:tab/>
-        </w:r>
-        <w:r>
-          <w:rPr>
-            <w:noProof/>
-            <w:webHidden/>
-          </w:rPr>
-          <w:fldChar w:fldCharType="begin"/>
-        </w:r>
-        <w:r>
-          <w:rPr>
-            <w:noProof/>
-            <w:webHidden/>
-          </w:rPr>
-          <w:instrText xml:space="preserve"> PAGEREF _Toc218500222 \h </w:instrText>
-        </w:r>
-        <w:r>
-          <w:rPr>
-            <w:noProof/>
-            <w:webHidden/>
-          </w:rPr>
-        </w:r>
-        <w:r>
-          <w:rPr>
-            <w:noProof/>
-            <w:webHidden/>
-          </w:rPr>
-          <w:fldChar w:fldCharType="separate"/>
-        </w:r>
-        <w:r>
-          <w:rPr>
-            <w:noProof/>
-            <w:webHidden/>
-          </w:rPr>
-          <w:t>71</w:t>
-        </w:r>
-        <w:r>
-          <w:rPr>
-            <w:noProof/>
-            <w:webHidden/>
-          </w:rPr>
-          <w:fldChar w:fldCharType="end"/>
-        </w:r>
-      </w:hyperlink>
-    </w:p>
-    <w:p>
-      <w:pPr>
-        <w:pStyle w:val="TM1"/>
-        <w:tabs>
-          <w:tab w:val="left" w:pos="400"/>
-          <w:tab w:val="right" w:leader="dot" w:pos="9060"/>
-        </w:tabs>
-        <w:rPr>
-          <w:rFonts w:eastAsiaTheme="minorEastAsia" w:cstheme="minorBidi"/>
-          <w:b/>
-          <w:bCs/>
-          <w:caps/>
-          <w:noProof/>
-          <w:kern w:val="2"/>
-          <w:sz w:val="24"/>
-          <w:szCs w:val="24"/>
-          <w14:ligatures w14:val="standardContextual"/>
-        </w:rPr>
-      </w:pPr>
-      <w:hyperlink w:anchor="_Toc218500223" w:history="1">
-        <w:r>
-          <w:rPr>
-            <w:rStyle w:val="Lienhypertexte"/>
-            <w:noProof/>
-          </w:rPr>
-          <w:t>6</w:t>
-        </w:r>
-        <w:r>
-          <w:rPr>
-            <w:rFonts w:eastAsiaTheme="minorEastAsia" w:cstheme="minorBidi"/>
-            <w:noProof/>
-            <w:kern w:val="2"/>
-            <w:sz w:val="24"/>
-            <w:szCs w:val="24"/>
-            <w14:ligatures w14:val="standardContextual"/>
-          </w:rPr>
-          <w:tab/>
-        </w:r>
-        <w:r>
-          <w:rPr>
-            <w:rStyle w:val="Lienhypertexte"/>
-            <w:noProof/>
-          </w:rPr>
-          <w:t>Divers</w:t>
-        </w:r>
-        <w:r>
-          <w:rPr>
-            <w:noProof/>
-            <w:webHidden/>
-          </w:rPr>
-          <w:tab/>
-        </w:r>
-        <w:r>
-          <w:rPr>
-            <w:noProof/>
-            <w:webHidden/>
-          </w:rPr>
-          <w:fldChar w:fldCharType="begin"/>
-        </w:r>
-        <w:r>
-          <w:rPr>
-            <w:noProof/>
-            <w:webHidden/>
-          </w:rPr>
-          <w:instrText xml:space="preserve"> PAGEREF _Toc218500223 \h </w:instrText>
-        </w:r>
-        <w:r>
-          <w:rPr>
-            <w:noProof/>
-            <w:webHidden/>
-          </w:rPr>
-        </w:r>
-        <w:r>
-          <w:rPr>
-            <w:noProof/>
-            <w:webHidden/>
-          </w:rPr>
-          <w:fldChar w:fldCharType="separate"/>
-        </w:r>
-        <w:r>
-          <w:rPr>
-            <w:noProof/>
-            <w:webHidden/>
-          </w:rPr>
-          <w:t>71</w:t>
-        </w:r>
-        <w:r>
-          <w:rPr>
-            <w:noProof/>
-            <w:webHidden/>
-          </w:rPr>
-          <w:fldChar w:fldCharType="end"/>
-        </w:r>
-      </w:hyperlink>
-    </w:p>
-    <w:p>
-      <w:pPr>
-        <w:pStyle w:val="TM2"/>
-        <w:tabs>
-          <w:tab w:val="left" w:pos="800"/>
-          <w:tab w:val="right" w:leader="dot" w:pos="9060"/>
-        </w:tabs>
-        <w:rPr>
-          <w:rFonts w:eastAsiaTheme="minorEastAsia" w:cstheme="minorBidi"/>
-          <w:smallCaps/>
-          <w:noProof/>
-          <w:kern w:val="2"/>
-          <w:sz w:val="24"/>
-          <w:szCs w:val="24"/>
-          <w14:ligatures w14:val="standardContextual"/>
-        </w:rPr>
-      </w:pPr>
-      <w:hyperlink w:anchor="_Toc218500224" w:history="1">
-        <w:r>
-          <w:rPr>
-            <w:rStyle w:val="Lienhypertexte"/>
-            <w:noProof/>
-          </w:rPr>
-          <w:t>6.1</w:t>
-        </w:r>
-        <w:r>
-          <w:rPr>
-            <w:rFonts w:eastAsiaTheme="minorEastAsia" w:cstheme="minorBidi"/>
-            <w:noProof/>
-            <w:kern w:val="2"/>
-            <w:sz w:val="24"/>
-            <w:szCs w:val="24"/>
-            <w14:ligatures w14:val="standardContextual"/>
-          </w:rPr>
-          <w:tab/>
-        </w:r>
-        <w:r>
-          <w:rPr>
-            <w:rStyle w:val="Lienhypertexte"/>
-            <w:noProof/>
-          </w:rPr>
-          <w:t>Journal de travail</w:t>
-        </w:r>
-        <w:r>
-          <w:rPr>
-            <w:noProof/>
-            <w:webHidden/>
-          </w:rPr>
-          <w:tab/>
-        </w:r>
-        <w:r>
-          <w:rPr>
-            <w:noProof/>
-            <w:webHidden/>
-          </w:rPr>
-          <w:fldChar w:fldCharType="begin"/>
-        </w:r>
-        <w:r>
-          <w:rPr>
-            <w:noProof/>
-            <w:webHidden/>
-          </w:rPr>
-          <w:instrText xml:space="preserve"> PAGEREF _Toc218500224 \h </w:instrText>
-        </w:r>
-        <w:r>
-          <w:rPr>
-            <w:noProof/>
-            <w:webHidden/>
-          </w:rPr>
-        </w:r>
-        <w:r>
-          <w:rPr>
-            <w:noProof/>
-            <w:webHidden/>
-          </w:rPr>
-          <w:fldChar w:fldCharType="separate"/>
-        </w:r>
-        <w:r>
-          <w:rPr>
-            <w:noProof/>
-            <w:webHidden/>
-          </w:rPr>
-          <w:t>71</w:t>
-        </w:r>
-        <w:r>
-          <w:rPr>
-            <w:noProof/>
-            <w:webHidden/>
-          </w:rPr>
-          <w:fldChar w:fldCharType="end"/>
-        </w:r>
-      </w:hyperlink>
-    </w:p>
-    <w:p>
-      <w:pPr>
-        <w:pStyle w:val="TM2"/>
-        <w:tabs>
-          <w:tab w:val="left" w:pos="800"/>
-          <w:tab w:val="right" w:leader="dot" w:pos="9060"/>
-        </w:tabs>
-        <w:rPr>
-          <w:rFonts w:eastAsiaTheme="minorEastAsia" w:cstheme="minorBidi"/>
-          <w:smallCaps/>
-          <w:noProof/>
-          <w:kern w:val="2"/>
-          <w:sz w:val="24"/>
-          <w:szCs w:val="24"/>
-          <w14:ligatures w14:val="standardContextual"/>
-        </w:rPr>
-      </w:pPr>
-      <w:hyperlink w:anchor="_Toc218500225" w:history="1">
-        <w:r>
-          <w:rPr>
-            <w:rStyle w:val="Lienhypertexte"/>
-            <w:noProof/>
-          </w:rPr>
-          <w:t>6.2</w:t>
-        </w:r>
-        <w:r>
-          <w:rPr>
-            <w:rFonts w:eastAsiaTheme="minorEastAsia" w:cstheme="minorBidi"/>
-            <w:noProof/>
-            <w:kern w:val="2"/>
-            <w:sz w:val="24"/>
-            <w:szCs w:val="24"/>
-            <w14:ligatures w14:val="standardContextual"/>
-          </w:rPr>
-          <w:tab/>
-        </w:r>
-        <w:r>
-          <w:rPr>
-            <w:rStyle w:val="Lienhypertexte"/>
-            <w:noProof/>
-          </w:rPr>
-          <w:t>Bibliographie</w:t>
-        </w:r>
-        <w:r>
-          <w:rPr>
-            <w:noProof/>
-            <w:webHidden/>
-          </w:rPr>
-          <w:tab/>
-        </w:r>
-        <w:r>
-          <w:rPr>
-            <w:noProof/>
-            <w:webHidden/>
-          </w:rPr>
-          <w:fldChar w:fldCharType="begin"/>
-        </w:r>
-        <w:r>
-          <w:rPr>
-            <w:noProof/>
-            <w:webHidden/>
-          </w:rPr>
-          <w:instrText xml:space="preserve"> PAGEREF _Toc218500225 \h </w:instrText>
-        </w:r>
-        <w:r>
-          <w:rPr>
-            <w:noProof/>
-            <w:webHidden/>
-          </w:rPr>
-        </w:r>
-        <w:r>
-          <w:rPr>
-            <w:noProof/>
-            <w:webHidden/>
-          </w:rPr>
-          <w:fldChar w:fldCharType="separate"/>
-        </w:r>
-        <w:r>
-          <w:rPr>
-            <w:noProof/>
-            <w:webHidden/>
-          </w:rPr>
-          <w:t>71</w:t>
-        </w:r>
-        <w:r>
-          <w:rPr>
-            <w:noProof/>
-            <w:webHidden/>
-          </w:rPr>
-          <w:fldChar w:fldCharType="end"/>
-        </w:r>
-      </w:hyperlink>
-    </w:p>
-    <w:p>
-      <w:pPr>
-        <w:pStyle w:val="TM2"/>
-        <w:tabs>
-          <w:tab w:val="left" w:pos="800"/>
-          <w:tab w:val="right" w:leader="dot" w:pos="9060"/>
-        </w:tabs>
-        <w:rPr>
-          <w:rFonts w:eastAsiaTheme="minorEastAsia" w:cstheme="minorBidi"/>
-          <w:smallCaps/>
-          <w:noProof/>
-          <w:kern w:val="2"/>
-          <w:sz w:val="24"/>
-          <w:szCs w:val="24"/>
-          <w14:ligatures w14:val="standardContextual"/>
-        </w:rPr>
-      </w:pPr>
-      <w:hyperlink w:anchor="_Toc218500226" w:history="1">
-        <w:r>
-          <w:rPr>
-            <w:rStyle w:val="Lienhypertexte"/>
-            <w:noProof/>
-          </w:rPr>
-          <w:t>6.3</w:t>
-        </w:r>
-        <w:r>
-          <w:rPr>
-            <w:rFonts w:eastAsiaTheme="minorEastAsia" w:cstheme="minorBidi"/>
-            <w:noProof/>
-            <w:kern w:val="2"/>
-            <w:sz w:val="24"/>
-            <w:szCs w:val="24"/>
-            <w14:ligatures w14:val="standardContextual"/>
-          </w:rPr>
-          <w:tab/>
-        </w:r>
-        <w:r>
-          <w:rPr>
-            <w:rStyle w:val="Lienhypertexte"/>
-            <w:noProof/>
-          </w:rPr>
-          <w:t>Webographie</w:t>
-        </w:r>
-        <w:r>
-          <w:rPr>
-            <w:noProof/>
-            <w:webHidden/>
-          </w:rPr>
-          <w:tab/>
-        </w:r>
-        <w:r>
-          <w:rPr>
-            <w:noProof/>
-            <w:webHidden/>
-          </w:rPr>
-          <w:fldChar w:fldCharType="begin"/>
-        </w:r>
-        <w:r>
-          <w:rPr>
-            <w:noProof/>
-            <w:webHidden/>
-          </w:rPr>
-          <w:instrText xml:space="preserve"> PAGEREF _Toc218500226 \h </w:instrText>
-        </w:r>
-        <w:r>
-          <w:rPr>
-            <w:noProof/>
-            <w:webHidden/>
-          </w:rPr>
-        </w:r>
-        <w:r>
-          <w:rPr>
-            <w:noProof/>
-            <w:webHidden/>
-          </w:rPr>
-          <w:fldChar w:fldCharType="separate"/>
-        </w:r>
-        <w:r>
-          <w:rPr>
-            <w:noProof/>
-            <w:webHidden/>
-          </w:rPr>
-          <w:t>71</w:t>
-        </w:r>
-        <w:r>
-          <w:rPr>
-            <w:noProof/>
-            <w:webHidden/>
-          </w:rPr>
-          <w:fldChar w:fldCharType="end"/>
-        </w:r>
-      </w:hyperlink>
-    </w:p>
-    <w:p>
-      <w:pPr>
-        <w:pStyle w:val="TM1"/>
-        <w:tabs>
-          <w:tab w:val="left" w:pos="400"/>
-          <w:tab w:val="right" w:leader="dot" w:pos="9060"/>
-        </w:tabs>
-        <w:rPr>
-          <w:rFonts w:eastAsiaTheme="minorEastAsia" w:cstheme="minorBidi"/>
-          <w:b/>
-          <w:bCs/>
-          <w:caps/>
-          <w:noProof/>
-          <w:kern w:val="2"/>
-          <w:sz w:val="24"/>
-          <w:szCs w:val="24"/>
-          <w14:ligatures w14:val="standardContextual"/>
-        </w:rPr>
-      </w:pPr>
-      <w:hyperlink w:anchor="_Toc218500227" w:history="1">
-        <w:r>
-          <w:rPr>
-            <w:rStyle w:val="Lienhypertexte"/>
-            <w:noProof/>
-          </w:rPr>
           <w:t>7</w:t>
-        </w:r>
-        <w:r>
-          <w:rPr>
-            <w:rFonts w:eastAsiaTheme="minorEastAsia" w:cstheme="minorBidi"/>
-            <w:noProof/>
-            <w:kern w:val="2"/>
-            <w:sz w:val="24"/>
-            <w:szCs w:val="24"/>
-            <w14:ligatures w14:val="standardContextual"/>
-          </w:rPr>
-          <w:tab/>
-        </w:r>
-        <w:r>
-          <w:rPr>
-            <w:rStyle w:val="Lienhypertexte"/>
-            <w:noProof/>
-          </w:rPr>
-          <w:t>Annexes</w:t>
-        </w:r>
-        <w:r>
-          <w:rPr>
-            <w:noProof/>
-            <w:webHidden/>
-          </w:rPr>
-          <w:tab/>
-        </w:r>
-        <w:r>
-          <w:rPr>
-            <w:noProof/>
-            <w:webHidden/>
-          </w:rPr>
-          <w:fldChar w:fldCharType="begin"/>
-        </w:r>
-        <w:r>
-          <w:rPr>
-            <w:noProof/>
-            <w:webHidden/>
-          </w:rPr>
-          <w:instrText xml:space="preserve"> PAGEREF _Toc218500227 \h </w:instrText>
-        </w:r>
-        <w:r>
-          <w:rPr>
-            <w:noProof/>
-            <w:webHidden/>
-          </w:rPr>
-        </w:r>
-        <w:r>
-          <w:rPr>
-            <w:noProof/>
-            <w:webHidden/>
-          </w:rPr>
-          <w:fldChar w:fldCharType="separate"/>
-        </w:r>
-        <w:r>
-          <w:rPr>
-            <w:noProof/>
-            <w:webHidden/>
-          </w:rPr>
-          <w:t>72</w:t>
         </w:r>
         <w:r>
           <w:rPr>
@@ -4918,19 +1743,11 @@
     <w:p>
       <w:pPr>
         <w:pStyle w:val="Titre1"/>
-        <w:rPr>
-          <w:sz w:val="20"/>
-          <w:szCs w:val="20"/>
-        </w:rPr>
       </w:pPr>
       <w:bookmarkStart w:id="0" w:name="_Toc532179955"/>
       <w:bookmarkStart w:id="1" w:name="_Toc165969637"/>
-      <w:bookmarkStart w:id="2" w:name="_Toc218500177"/>
+      <w:bookmarkStart w:id="2" w:name="_Toc232582510"/>
       <w:r>
-        <w:rPr>
-          <w:sz w:val="20"/>
-          <w:szCs w:val="20"/>
-        </w:rPr>
         <w:lastRenderedPageBreak/>
         <w:t>Spécifications</w:t>
       </w:r>
@@ -4940,28 +1757,15 @@
     </w:p>
     <w:p>
       <w:pPr>
-        <w:pStyle w:val="Corpsdetexte"/>
-      </w:pPr>
-    </w:p>
-    <w:p>
-      <w:pPr>
         <w:pStyle w:val="Titre2"/>
-        <w:rPr>
-          <w:sz w:val="20"/>
-          <w:szCs w:val="20"/>
-        </w:rPr>
-      </w:pPr>
-      <w:bookmarkStart w:id="3" w:name="_Toc218500178"/>
-      <w:bookmarkStart w:id="4" w:name="_Toc532179969"/>
-      <w:bookmarkStart w:id="5" w:name="_Toc165969639"/>
+      </w:pPr>
+      <w:bookmarkStart w:id="3" w:name="_Toc532179969"/>
+      <w:bookmarkStart w:id="4" w:name="_Toc165969639"/>
+      <w:bookmarkStart w:id="5" w:name="_Toc232582511"/>
       <w:r>
-        <w:rPr>
-          <w:sz w:val="20"/>
-          <w:szCs w:val="20"/>
-        </w:rPr>
         <w:t>Titre</w:t>
       </w:r>
-      <w:bookmarkEnd w:id="3"/>
+      <w:bookmarkEnd w:id="5"/>
     </w:p>
     <w:p>
       <w:pPr>
@@ -4974,17 +1778,9 @@
     <w:p>
       <w:pPr>
         <w:pStyle w:val="Titre2"/>
-        <w:rPr>
-          <w:sz w:val="20"/>
-          <w:szCs w:val="20"/>
-        </w:rPr>
-      </w:pPr>
-      <w:bookmarkStart w:id="6" w:name="_Toc218500179"/>
+      </w:pPr>
+      <w:bookmarkStart w:id="6" w:name="_Toc232582512"/>
       <w:r>
-        <w:rPr>
-          <w:sz w:val="20"/>
-          <w:szCs w:val="20"/>
-        </w:rPr>
         <w:t>Description</w:t>
       </w:r>
       <w:bookmarkEnd w:id="6"/>
@@ -4992,36 +1788,17 @@
     <w:p>
       <w:pPr>
         <w:pStyle w:val="Retraitcorpsdetexte"/>
-        <w:rPr>
-          <w:b/>
-          <w:bCs/>
-        </w:rPr>
       </w:pPr>
       <w:r>
         <w:t xml:space="preserve">Site </w:t>
       </w:r>
       <w:r>
-        <w:t xml:space="preserve">web éducatif sur la Lune, réalisé durant le </w:t>
+        <w:t>web éducatif sur la Lune, réalisé durant le DemoMot 2025-2026</w:t>
       </w:r>
       <w:r>
-        <w:rPr>
-          <w:b/>
-          <w:bCs/>
-        </w:rPr>
-        <w:t>DemoMot 2025-2026</w:t>
-      </w:r>
-      <w:r>
-        <w:rPr>
-          <w:b/>
-          <w:bCs/>
-        </w:rPr>
         <w:t>. Il est</w:t>
       </w:r>
       <w:r>
-        <w:rPr>
-          <w:b/>
-          <w:bCs/>
-        </w:rPr>
         <w:t xml:space="preserve"> dédié à la Lune : </w:t>
       </w:r>
     </w:p>
@@ -5032,23 +1809,11 @@
           <w:ilvl w:val="0"/>
           <w:numId w:val="6"/>
         </w:numPr>
-        <w:rPr>
-          <w:b/>
-          <w:bCs/>
-        </w:rPr>
       </w:pPr>
       <w:r>
-        <w:rPr>
-          <w:b/>
-          <w:bCs/>
-        </w:rPr>
         <w:t>Données</w:t>
       </w:r>
       <w:r>
-        <w:rPr>
-          <w:b/>
-          <w:bCs/>
-        </w:rPr>
         <w:t xml:space="preserve"> scientifiques</w:t>
       </w:r>
     </w:p>
@@ -5059,23 +1824,11 @@
           <w:ilvl w:val="0"/>
           <w:numId w:val="6"/>
         </w:numPr>
-        <w:rPr>
-          <w:b/>
-          <w:bCs/>
-        </w:rPr>
       </w:pPr>
       <w:r>
-        <w:rPr>
-          <w:b/>
-          <w:bCs/>
-        </w:rPr>
         <w:t>Phases</w:t>
       </w:r>
       <w:r>
-        <w:rPr>
-          <w:b/>
-          <w:bCs/>
-        </w:rPr>
         <w:t xml:space="preserve"> lunaires</w:t>
       </w:r>
     </w:p>
@@ -5086,23 +1839,11 @@
           <w:ilvl w:val="0"/>
           <w:numId w:val="6"/>
         </w:numPr>
-        <w:rPr>
-          <w:b/>
-          <w:bCs/>
-        </w:rPr>
       </w:pPr>
       <w:r>
-        <w:rPr>
-          <w:b/>
-          <w:bCs/>
-        </w:rPr>
         <w:t>Histoire</w:t>
       </w:r>
       <w:r>
-        <w:rPr>
-          <w:b/>
-          <w:bCs/>
-        </w:rPr>
         <w:t xml:space="preserve"> de l'exploration spatiale</w:t>
       </w:r>
     </w:p>
@@ -5113,33 +1854,17 @@
           <w:ilvl w:val="0"/>
           <w:numId w:val="6"/>
         </w:numPr>
-        <w:rPr>
-          <w:b/>
-          <w:bCs/>
-        </w:rPr>
       </w:pPr>
       <w:r>
-        <w:rPr>
-          <w:b/>
-          <w:bCs/>
-        </w:rPr>
         <w:t>Galerie</w:t>
       </w:r>
       <w:r>
-        <w:rPr>
-          <w:b/>
-          <w:bCs/>
-        </w:rPr>
         <w:t xml:space="preserve"> photo personnelle prise à l'iPhone 16 et au Samsung S24 Ultra.</w:t>
       </w:r>
     </w:p>
     <w:p>
       <w:pPr>
         <w:pStyle w:val="Retraitcorpsdetexte"/>
-        <w:rPr>
-          <w:b/>
-          <w:bCs/>
-        </w:rPr>
       </w:pPr>
     </w:p>
     <w:p>
@@ -5147,10 +1872,6 @@
         <w:pStyle w:val="Retraitcorpsdetexte"/>
       </w:pPr>
       <w:r>
-        <w:rPr>
-          <w:b/>
-          <w:bCs/>
-        </w:rPr>
         <w:t>Le projet a été réalisé entièrement en HTML / CSS dans le cadre du DemoMot, du 01.06.2026 au 09.06.2026.</w:t>
       </w:r>
     </w:p>
@@ -5162,17 +1883,9 @@
     <w:p>
       <w:pPr>
         <w:pStyle w:val="Titre2"/>
-        <w:rPr>
-          <w:sz w:val="20"/>
-          <w:szCs w:val="20"/>
-        </w:rPr>
-      </w:pPr>
-      <w:bookmarkStart w:id="7" w:name="_Toc218500180"/>
+      </w:pPr>
+      <w:bookmarkStart w:id="7" w:name="_Toc232582513"/>
       <w:r>
-        <w:rPr>
-          <w:sz w:val="20"/>
-          <w:szCs w:val="20"/>
-        </w:rPr>
         <w:t>Matériel et logiciels à disposition</w:t>
       </w:r>
       <w:bookmarkEnd w:id="7"/>
@@ -5216,17 +1929,9 @@
     <w:p>
       <w:pPr>
         <w:pStyle w:val="Titre2"/>
-        <w:rPr>
-          <w:sz w:val="20"/>
-          <w:szCs w:val="20"/>
-        </w:rPr>
-      </w:pPr>
-      <w:bookmarkStart w:id="8" w:name="_Toc218500181"/>
+      </w:pPr>
+      <w:bookmarkStart w:id="8" w:name="_Toc232582514"/>
       <w:r>
-        <w:rPr>
-          <w:sz w:val="20"/>
-          <w:szCs w:val="20"/>
-        </w:rPr>
         <w:t>Prérequis</w:t>
       </w:r>
       <w:bookmarkEnd w:id="8"/>
@@ -5244,36 +1949,20 @@
     </w:p>
     <w:p>
       <w:pPr>
-        <w:pStyle w:val="Titre2"/>
-        <w:rPr>
-          <w:sz w:val="20"/>
-          <w:szCs w:val="20"/>
-        </w:rPr>
-      </w:pPr>
-      <w:bookmarkStart w:id="9" w:name="_Toc218500182"/>
+        <w:pStyle w:val="Titre1"/>
+      </w:pPr>
+      <w:bookmarkStart w:id="9" w:name="_Toc232582515"/>
       <w:r>
-        <w:rPr>
-          <w:sz w:val="20"/>
-          <w:szCs w:val="20"/>
-        </w:rPr>
         <w:t>Cahier des charges</w:t>
       </w:r>
       <w:bookmarkEnd w:id="9"/>
     </w:p>
     <w:p>
       <w:pPr>
-        <w:pStyle w:val="Titre3"/>
-        <w:rPr>
-          <w:sz w:val="20"/>
-          <w:szCs w:val="20"/>
-        </w:rPr>
-      </w:pPr>
-      <w:bookmarkStart w:id="10" w:name="_Toc218500183"/>
+        <w:pStyle w:val="Titre2"/>
+      </w:pPr>
+      <w:bookmarkStart w:id="10" w:name="_Toc232582516"/>
       <w:r>
-        <w:rPr>
-          <w:sz w:val="20"/>
-          <w:szCs w:val="20"/>
-        </w:rPr>
         <w:t>Objectifs et portée du projet (objectifs SMART)</w:t>
       </w:r>
       <w:bookmarkEnd w:id="10"/>
@@ -5296,23 +1985,42 @@
         <w:rPr>
           <w:szCs w:val="20"/>
         </w:rPr>
-        <w:t xml:space="preserve"> créer un site sur une de mes passions : l’espace et plus précisément sur la Lune, d’apprendre des notions sur la Lune et de faire découvrir à d’autres personnes.</w:t>
+        <w:t xml:space="preserve"> créer un site sur une de mes passions : l’espace et plus précisément sur la Lune</w:t>
+      </w:r>
+      <w:r>
+        <w:rPr>
+          <w:szCs w:val="20"/>
+        </w:rPr>
+        <w:t>.</w:t>
       </w:r>
     </w:p>
     <w:p>
       <w:pPr>
-        <w:pStyle w:val="Titre3"/>
+        <w:pStyle w:val="Retraitcorpsdetexte3"/>
+        <w:ind w:left="1134"/>
         <w:rPr>
-          <w:sz w:val="20"/>
           <w:szCs w:val="20"/>
         </w:rPr>
       </w:pPr>
-      <w:bookmarkStart w:id="11" w:name="_Toc218500184"/>
       <w:r>
         <w:rPr>
-          <w:sz w:val="20"/>
           <w:szCs w:val="20"/>
         </w:rPr>
+        <w:t>A</w:t>
+      </w:r>
+      <w:r>
+        <w:rPr>
+          <w:szCs w:val="20"/>
+        </w:rPr>
+        <w:t>pprendre des notions sur la Lune et de faire découvrir à d’autres personnes.</w:t>
+      </w:r>
+    </w:p>
+    <w:p>
+      <w:pPr>
+        <w:pStyle w:val="Titre2"/>
+      </w:pPr>
+      <w:bookmarkStart w:id="11" w:name="_Toc232582517"/>
+      <w:r>
         <w:t>Fonctionnalités requises</w:t>
       </w:r>
       <w:bookmarkEnd w:id="11"/>
@@ -5320,16 +2028,76 @@
     <w:p>
       <w:pPr>
         <w:pStyle w:val="Retraitcorpsdetexte3"/>
-        <w:ind w:left="1134"/>
-        <w:rPr>
-          <w:szCs w:val="20"/>
-        </w:rPr>
+        <w:numPr>
+          <w:ilvl w:val="0"/>
+          <w:numId w:val="7"/>
+        </w:numPr>
       </w:pPr>
       <w:r>
-        <w:rPr>
-          <w:szCs w:val="20"/>
-        </w:rPr>
-        <w:t>Un site avec des infos sur la Lune</w:t>
+        <w:t>Afficher des informations générales sur la Lune.</w:t>
+      </w:r>
+    </w:p>
+    <w:p>
+      <w:pPr>
+        <w:pStyle w:val="Retraitcorpsdetexte3"/>
+        <w:numPr>
+          <w:ilvl w:val="0"/>
+          <w:numId w:val="7"/>
+        </w:numPr>
+      </w:pPr>
+      <w:r>
+        <w:t>Présenter les huit phases lunaires avec une illustration pour chacune.</w:t>
+      </w:r>
+    </w:p>
+    <w:p>
+      <w:pPr>
+        <w:pStyle w:val="Retraitcorpsdetexte3"/>
+        <w:numPr>
+          <w:ilvl w:val="0"/>
+          <w:numId w:val="7"/>
+        </w:numPr>
+      </w:pPr>
+      <w:r>
+        <w:t>Mettre à disposition une galerie de photographies de la Lune.</w:t>
+      </w:r>
+    </w:p>
+    <w:p>
+      <w:pPr>
+        <w:pStyle w:val="Retraitcorpsdetexte3"/>
+        <w:numPr>
+          <w:ilvl w:val="0"/>
+          <w:numId w:val="7"/>
+        </w:numPr>
+      </w:pPr>
+      <w:r>
+        <w:t>Avoir</w:t>
+      </w:r>
+      <w:r>
+        <w:t xml:space="preserve"> une navigation simple et intuitive sur une seule page.</w:t>
+      </w:r>
+    </w:p>
+    <w:p>
+      <w:pPr>
+        <w:pStyle w:val="Retraitcorpsdetexte3"/>
+        <w:numPr>
+          <w:ilvl w:val="0"/>
+          <w:numId w:val="7"/>
+        </w:numPr>
+      </w:pPr>
+      <w:r>
+        <w:t>Être accessible depuis un navigateur web.</w:t>
+      </w:r>
+    </w:p>
+    <w:p>
+      <w:pPr>
+        <w:pStyle w:val="Retraitcorpsdetexte3"/>
+        <w:numPr>
+          <w:ilvl w:val="0"/>
+          <w:numId w:val="7"/>
+        </w:numPr>
+      </w:pPr>
+      <w:r>
+        <w:t>Être Responsive</w:t>
       </w:r>
     </w:p>
     <w:p>
@@ -5340,424 +2108,28 @@
           <w:szCs w:val="20"/>
         </w:rPr>
       </w:pPr>
-      <w:r>
-        <w:rPr>
-          <w:szCs w:val="20"/>
-        </w:rPr>
-        <w:t>Un site responsive</w:t>
-      </w:r>
     </w:p>
     <w:p>
       <w:pPr>
-        <w:pStyle w:val="Retraitcorpsdetexte3"/>
-        <w:ind w:left="1134"/>
-        <w:rPr>
-          <w:szCs w:val="20"/>
-        </w:rPr>
-      </w:pPr>
+        <w:pStyle w:val="Titre2"/>
+      </w:pPr>
+      <w:bookmarkStart w:id="12" w:name="_Toc232582518"/>
       <w:r>
-        <w:rPr>
-          <w:szCs w:val="20"/>
-        </w:rPr>
-        <w:t xml:space="preserve">Un site qui </w:t>
-      </w:r>
-    </w:p>
-    <w:p>
-      <w:pPr>
-        <w:pStyle w:val="Retraitcorpsdetexte3"/>
-        <w:ind w:left="1134"/>
-        <w:rPr>
-          <w:szCs w:val="20"/>
-        </w:rPr>
-      </w:pPr>
-      <w:r>
-        <w:rPr>
-          <w:szCs w:val="20"/>
-        </w:rPr>
-        <w:t xml:space="preserve"> solution proposée doit prioritairement prendre en compte les points suivants sur les 2 OS :</w:t>
-      </w:r>
-    </w:p>
-    <w:p>
-      <w:pPr>
-        <w:pStyle w:val="Retraitcorpsdetexte3"/>
-        <w:ind w:left="1134"/>
-        <w:rPr>
-          <w:szCs w:val="20"/>
-        </w:rPr>
-      </w:pPr>
-      <w:r>
-        <w:rPr>
-          <w:szCs w:val="20"/>
-        </w:rPr>
-        <w:t xml:space="preserve">• Installez les VBox Guest Additions (sur Ubuntu et Windows). </w:t>
-      </w:r>
-    </w:p>
-    <w:p>
-      <w:pPr>
-        <w:pStyle w:val="Retraitcorpsdetexte3"/>
-        <w:ind w:left="1134"/>
-        <w:rPr>
-          <w:szCs w:val="20"/>
-        </w:rPr>
-      </w:pPr>
-      <w:r>
-        <w:rPr>
-          <w:szCs w:val="20"/>
-        </w:rPr>
-        <w:t>• Chaque VM doit avoir un disque supplémentaire de 10 GB.</w:t>
-      </w:r>
-    </w:p>
-    <w:p>
-      <w:pPr>
-        <w:pStyle w:val="Retraitcorpsdetexte3"/>
-        <w:ind w:left="1134"/>
-        <w:rPr>
-          <w:szCs w:val="20"/>
-        </w:rPr>
-      </w:pPr>
-      <w:r>
-        <w:rPr>
-          <w:szCs w:val="20"/>
-        </w:rPr>
-        <w:t>• Sur le disque de 10 GB, créez une partition de 5 GB en NTFS. Laissez les 5 GB restants libres.</w:t>
-      </w:r>
-    </w:p>
-    <w:p>
-      <w:pPr>
-        <w:pStyle w:val="Retraitcorpsdetexte3"/>
-        <w:ind w:left="1134"/>
-        <w:rPr>
-          <w:szCs w:val="20"/>
-        </w:rPr>
-      </w:pPr>
-      <w:r>
-        <w:rPr>
-          <w:szCs w:val="20"/>
-        </w:rPr>
-        <w:t xml:space="preserve">• Prenez note du système de fichiers utilisé sur le disque système (là où l’OS est installé). </w:t>
-      </w:r>
-    </w:p>
-    <w:p>
-      <w:pPr>
-        <w:pStyle w:val="Retraitcorpsdetexte3"/>
-        <w:ind w:left="1134"/>
-        <w:rPr>
-          <w:szCs w:val="20"/>
-        </w:rPr>
-      </w:pPr>
-      <w:r>
-        <w:rPr>
-          <w:szCs w:val="20"/>
-        </w:rPr>
-        <w:t xml:space="preserve">• Vérifiez si des mises à jour sont disponibles et mettez à jour le système/les paquets. Pour Ubuntu, cela doit être fait en ligne de commande. Restez sur la version 22.04. Pour Windows, faites également les mises à jour via le Windows Store. Restez sur la version 22H2. </w:t>
-      </w:r>
-    </w:p>
-    <w:p>
-      <w:pPr>
-        <w:pStyle w:val="Retraitcorpsdetexte3"/>
-        <w:ind w:left="1134"/>
-        <w:rPr>
-          <w:szCs w:val="20"/>
-        </w:rPr>
-      </w:pPr>
-      <w:r>
-        <w:rPr>
-          <w:szCs w:val="20"/>
-        </w:rPr>
-        <w:t xml:space="preserve">• Installez LibreOffice et VSCode. (Sous Ubuntu, utilisez apt pour LibreOffice et snap pour VSCode. Sous Windows, utilisez winget). </w:t>
-      </w:r>
-    </w:p>
-    <w:p>
-      <w:pPr>
-        <w:pStyle w:val="Retraitcorpsdetexte3"/>
-        <w:ind w:left="1134"/>
-        <w:rPr>
-          <w:szCs w:val="20"/>
-        </w:rPr>
-      </w:pPr>
-      <w:r>
-        <w:rPr>
-          <w:szCs w:val="20"/>
-        </w:rPr>
-        <w:t xml:space="preserve">• Expliquez ce que sont winget, apt et snap ainsi que leurs différences, avantages et inconvénients. </w:t>
-      </w:r>
-    </w:p>
-    <w:p>
-      <w:pPr>
-        <w:pStyle w:val="Retraitcorpsdetexte3"/>
-        <w:ind w:left="1134"/>
-        <w:rPr>
-          <w:szCs w:val="20"/>
-        </w:rPr>
-      </w:pPr>
-      <w:r>
-        <w:rPr>
-          <w:szCs w:val="20"/>
-        </w:rPr>
-        <w:t xml:space="preserve">• Affichez la liste des processus (tâches) en cours. </w:t>
-      </w:r>
-    </w:p>
-    <w:p>
-      <w:pPr>
-        <w:pStyle w:val="Retraitcorpsdetexte3"/>
-        <w:ind w:left="1134"/>
-        <w:rPr>
-          <w:szCs w:val="20"/>
-        </w:rPr>
-      </w:pPr>
-      <w:r>
-        <w:rPr>
-          <w:szCs w:val="20"/>
-        </w:rPr>
-        <w:t xml:space="preserve">• Lancez VSCode ou LibreOffice et forcez la fermeture (kill du processus). </w:t>
-      </w:r>
-    </w:p>
-    <w:p>
-      <w:pPr>
-        <w:pStyle w:val="Retraitcorpsdetexte3"/>
-        <w:ind w:left="1134"/>
-        <w:rPr>
-          <w:szCs w:val="20"/>
-        </w:rPr>
-      </w:pPr>
-      <w:r>
-        <w:rPr>
-          <w:szCs w:val="20"/>
-        </w:rPr>
-        <w:t xml:space="preserve">• Créez un utilisateur standard (non-admin). </w:t>
-      </w:r>
-    </w:p>
-    <w:p>
-      <w:pPr>
-        <w:pStyle w:val="Retraitcorpsdetexte3"/>
-        <w:ind w:left="1134"/>
-        <w:rPr>
-          <w:szCs w:val="20"/>
-        </w:rPr>
-      </w:pPr>
-      <w:r>
-        <w:rPr>
-          <w:szCs w:val="20"/>
-        </w:rPr>
-        <w:lastRenderedPageBreak/>
-        <w:t>• Rédigez un script (shell pour Ubuntu, CMD ou PowerShell sur Windows) pour créer l’arborescence suivante : Projet &gt; P_SYS-187 &gt; test.txt.</w:t>
-      </w:r>
-    </w:p>
-    <w:p>
-      <w:pPr>
-        <w:pStyle w:val="Retraitcorpsdetexte3"/>
-        <w:ind w:left="1134"/>
-        <w:rPr>
-          <w:szCs w:val="20"/>
-        </w:rPr>
-      </w:pPr>
-      <w:r>
-        <w:rPr>
-          <w:szCs w:val="20"/>
-        </w:rPr>
-        <w:t>Sur Ubuntu, il faudra créer cette arborescence sous /home/Public/ (à savoir, Public n’existe pas par défaut). Sur Windows, il faudra créer cette arborescence sous C:\Public (à savoir, Public n’existe pas par défaut).</w:t>
-      </w:r>
-    </w:p>
-    <w:p>
-      <w:pPr>
-        <w:pStyle w:val="Retraitcorpsdetexte3"/>
-        <w:ind w:left="1134"/>
-        <w:rPr>
-          <w:szCs w:val="20"/>
-        </w:rPr>
-      </w:pPr>
-      <w:r>
-        <w:rPr>
-          <w:szCs w:val="20"/>
-        </w:rPr>
-        <w:t>• Essayez d’écrire dans le fichier test.txt avec l’utilisateur créé lors de l’installation, puis essayez d’écrire dans le fichier test.txt avec le nouvel utilisateur créé précédemment. Qu’observez-vous et pourquoi ?</w:t>
-      </w:r>
-    </w:p>
-    <w:p>
-      <w:pPr>
-        <w:pStyle w:val="Retraitcorpsdetexte3"/>
-        <w:ind w:left="1134"/>
-        <w:rPr>
-          <w:szCs w:val="20"/>
-        </w:rPr>
-      </w:pPr>
-      <w:r>
-        <w:rPr>
-          <w:szCs w:val="20"/>
-        </w:rPr>
-        <w:t xml:space="preserve">• Essayez de créer un nouveau fichier test2.txt dans le dossier P_SYS187 avec votre utilisateur standard, puis avec le nouvel utilisateur créé précédemment. Qu’observez-vous et pourquoi ? </w:t>
-      </w:r>
-    </w:p>
-    <w:p>
-      <w:pPr>
-        <w:pStyle w:val="Retraitcorpsdetexte3"/>
-        <w:ind w:left="1134"/>
-        <w:rPr>
-          <w:szCs w:val="20"/>
-        </w:rPr>
-      </w:pPr>
-      <w:r>
-        <w:rPr>
-          <w:szCs w:val="20"/>
-        </w:rPr>
-        <w:t xml:space="preserve">• Si nécessaire, modifiez les permissions pour que tous les utilisateurs puissent créer un fichier test3.txt. Connectez-vous avec l’utilisateur créé précédemment et créez le fichier test3.txt, puis écrivez dedans. </w:t>
-      </w:r>
-    </w:p>
-    <w:p>
-      <w:pPr>
-        <w:pStyle w:val="Retraitcorpsdetexte3"/>
-        <w:ind w:left="1134"/>
-        <w:rPr>
-          <w:szCs w:val="20"/>
-        </w:rPr>
-      </w:pPr>
-      <w:r>
-        <w:rPr>
-          <w:szCs w:val="20"/>
-        </w:rPr>
-        <w:t xml:space="preserve">• Quelles sont vos observations sur la gestion des permissions Windows vs Linux ? Expliquez la théorie du fonctionnement des permissions sur ces deux systèmes selon leur système de fichiers. </w:t>
-      </w:r>
-    </w:p>
-    <w:p>
-      <w:pPr>
-        <w:pStyle w:val="Retraitcorpsdetexte3"/>
-        <w:ind w:left="1134"/>
-        <w:rPr>
-          <w:szCs w:val="20"/>
-        </w:rPr>
-      </w:pPr>
-      <w:r>
-        <w:rPr>
-          <w:szCs w:val="20"/>
-        </w:rPr>
-        <w:t xml:space="preserve">• Affichez l’adresse IP locale / la configuration réseau (sur Ubuntu, utilisez ifconfig) et notez-la. </w:t>
-      </w:r>
-    </w:p>
-    <w:p>
-      <w:pPr>
-        <w:pStyle w:val="Retraitcorpsdetexte3"/>
-        <w:ind w:left="1134"/>
-        <w:rPr>
-          <w:szCs w:val="20"/>
-        </w:rPr>
-      </w:pPr>
-      <w:r>
-        <w:rPr>
-          <w:szCs w:val="20"/>
-        </w:rPr>
-        <w:t xml:space="preserve">• Changez l’adresse IP locale. </w:t>
-      </w:r>
-    </w:p>
-    <w:p>
-      <w:pPr>
-        <w:pStyle w:val="Retraitcorpsdetexte3"/>
-        <w:ind w:left="1134"/>
-        <w:rPr>
-          <w:szCs w:val="20"/>
-        </w:rPr>
-      </w:pPr>
-      <w:r>
-        <w:rPr>
-          <w:szCs w:val="20"/>
-        </w:rPr>
-        <w:t>• Remettez l’IP initiale (avant le changement)</w:t>
-      </w:r>
-    </w:p>
-    <w:p>
-      <w:pPr>
-        <w:pStyle w:val="Retraitcorpsdetexte3"/>
-        <w:ind w:left="1134"/>
-        <w:rPr>
-          <w:szCs w:val="20"/>
-        </w:rPr>
-      </w:pPr>
-    </w:p>
-    <w:p>
-      <w:pPr>
-        <w:pStyle w:val="Titre3"/>
-        <w:rPr>
-          <w:sz w:val="20"/>
-          <w:szCs w:val="20"/>
-        </w:rPr>
-      </w:pPr>
-      <w:bookmarkStart w:id="12" w:name="_Toc218500185"/>
-      <w:r>
-        <w:rPr>
-          <w:sz w:val="20"/>
-          <w:szCs w:val="20"/>
-        </w:rPr>
         <w:t>Travail à réaliser par l'apprenti</w:t>
       </w:r>
       <w:bookmarkEnd w:id="12"/>
     </w:p>
     <w:p>
       <w:pPr>
-        <w:pStyle w:val="Retraitcorpsdetexte3"/>
-        <w:ind w:left="1134"/>
-        <w:rPr>
-          <w:szCs w:val="20"/>
-        </w:rPr>
-      </w:pPr>
+        <w:pStyle w:val="Titre1"/>
+      </w:pPr>
+      <w:bookmarkStart w:id="13" w:name="_Toc232582519"/>
       <w:r>
-        <w:rPr>
-          <w:szCs w:val="20"/>
-        </w:rPr>
-        <w:t xml:space="preserve">1. Installation des OS et documentation du processus. (Notes, étapes, captures, photos…). Pour Ubuntu disque de 20GB. Installer également les VBox Guest Additions sur Windows et Ubuntu. </w:t>
-      </w:r>
-    </w:p>
-    <w:p>
-      <w:pPr>
-        <w:pStyle w:val="Retraitcorpsdetexte3"/>
-        <w:ind w:left="1134"/>
-        <w:rPr>
-          <w:szCs w:val="20"/>
-        </w:rPr>
-      </w:pPr>
-      <w:r>
-        <w:rPr>
-          <w:szCs w:val="20"/>
-        </w:rPr>
-        <w:t xml:space="preserve">2. Ajout d’un disque de 10 GB. </w:t>
-      </w:r>
-    </w:p>
-    <w:p>
-      <w:pPr>
-        <w:pStyle w:val="Retraitcorpsdetexte3"/>
-        <w:ind w:left="1134"/>
-        <w:rPr>
-          <w:szCs w:val="20"/>
-        </w:rPr>
-      </w:pPr>
-      <w:r>
-        <w:rPr>
-          <w:szCs w:val="20"/>
-        </w:rPr>
-        <w:t>3. Mise en œuvre des fonctionnalités du point 7.2. Pour chacune d’elle, documenter ce que vous avez fait.</w:t>
-      </w:r>
-    </w:p>
-    <w:p>
-      <w:pPr>
-        <w:pStyle w:val="Titre1"/>
-        <w:rPr>
-          <w:sz w:val="20"/>
-          <w:szCs w:val="20"/>
-        </w:rPr>
-      </w:pPr>
-      <w:bookmarkStart w:id="13" w:name="_Toc218500190"/>
-      <w:r>
-        <w:rPr>
-          <w:sz w:val="20"/>
-          <w:szCs w:val="20"/>
-        </w:rPr>
         <w:t>Planification</w:t>
       </w:r>
+      <w:bookmarkEnd w:id="3"/>
       <w:bookmarkEnd w:id="4"/>
-      <w:bookmarkEnd w:id="5"/>
       <w:r>
-        <w:rPr>
-          <w:sz w:val="20"/>
-          <w:szCs w:val="20"/>
-        </w:rPr>
         <w:t xml:space="preserve"> Initiale</w:t>
       </w:r>
       <w:bookmarkEnd w:id="13"/>
@@ -5775,6 +2147,7 @@
         <w:spacing w:after="120"/>
       </w:pPr>
       <w:r>
+        <w:lastRenderedPageBreak/>
         <w:t>Fin du projet : 26.6.26</w:t>
       </w:r>
     </w:p>
@@ -5825,8 +2198,6 @@
           <w:p>
             <w:r>
               <w:rPr>
-                <w:b/>
-                <w:bCs/>
                 <w:color w:val="FFFFFF"/>
               </w:rPr>
               <w:t>Étape</w:t>
@@ -5853,8 +2224,6 @@
           <w:p>
             <w:r>
               <w:rPr>
-                <w:b/>
-                <w:bCs/>
                 <w:color w:val="FFFFFF"/>
               </w:rPr>
               <w:t>Durée</w:t>
@@ -5881,8 +2250,6 @@
           <w:p>
             <w:r>
               <w:rPr>
-                <w:b/>
-                <w:bCs/>
                 <w:color w:val="FFFFFF"/>
               </w:rPr>
               <w:t>Date</w:t>
@@ -5909,8 +2276,6 @@
           <w:p>
             <w:r>
               <w:rPr>
-                <w:b/>
-                <w:bCs/>
                 <w:color w:val="FFFFFF"/>
               </w:rPr>
               <w:t>Description générale</w:t>
@@ -6410,7 +2775,6 @@
           </w:tcPr>
           <w:p>
             <w:r>
-              <w:lastRenderedPageBreak/>
               <w:t>Élaboration de la banque de questions</w:t>
             </w:r>
           </w:p>
@@ -6771,18 +3135,12 @@
     <w:p>
       <w:pPr>
         <w:pStyle w:val="Titre1"/>
-        <w:rPr>
-          <w:sz w:val="20"/>
-          <w:szCs w:val="20"/>
-        </w:rPr>
-      </w:pPr>
+      </w:pPr>
+      <w:bookmarkStart w:id="14" w:name="_Toc232582520"/>
       <w:r>
-        <w:rPr>
-          <w:sz w:val="20"/>
-          <w:szCs w:val="20"/>
-        </w:rPr>
         <w:t>Journal de travail</w:t>
       </w:r>
+      <w:bookmarkEnd w:id="14"/>
     </w:p>
     <w:p>
       <w:pPr>
@@ -6850,8 +3208,6 @@
           <w:p>
             <w:r>
               <w:rPr>
-                <w:b/>
-                <w:bCs/>
                 <w:color w:val="FFFFFF"/>
               </w:rPr>
               <w:t>Étape</w:t>
@@ -6879,8 +3235,6 @@
           <w:p>
             <w:r>
               <w:rPr>
-                <w:b/>
-                <w:bCs/>
                 <w:color w:val="FFFFFF"/>
               </w:rPr>
               <w:t>Durée</w:t>
@@ -6908,8 +3262,6 @@
           <w:p>
             <w:r>
               <w:rPr>
-                <w:b/>
-                <w:bCs/>
                 <w:color w:val="FFFFFF"/>
               </w:rPr>
               <w:t>Date</w:t>
@@ -7329,6 +3681,7 @@
           </w:tcPr>
           <w:p>
             <w:r>
+              <w:lastRenderedPageBreak/>
               <w:t>Élaboration de la banque de questions</w:t>
             </w:r>
           </w:p>
@@ -7714,7 +4067,6 @@
           </w:tcPr>
           <w:p>
             <w:r>
-              <w:lastRenderedPageBreak/>
               <w:t>Test interne du jeu</w:t>
             </w:r>
           </w:p>
@@ -8147,13 +4499,7 @@
           </w:tcPr>
           <w:p>
             <w:r>
-              <w:t>0</w:t>
-            </w:r>
-            <w:r>
-              <w:t>5</w:t>
-            </w:r>
-            <w:r>
-              <w:t>.06.26</w:t>
+              <w:t>05.06.26</w:t>
             </w:r>
           </w:p>
         </w:tc>
@@ -8230,13 +4576,7 @@
           </w:tcPr>
           <w:p>
             <w:r>
-              <w:t>0</w:t>
-            </w:r>
-            <w:r>
-              <w:t>8</w:t>
-            </w:r>
-            <w:r>
-              <w:t>.06.26</w:t>
+              <w:t>08.06.26</w:t>
             </w:r>
           </w:p>
         </w:tc>
@@ -8266,6 +4606,7 @@
           </w:tcPr>
           <w:p>
             <w:r>
+              <w:lastRenderedPageBreak/>
               <w:t>Faire une démo de chaque projet de la classe et discuter des fonctionnalités/améliorations</w:t>
             </w:r>
           </w:p>
@@ -8313,13 +4654,7 @@
           </w:tcPr>
           <w:p>
             <w:r>
-              <w:t>0</w:t>
-            </w:r>
-            <w:r>
-              <w:t>8</w:t>
-            </w:r>
-            <w:r>
-              <w:t>.06.26</w:t>
+              <w:t>08.06.26</w:t>
             </w:r>
           </w:p>
         </w:tc>
@@ -8350,430 +4685,6 @@
           <w:p>
             <w:r>
               <w:t xml:space="preserve">Rendre le projet public : </w:t>
-            </w:r>
-            <w:hyperlink r:id="rId6" w:history="1">
-              <w:r>
-                <w:rPr>
-                  <w:rStyle w:val="Lienhypertexte"/>
-                </w:rPr>
-                <w:t>AgaMoon</w:t>
-              </w:r>
-            </w:hyperlink>
-            <w:r>
-              <w:t xml:space="preserve"> et trouver un moyen de la transformer en application (PWA)</w:t>
-            </w:r>
-          </w:p>
-        </w:tc>
-        <w:tc>
-          <w:tcPr>
-            <w:tcW w:w="1298" w:type="dxa"/>
-            <w:gridSpan w:val="2"/>
-            <w:tcBorders>
-              <w:top w:val="single" w:sz="1" w:space="0" w:color="CCCCCC"/>
-              <w:left w:val="single" w:sz="1" w:space="0" w:color="CCCCCC"/>
-              <w:bottom w:val="single" w:sz="1" w:space="0" w:color="CCCCCC"/>
-              <w:right w:val="single" w:sz="1" w:space="0" w:color="CCCCCC"/>
-            </w:tcBorders>
-            <w:shd w:val="clear" w:color="auto" w:fill="FFFFFF" w:themeFill="background1"/>
-            <w:tcMar>
-              <w:top w:w="80" w:type="dxa"/>
-              <w:left w:w="120" w:type="dxa"/>
-              <w:bottom w:w="80" w:type="dxa"/>
-              <w:right w:w="120" w:type="dxa"/>
-            </w:tcMar>
-          </w:tcPr>
-          <w:p>
-            <w:r>
-              <w:t>1 séquence de 3 périodes</w:t>
-            </w:r>
-          </w:p>
-        </w:tc>
-        <w:tc>
-          <w:tcPr>
-            <w:tcW w:w="1289" w:type="dxa"/>
-            <w:tcBorders>
-              <w:top w:val="single" w:sz="1" w:space="0" w:color="CCCCCC"/>
-              <w:left w:val="single" w:sz="1" w:space="0" w:color="CCCCCC"/>
-              <w:bottom w:val="single" w:sz="1" w:space="0" w:color="CCCCCC"/>
-              <w:right w:val="single" w:sz="1" w:space="0" w:color="CCCCCC"/>
-            </w:tcBorders>
-            <w:shd w:val="clear" w:color="auto" w:fill="FFFFFF" w:themeFill="background1"/>
-            <w:tcMar>
-              <w:top w:w="80" w:type="dxa"/>
-              <w:left w:w="120" w:type="dxa"/>
-              <w:bottom w:w="80" w:type="dxa"/>
-              <w:right w:w="120" w:type="dxa"/>
-            </w:tcMar>
-          </w:tcPr>
-          <w:p>
-            <w:r>
-              <w:t>0</w:t>
-            </w:r>
-            <w:r>
-              <w:t>9</w:t>
-            </w:r>
-            <w:r>
-              <w:t>.06.26</w:t>
-            </w:r>
-          </w:p>
-        </w:tc>
-      </w:tr>
-      <w:tr>
-        <w:trPr>
-          <w:gridAfter w:val="1"/>
-          <w:wAfter w:w="69" w:type="dxa"/>
-        </w:trPr>
-        <w:tc>
-          <w:tcPr>
-            <w:tcW w:w="3016" w:type="dxa"/>
-            <w:gridSpan w:val="2"/>
-            <w:tcBorders>
-              <w:top w:val="single" w:sz="1" w:space="0" w:color="CCCCCC"/>
-              <w:left w:val="single" w:sz="1" w:space="0" w:color="CCCCCC"/>
-              <w:bottom w:val="single" w:sz="1" w:space="0" w:color="CCCCCC"/>
-              <w:right w:val="single" w:sz="1" w:space="0" w:color="CCCCCC"/>
-            </w:tcBorders>
-            <w:shd w:val="clear" w:color="auto" w:fill="FFFFFF" w:themeFill="background1"/>
-            <w:tcMar>
-              <w:top w:w="80" w:type="dxa"/>
-              <w:left w:w="120" w:type="dxa"/>
-              <w:bottom w:w="80" w:type="dxa"/>
-              <w:right w:w="120" w:type="dxa"/>
-            </w:tcMar>
-          </w:tcPr>
-          <w:p>
-            <w:r>
-              <w:t>Création du Readme et rendre le projet responsive</w:t>
-            </w:r>
-          </w:p>
-        </w:tc>
-        <w:tc>
-          <w:tcPr>
-            <w:tcW w:w="1298" w:type="dxa"/>
-            <w:gridSpan w:val="2"/>
-            <w:tcBorders>
-              <w:top w:val="single" w:sz="1" w:space="0" w:color="CCCCCC"/>
-              <w:left w:val="single" w:sz="1" w:space="0" w:color="CCCCCC"/>
-              <w:bottom w:val="single" w:sz="1" w:space="0" w:color="CCCCCC"/>
-              <w:right w:val="single" w:sz="1" w:space="0" w:color="CCCCCC"/>
-            </w:tcBorders>
-            <w:shd w:val="clear" w:color="auto" w:fill="FFFFFF" w:themeFill="background1"/>
-            <w:tcMar>
-              <w:top w:w="80" w:type="dxa"/>
-              <w:left w:w="120" w:type="dxa"/>
-              <w:bottom w:w="80" w:type="dxa"/>
-              <w:right w:w="120" w:type="dxa"/>
-            </w:tcMar>
-          </w:tcPr>
-          <w:p>
-            <w:r>
-              <w:t>1 séquence de 2 périodes</w:t>
-            </w:r>
-          </w:p>
-        </w:tc>
-        <w:tc>
-          <w:tcPr>
-            <w:tcW w:w="1289" w:type="dxa"/>
-            <w:tcBorders>
-              <w:top w:val="single" w:sz="1" w:space="0" w:color="CCCCCC"/>
-              <w:left w:val="single" w:sz="1" w:space="0" w:color="CCCCCC"/>
-              <w:bottom w:val="single" w:sz="1" w:space="0" w:color="CCCCCC"/>
-              <w:right w:val="single" w:sz="1" w:space="0" w:color="CCCCCC"/>
-            </w:tcBorders>
-            <w:shd w:val="clear" w:color="auto" w:fill="FFFFFF" w:themeFill="background1"/>
-            <w:tcMar>
-              <w:top w:w="80" w:type="dxa"/>
-              <w:left w:w="120" w:type="dxa"/>
-              <w:bottom w:w="80" w:type="dxa"/>
-              <w:right w:w="120" w:type="dxa"/>
-            </w:tcMar>
-          </w:tcPr>
-          <w:p>
-            <w:r>
-              <w:t>0</w:t>
-            </w:r>
-            <w:r>
-              <w:t>9</w:t>
-            </w:r>
-            <w:r>
-              <w:t>.06.26</w:t>
-            </w:r>
-          </w:p>
-        </w:tc>
-      </w:tr>
-      <w:tr>
-        <w:trPr>
-          <w:gridAfter w:val="1"/>
-          <w:wAfter w:w="69" w:type="dxa"/>
-        </w:trPr>
-        <w:tc>
-          <w:tcPr>
-            <w:tcW w:w="3016" w:type="dxa"/>
-            <w:gridSpan w:val="2"/>
-            <w:tcBorders>
-              <w:top w:val="single" w:sz="1" w:space="0" w:color="CCCCCC"/>
-              <w:left w:val="single" w:sz="1" w:space="0" w:color="CCCCCC"/>
-              <w:bottom w:val="single" w:sz="1" w:space="0" w:color="CCCCCC"/>
-              <w:right w:val="single" w:sz="1" w:space="0" w:color="CCCCCC"/>
-            </w:tcBorders>
-            <w:shd w:val="clear" w:color="auto" w:fill="FFFFFF" w:themeFill="background1"/>
-            <w:tcMar>
-              <w:top w:w="80" w:type="dxa"/>
-              <w:left w:w="120" w:type="dxa"/>
-              <w:bottom w:w="80" w:type="dxa"/>
-              <w:right w:w="120" w:type="dxa"/>
-            </w:tcMar>
-          </w:tcPr>
-          <w:p>
-            <w:r>
-              <w:t>Apprendre ce qu’est GitHub Page</w:t>
-            </w:r>
-          </w:p>
-        </w:tc>
-        <w:tc>
-          <w:tcPr>
-            <w:tcW w:w="1298" w:type="dxa"/>
-            <w:gridSpan w:val="2"/>
-            <w:tcBorders>
-              <w:top w:val="single" w:sz="1" w:space="0" w:color="CCCCCC"/>
-              <w:left w:val="single" w:sz="1" w:space="0" w:color="CCCCCC"/>
-              <w:bottom w:val="single" w:sz="1" w:space="0" w:color="CCCCCC"/>
-              <w:right w:val="single" w:sz="1" w:space="0" w:color="CCCCCC"/>
-            </w:tcBorders>
-            <w:shd w:val="clear" w:color="auto" w:fill="FFFFFF" w:themeFill="background1"/>
-            <w:tcMar>
-              <w:top w:w="80" w:type="dxa"/>
-              <w:left w:w="120" w:type="dxa"/>
-              <w:bottom w:w="80" w:type="dxa"/>
-              <w:right w:w="120" w:type="dxa"/>
-            </w:tcMar>
-          </w:tcPr>
-          <w:p>
-            <w:r>
-              <w:t>1 séquence de 1 période</w:t>
-            </w:r>
-          </w:p>
-        </w:tc>
-        <w:tc>
-          <w:tcPr>
-            <w:tcW w:w="1289" w:type="dxa"/>
-            <w:tcBorders>
-              <w:top w:val="single" w:sz="1" w:space="0" w:color="CCCCCC"/>
-              <w:left w:val="single" w:sz="1" w:space="0" w:color="CCCCCC"/>
-              <w:bottom w:val="single" w:sz="1" w:space="0" w:color="CCCCCC"/>
-              <w:right w:val="single" w:sz="1" w:space="0" w:color="CCCCCC"/>
-            </w:tcBorders>
-            <w:shd w:val="clear" w:color="auto" w:fill="FFFFFF" w:themeFill="background1"/>
-            <w:tcMar>
-              <w:top w:w="80" w:type="dxa"/>
-              <w:left w:w="120" w:type="dxa"/>
-              <w:bottom w:w="80" w:type="dxa"/>
-              <w:right w:w="120" w:type="dxa"/>
-            </w:tcMar>
-          </w:tcPr>
-          <w:p>
-            <w:r>
-              <w:t>0</w:t>
-            </w:r>
-            <w:r>
-              <w:t>9</w:t>
-            </w:r>
-            <w:r>
-              <w:t>.06.26</w:t>
-            </w:r>
-          </w:p>
-        </w:tc>
-      </w:tr>
-      <w:tr>
-        <w:trPr>
-          <w:gridAfter w:val="1"/>
-          <w:wAfter w:w="69" w:type="dxa"/>
-        </w:trPr>
-        <w:tc>
-          <w:tcPr>
-            <w:tcW w:w="3016" w:type="dxa"/>
-            <w:gridSpan w:val="2"/>
-            <w:tcBorders>
-              <w:top w:val="single" w:sz="1" w:space="0" w:color="CCCCCC"/>
-              <w:left w:val="single" w:sz="1" w:space="0" w:color="CCCCCC"/>
-              <w:bottom w:val="single" w:sz="1" w:space="0" w:color="CCCCCC"/>
-              <w:right w:val="single" w:sz="1" w:space="0" w:color="CCCCCC"/>
-            </w:tcBorders>
-            <w:shd w:val="clear" w:color="auto" w:fill="FFFFFF" w:themeFill="background1"/>
-            <w:tcMar>
-              <w:top w:w="80" w:type="dxa"/>
-              <w:left w:w="120" w:type="dxa"/>
-              <w:bottom w:w="80" w:type="dxa"/>
-              <w:right w:w="120" w:type="dxa"/>
-            </w:tcMar>
-          </w:tcPr>
-          <w:p>
-            <w:r>
-              <w:lastRenderedPageBreak/>
-              <w:t>Amélioration de la structure et optimisation du code</w:t>
-            </w:r>
-          </w:p>
-        </w:tc>
-        <w:tc>
-          <w:tcPr>
-            <w:tcW w:w="1298" w:type="dxa"/>
-            <w:gridSpan w:val="2"/>
-            <w:tcBorders>
-              <w:top w:val="single" w:sz="1" w:space="0" w:color="CCCCCC"/>
-              <w:left w:val="single" w:sz="1" w:space="0" w:color="CCCCCC"/>
-              <w:bottom w:val="single" w:sz="1" w:space="0" w:color="CCCCCC"/>
-              <w:right w:val="single" w:sz="1" w:space="0" w:color="CCCCCC"/>
-            </w:tcBorders>
-            <w:shd w:val="clear" w:color="auto" w:fill="FFFFFF" w:themeFill="background1"/>
-            <w:tcMar>
-              <w:top w:w="80" w:type="dxa"/>
-              <w:left w:w="120" w:type="dxa"/>
-              <w:bottom w:w="80" w:type="dxa"/>
-              <w:right w:w="120" w:type="dxa"/>
-            </w:tcMar>
-          </w:tcPr>
-          <w:p>
-            <w:r>
-              <w:t>1 séquence de 2 périodes</w:t>
-            </w:r>
-          </w:p>
-        </w:tc>
-        <w:tc>
-          <w:tcPr>
-            <w:tcW w:w="1289" w:type="dxa"/>
-            <w:tcBorders>
-              <w:top w:val="single" w:sz="1" w:space="0" w:color="CCCCCC"/>
-              <w:left w:val="single" w:sz="1" w:space="0" w:color="CCCCCC"/>
-              <w:bottom w:val="single" w:sz="1" w:space="0" w:color="CCCCCC"/>
-              <w:right w:val="single" w:sz="1" w:space="0" w:color="CCCCCC"/>
-            </w:tcBorders>
-            <w:shd w:val="clear" w:color="auto" w:fill="FFFFFF" w:themeFill="background1"/>
-            <w:tcMar>
-              <w:top w:w="80" w:type="dxa"/>
-              <w:left w:w="120" w:type="dxa"/>
-              <w:bottom w:w="80" w:type="dxa"/>
-              <w:right w:w="120" w:type="dxa"/>
-            </w:tcMar>
-          </w:tcPr>
-          <w:p>
-            <w:r>
-              <w:t>0</w:t>
-            </w:r>
-            <w:r>
-              <w:t>9</w:t>
-            </w:r>
-            <w:r>
-              <w:t>.06.26</w:t>
-            </w:r>
-          </w:p>
-        </w:tc>
-      </w:tr>
-      <w:tr>
-        <w:trPr>
-          <w:gridAfter w:val="1"/>
-          <w:wAfter w:w="69" w:type="dxa"/>
-        </w:trPr>
-        <w:tc>
-          <w:tcPr>
-            <w:tcW w:w="3016" w:type="dxa"/>
-            <w:gridSpan w:val="2"/>
-            <w:tcBorders>
-              <w:top w:val="single" w:sz="1" w:space="0" w:color="CCCCCC"/>
-              <w:left w:val="single" w:sz="1" w:space="0" w:color="CCCCCC"/>
-              <w:bottom w:val="single" w:sz="1" w:space="0" w:color="CCCCCC"/>
-              <w:right w:val="single" w:sz="1" w:space="0" w:color="CCCCCC"/>
-            </w:tcBorders>
-            <w:shd w:val="clear" w:color="auto" w:fill="FFFFFF" w:themeFill="background1"/>
-            <w:tcMar>
-              <w:top w:w="80" w:type="dxa"/>
-              <w:left w:w="120" w:type="dxa"/>
-              <w:bottom w:w="80" w:type="dxa"/>
-              <w:right w:w="120" w:type="dxa"/>
-            </w:tcMar>
-          </w:tcPr>
-          <w:p>
-            <w:r>
-              <w:t>Absent</w:t>
-            </w:r>
-          </w:p>
-        </w:tc>
-        <w:tc>
-          <w:tcPr>
-            <w:tcW w:w="1298" w:type="dxa"/>
-            <w:gridSpan w:val="2"/>
-            <w:tcBorders>
-              <w:top w:val="single" w:sz="1" w:space="0" w:color="CCCCCC"/>
-              <w:left w:val="single" w:sz="1" w:space="0" w:color="CCCCCC"/>
-              <w:bottom w:val="single" w:sz="1" w:space="0" w:color="CCCCCC"/>
-              <w:right w:val="single" w:sz="1" w:space="0" w:color="CCCCCC"/>
-            </w:tcBorders>
-            <w:shd w:val="clear" w:color="auto" w:fill="FFFFFF" w:themeFill="background1"/>
-            <w:tcMar>
-              <w:top w:w="80" w:type="dxa"/>
-              <w:left w:w="120" w:type="dxa"/>
-              <w:bottom w:w="80" w:type="dxa"/>
-              <w:right w:w="120" w:type="dxa"/>
-            </w:tcMar>
-          </w:tcPr>
-          <w:p>
-            <w:r>
-              <w:t>1 séquence de 9 périodes</w:t>
-            </w:r>
-          </w:p>
-        </w:tc>
-        <w:tc>
-          <w:tcPr>
-            <w:tcW w:w="1289" w:type="dxa"/>
-            <w:tcBorders>
-              <w:top w:val="single" w:sz="1" w:space="0" w:color="CCCCCC"/>
-              <w:left w:val="single" w:sz="1" w:space="0" w:color="CCCCCC"/>
-              <w:bottom w:val="single" w:sz="1" w:space="0" w:color="CCCCCC"/>
-              <w:right w:val="single" w:sz="1" w:space="0" w:color="CCCCCC"/>
-            </w:tcBorders>
-            <w:shd w:val="clear" w:color="auto" w:fill="FFFFFF" w:themeFill="background1"/>
-            <w:tcMar>
-              <w:top w:w="80" w:type="dxa"/>
-              <w:left w:w="120" w:type="dxa"/>
-              <w:bottom w:w="80" w:type="dxa"/>
-              <w:right w:w="120" w:type="dxa"/>
-            </w:tcMar>
-          </w:tcPr>
-          <w:p>
-            <w:r>
-              <w:t>11</w:t>
-            </w:r>
-            <w:r>
-              <w:t>.06.26</w:t>
-            </w:r>
-          </w:p>
-        </w:tc>
-      </w:tr>
-      <w:tr>
-        <w:trPr>
-          <w:gridAfter w:val="1"/>
-          <w:wAfter w:w="69" w:type="dxa"/>
-        </w:trPr>
-        <w:tc>
-          <w:tcPr>
-            <w:tcW w:w="3016" w:type="dxa"/>
-            <w:gridSpan w:val="2"/>
-            <w:tcBorders>
-              <w:top w:val="single" w:sz="1" w:space="0" w:color="CCCCCC"/>
-              <w:left w:val="single" w:sz="1" w:space="0" w:color="CCCCCC"/>
-              <w:bottom w:val="single" w:sz="1" w:space="0" w:color="CCCCCC"/>
-              <w:right w:val="single" w:sz="1" w:space="0" w:color="CCCCCC"/>
-            </w:tcBorders>
-            <w:shd w:val="clear" w:color="auto" w:fill="FFFFFF" w:themeFill="background1"/>
-            <w:tcMar>
-              <w:top w:w="80" w:type="dxa"/>
-              <w:left w:w="120" w:type="dxa"/>
-              <w:bottom w:w="80" w:type="dxa"/>
-              <w:right w:w="120" w:type="dxa"/>
-            </w:tcMar>
-          </w:tcPr>
-          <w:p>
-            <w:r>
-              <w:t xml:space="preserve">Recherche nom de domaine + Achat nom de domaine sur Infomaniak + ajout CNAME sur le projet : </w:t>
             </w:r>
             <w:hyperlink r:id="rId7" w:history="1">
               <w:r>
@@ -8784,7 +4695,7 @@
               </w:r>
             </w:hyperlink>
             <w:r>
-              <w:t xml:space="preserve"> </w:t>
+              <w:t xml:space="preserve"> et trouver un moyen de la transformer en application (PWA)</w:t>
             </w:r>
           </w:p>
         </w:tc>
@@ -8808,7 +4719,7 @@
           </w:tcPr>
           <w:p>
             <w:r>
-              <w:t>1 séquence de 2 périodes</w:t>
+              <w:t>1 séquence de 3 périodes</w:t>
             </w:r>
           </w:p>
         </w:tc>
@@ -8831,10 +4742,7 @@
           </w:tcPr>
           <w:p>
             <w:r>
-              <w:t>12</w:t>
-            </w:r>
-            <w:r>
-              <w:t>.06.26</w:t>
+              <w:t>09.06.26</w:t>
             </w:r>
           </w:p>
         </w:tc>
@@ -8864,7 +4772,7 @@
           </w:tcPr>
           <w:p>
             <w:r>
-              <w:t>Retour de M. Sahli sur nos projets et prendre note</w:t>
+              <w:t>Création du Readme et rendre le projet responsive</w:t>
             </w:r>
           </w:p>
         </w:tc>
@@ -8911,10 +4819,7 @@
           </w:tcPr>
           <w:p>
             <w:r>
-              <w:t>12</w:t>
-            </w:r>
-            <w:r>
-              <w:t>.06.26</w:t>
+              <w:t>09.06.26</w:t>
             </w:r>
           </w:p>
         </w:tc>
@@ -8944,7 +4849,7 @@
           </w:tcPr>
           <w:p>
             <w:r>
-              <w:t>Aider Liam avec son problème d’écran</w:t>
+              <w:t>Apprendre ce qu’est GitHub Page</w:t>
             </w:r>
           </w:p>
         </w:tc>
@@ -8991,7 +4896,7 @@
           </w:tcPr>
           <w:p>
             <w:r>
-              <w:t>17.06.26</w:t>
+              <w:t>09.06.26</w:t>
             </w:r>
           </w:p>
         </w:tc>
@@ -9021,6 +4926,402 @@
           </w:tcPr>
           <w:p>
             <w:r>
+              <w:t>Amélioration de la structure et optimisation du code</w:t>
+            </w:r>
+          </w:p>
+        </w:tc>
+        <w:tc>
+          <w:tcPr>
+            <w:tcW w:w="1298" w:type="dxa"/>
+            <w:gridSpan w:val="2"/>
+            <w:tcBorders>
+              <w:top w:val="single" w:sz="1" w:space="0" w:color="CCCCCC"/>
+              <w:left w:val="single" w:sz="1" w:space="0" w:color="CCCCCC"/>
+              <w:bottom w:val="single" w:sz="1" w:space="0" w:color="CCCCCC"/>
+              <w:right w:val="single" w:sz="1" w:space="0" w:color="CCCCCC"/>
+            </w:tcBorders>
+            <w:shd w:val="clear" w:color="auto" w:fill="FFFFFF" w:themeFill="background1"/>
+            <w:tcMar>
+              <w:top w:w="80" w:type="dxa"/>
+              <w:left w:w="120" w:type="dxa"/>
+              <w:bottom w:w="80" w:type="dxa"/>
+              <w:right w:w="120" w:type="dxa"/>
+            </w:tcMar>
+          </w:tcPr>
+          <w:p>
+            <w:r>
+              <w:t>1 séquence de 2 périodes</w:t>
+            </w:r>
+          </w:p>
+        </w:tc>
+        <w:tc>
+          <w:tcPr>
+            <w:tcW w:w="1289" w:type="dxa"/>
+            <w:tcBorders>
+              <w:top w:val="single" w:sz="1" w:space="0" w:color="CCCCCC"/>
+              <w:left w:val="single" w:sz="1" w:space="0" w:color="CCCCCC"/>
+              <w:bottom w:val="single" w:sz="1" w:space="0" w:color="CCCCCC"/>
+              <w:right w:val="single" w:sz="1" w:space="0" w:color="CCCCCC"/>
+            </w:tcBorders>
+            <w:shd w:val="clear" w:color="auto" w:fill="FFFFFF" w:themeFill="background1"/>
+            <w:tcMar>
+              <w:top w:w="80" w:type="dxa"/>
+              <w:left w:w="120" w:type="dxa"/>
+              <w:bottom w:w="80" w:type="dxa"/>
+              <w:right w:w="120" w:type="dxa"/>
+            </w:tcMar>
+          </w:tcPr>
+          <w:p>
+            <w:r>
+              <w:t>09.06.26</w:t>
+            </w:r>
+          </w:p>
+        </w:tc>
+      </w:tr>
+      <w:tr>
+        <w:trPr>
+          <w:gridAfter w:val="1"/>
+          <w:wAfter w:w="69" w:type="dxa"/>
+        </w:trPr>
+        <w:tc>
+          <w:tcPr>
+            <w:tcW w:w="3016" w:type="dxa"/>
+            <w:gridSpan w:val="2"/>
+            <w:tcBorders>
+              <w:top w:val="single" w:sz="1" w:space="0" w:color="CCCCCC"/>
+              <w:left w:val="single" w:sz="1" w:space="0" w:color="CCCCCC"/>
+              <w:bottom w:val="single" w:sz="1" w:space="0" w:color="CCCCCC"/>
+              <w:right w:val="single" w:sz="1" w:space="0" w:color="CCCCCC"/>
+            </w:tcBorders>
+            <w:shd w:val="clear" w:color="auto" w:fill="FFFFFF" w:themeFill="background1"/>
+            <w:tcMar>
+              <w:top w:w="80" w:type="dxa"/>
+              <w:left w:w="120" w:type="dxa"/>
+              <w:bottom w:w="80" w:type="dxa"/>
+              <w:right w:w="120" w:type="dxa"/>
+            </w:tcMar>
+          </w:tcPr>
+          <w:p>
+            <w:r>
+              <w:t>Absent</w:t>
+            </w:r>
+          </w:p>
+        </w:tc>
+        <w:tc>
+          <w:tcPr>
+            <w:tcW w:w="1298" w:type="dxa"/>
+            <w:gridSpan w:val="2"/>
+            <w:tcBorders>
+              <w:top w:val="single" w:sz="1" w:space="0" w:color="CCCCCC"/>
+              <w:left w:val="single" w:sz="1" w:space="0" w:color="CCCCCC"/>
+              <w:bottom w:val="single" w:sz="1" w:space="0" w:color="CCCCCC"/>
+              <w:right w:val="single" w:sz="1" w:space="0" w:color="CCCCCC"/>
+            </w:tcBorders>
+            <w:shd w:val="clear" w:color="auto" w:fill="FFFFFF" w:themeFill="background1"/>
+            <w:tcMar>
+              <w:top w:w="80" w:type="dxa"/>
+              <w:left w:w="120" w:type="dxa"/>
+              <w:bottom w:w="80" w:type="dxa"/>
+              <w:right w:w="120" w:type="dxa"/>
+            </w:tcMar>
+          </w:tcPr>
+          <w:p>
+            <w:r>
+              <w:t>1 séquence de 9 périodes</w:t>
+            </w:r>
+          </w:p>
+        </w:tc>
+        <w:tc>
+          <w:tcPr>
+            <w:tcW w:w="1289" w:type="dxa"/>
+            <w:tcBorders>
+              <w:top w:val="single" w:sz="1" w:space="0" w:color="CCCCCC"/>
+              <w:left w:val="single" w:sz="1" w:space="0" w:color="CCCCCC"/>
+              <w:bottom w:val="single" w:sz="1" w:space="0" w:color="CCCCCC"/>
+              <w:right w:val="single" w:sz="1" w:space="0" w:color="CCCCCC"/>
+            </w:tcBorders>
+            <w:shd w:val="clear" w:color="auto" w:fill="FFFFFF" w:themeFill="background1"/>
+            <w:tcMar>
+              <w:top w:w="80" w:type="dxa"/>
+              <w:left w:w="120" w:type="dxa"/>
+              <w:bottom w:w="80" w:type="dxa"/>
+              <w:right w:w="120" w:type="dxa"/>
+            </w:tcMar>
+          </w:tcPr>
+          <w:p>
+            <w:r>
+              <w:t>11.06.26</w:t>
+            </w:r>
+          </w:p>
+        </w:tc>
+      </w:tr>
+      <w:tr>
+        <w:trPr>
+          <w:gridAfter w:val="1"/>
+          <w:wAfter w:w="69" w:type="dxa"/>
+        </w:trPr>
+        <w:tc>
+          <w:tcPr>
+            <w:tcW w:w="3016" w:type="dxa"/>
+            <w:gridSpan w:val="2"/>
+            <w:tcBorders>
+              <w:top w:val="single" w:sz="1" w:space="0" w:color="CCCCCC"/>
+              <w:left w:val="single" w:sz="1" w:space="0" w:color="CCCCCC"/>
+              <w:bottom w:val="single" w:sz="1" w:space="0" w:color="CCCCCC"/>
+              <w:right w:val="single" w:sz="1" w:space="0" w:color="CCCCCC"/>
+            </w:tcBorders>
+            <w:shd w:val="clear" w:color="auto" w:fill="FFFFFF" w:themeFill="background1"/>
+            <w:tcMar>
+              <w:top w:w="80" w:type="dxa"/>
+              <w:left w:w="120" w:type="dxa"/>
+              <w:bottom w:w="80" w:type="dxa"/>
+              <w:right w:w="120" w:type="dxa"/>
+            </w:tcMar>
+          </w:tcPr>
+          <w:p>
+            <w:r>
+              <w:t xml:space="preserve">Recherche nom de domaine + Achat nom de domaine sur Infomaniak + ajout CNAME sur le projet : </w:t>
+            </w:r>
+            <w:hyperlink r:id="rId8" w:history="1">
+              <w:r>
+                <w:rPr>
+                  <w:rStyle w:val="Lienhypertexte"/>
+                </w:rPr>
+                <w:t>AgaMoon</w:t>
+              </w:r>
+            </w:hyperlink>
+            <w:r>
+              <w:t xml:space="preserve"> </w:t>
+            </w:r>
+          </w:p>
+        </w:tc>
+        <w:tc>
+          <w:tcPr>
+            <w:tcW w:w="1298" w:type="dxa"/>
+            <w:gridSpan w:val="2"/>
+            <w:tcBorders>
+              <w:top w:val="single" w:sz="1" w:space="0" w:color="CCCCCC"/>
+              <w:left w:val="single" w:sz="1" w:space="0" w:color="CCCCCC"/>
+              <w:bottom w:val="single" w:sz="1" w:space="0" w:color="CCCCCC"/>
+              <w:right w:val="single" w:sz="1" w:space="0" w:color="CCCCCC"/>
+            </w:tcBorders>
+            <w:shd w:val="clear" w:color="auto" w:fill="FFFFFF" w:themeFill="background1"/>
+            <w:tcMar>
+              <w:top w:w="80" w:type="dxa"/>
+              <w:left w:w="120" w:type="dxa"/>
+              <w:bottom w:w="80" w:type="dxa"/>
+              <w:right w:w="120" w:type="dxa"/>
+            </w:tcMar>
+          </w:tcPr>
+          <w:p>
+            <w:r>
+              <w:t>1 séquence de 2 périodes</w:t>
+            </w:r>
+          </w:p>
+        </w:tc>
+        <w:tc>
+          <w:tcPr>
+            <w:tcW w:w="1289" w:type="dxa"/>
+            <w:tcBorders>
+              <w:top w:val="single" w:sz="1" w:space="0" w:color="CCCCCC"/>
+              <w:left w:val="single" w:sz="1" w:space="0" w:color="CCCCCC"/>
+              <w:bottom w:val="single" w:sz="1" w:space="0" w:color="CCCCCC"/>
+              <w:right w:val="single" w:sz="1" w:space="0" w:color="CCCCCC"/>
+            </w:tcBorders>
+            <w:shd w:val="clear" w:color="auto" w:fill="FFFFFF" w:themeFill="background1"/>
+            <w:tcMar>
+              <w:top w:w="80" w:type="dxa"/>
+              <w:left w:w="120" w:type="dxa"/>
+              <w:bottom w:w="80" w:type="dxa"/>
+              <w:right w:w="120" w:type="dxa"/>
+            </w:tcMar>
+          </w:tcPr>
+          <w:p>
+            <w:r>
+              <w:t>12.06.26</w:t>
+            </w:r>
+          </w:p>
+        </w:tc>
+      </w:tr>
+      <w:tr>
+        <w:trPr>
+          <w:gridAfter w:val="1"/>
+          <w:wAfter w:w="69" w:type="dxa"/>
+        </w:trPr>
+        <w:tc>
+          <w:tcPr>
+            <w:tcW w:w="3016" w:type="dxa"/>
+            <w:gridSpan w:val="2"/>
+            <w:tcBorders>
+              <w:top w:val="single" w:sz="1" w:space="0" w:color="CCCCCC"/>
+              <w:left w:val="single" w:sz="1" w:space="0" w:color="CCCCCC"/>
+              <w:bottom w:val="single" w:sz="1" w:space="0" w:color="CCCCCC"/>
+              <w:right w:val="single" w:sz="1" w:space="0" w:color="CCCCCC"/>
+            </w:tcBorders>
+            <w:shd w:val="clear" w:color="auto" w:fill="FFFFFF" w:themeFill="background1"/>
+            <w:tcMar>
+              <w:top w:w="80" w:type="dxa"/>
+              <w:left w:w="120" w:type="dxa"/>
+              <w:bottom w:w="80" w:type="dxa"/>
+              <w:right w:w="120" w:type="dxa"/>
+            </w:tcMar>
+          </w:tcPr>
+          <w:p>
+            <w:r>
+              <w:t>Retour de M. Sahli sur nos projets et prendre note</w:t>
+            </w:r>
+          </w:p>
+        </w:tc>
+        <w:tc>
+          <w:tcPr>
+            <w:tcW w:w="1298" w:type="dxa"/>
+            <w:gridSpan w:val="2"/>
+            <w:tcBorders>
+              <w:top w:val="single" w:sz="1" w:space="0" w:color="CCCCCC"/>
+              <w:left w:val="single" w:sz="1" w:space="0" w:color="CCCCCC"/>
+              <w:bottom w:val="single" w:sz="1" w:space="0" w:color="CCCCCC"/>
+              <w:right w:val="single" w:sz="1" w:space="0" w:color="CCCCCC"/>
+            </w:tcBorders>
+            <w:shd w:val="clear" w:color="auto" w:fill="FFFFFF" w:themeFill="background1"/>
+            <w:tcMar>
+              <w:top w:w="80" w:type="dxa"/>
+              <w:left w:w="120" w:type="dxa"/>
+              <w:bottom w:w="80" w:type="dxa"/>
+              <w:right w:w="120" w:type="dxa"/>
+            </w:tcMar>
+          </w:tcPr>
+          <w:p>
+            <w:r>
+              <w:t>1 séquence de 2 périodes</w:t>
+            </w:r>
+          </w:p>
+        </w:tc>
+        <w:tc>
+          <w:tcPr>
+            <w:tcW w:w="1289" w:type="dxa"/>
+            <w:tcBorders>
+              <w:top w:val="single" w:sz="1" w:space="0" w:color="CCCCCC"/>
+              <w:left w:val="single" w:sz="1" w:space="0" w:color="CCCCCC"/>
+              <w:bottom w:val="single" w:sz="1" w:space="0" w:color="CCCCCC"/>
+              <w:right w:val="single" w:sz="1" w:space="0" w:color="CCCCCC"/>
+            </w:tcBorders>
+            <w:shd w:val="clear" w:color="auto" w:fill="FFFFFF" w:themeFill="background1"/>
+            <w:tcMar>
+              <w:top w:w="80" w:type="dxa"/>
+              <w:left w:w="120" w:type="dxa"/>
+              <w:bottom w:w="80" w:type="dxa"/>
+              <w:right w:w="120" w:type="dxa"/>
+            </w:tcMar>
+          </w:tcPr>
+          <w:p>
+            <w:r>
+              <w:t>12.06.26</w:t>
+            </w:r>
+          </w:p>
+        </w:tc>
+      </w:tr>
+      <w:tr>
+        <w:trPr>
+          <w:gridAfter w:val="1"/>
+          <w:wAfter w:w="69" w:type="dxa"/>
+        </w:trPr>
+        <w:tc>
+          <w:tcPr>
+            <w:tcW w:w="3016" w:type="dxa"/>
+            <w:gridSpan w:val="2"/>
+            <w:tcBorders>
+              <w:top w:val="single" w:sz="1" w:space="0" w:color="CCCCCC"/>
+              <w:left w:val="single" w:sz="1" w:space="0" w:color="CCCCCC"/>
+              <w:bottom w:val="single" w:sz="1" w:space="0" w:color="CCCCCC"/>
+              <w:right w:val="single" w:sz="1" w:space="0" w:color="CCCCCC"/>
+            </w:tcBorders>
+            <w:shd w:val="clear" w:color="auto" w:fill="FFFFFF" w:themeFill="background1"/>
+            <w:tcMar>
+              <w:top w:w="80" w:type="dxa"/>
+              <w:left w:w="120" w:type="dxa"/>
+              <w:bottom w:w="80" w:type="dxa"/>
+              <w:right w:w="120" w:type="dxa"/>
+            </w:tcMar>
+          </w:tcPr>
+          <w:p>
+            <w:r>
+              <w:t>Aider Liam avec son problème d’écran</w:t>
+            </w:r>
+          </w:p>
+        </w:tc>
+        <w:tc>
+          <w:tcPr>
+            <w:tcW w:w="1298" w:type="dxa"/>
+            <w:gridSpan w:val="2"/>
+            <w:tcBorders>
+              <w:top w:val="single" w:sz="1" w:space="0" w:color="CCCCCC"/>
+              <w:left w:val="single" w:sz="1" w:space="0" w:color="CCCCCC"/>
+              <w:bottom w:val="single" w:sz="1" w:space="0" w:color="CCCCCC"/>
+              <w:right w:val="single" w:sz="1" w:space="0" w:color="CCCCCC"/>
+            </w:tcBorders>
+            <w:shd w:val="clear" w:color="auto" w:fill="FFFFFF" w:themeFill="background1"/>
+            <w:tcMar>
+              <w:top w:w="80" w:type="dxa"/>
+              <w:left w:w="120" w:type="dxa"/>
+              <w:bottom w:w="80" w:type="dxa"/>
+              <w:right w:w="120" w:type="dxa"/>
+            </w:tcMar>
+          </w:tcPr>
+          <w:p>
+            <w:r>
+              <w:t>1 séquence de 1 période</w:t>
+            </w:r>
+          </w:p>
+        </w:tc>
+        <w:tc>
+          <w:tcPr>
+            <w:tcW w:w="1289" w:type="dxa"/>
+            <w:tcBorders>
+              <w:top w:val="single" w:sz="1" w:space="0" w:color="CCCCCC"/>
+              <w:left w:val="single" w:sz="1" w:space="0" w:color="CCCCCC"/>
+              <w:bottom w:val="single" w:sz="1" w:space="0" w:color="CCCCCC"/>
+              <w:right w:val="single" w:sz="1" w:space="0" w:color="CCCCCC"/>
+            </w:tcBorders>
+            <w:shd w:val="clear" w:color="auto" w:fill="FFFFFF" w:themeFill="background1"/>
+            <w:tcMar>
+              <w:top w:w="80" w:type="dxa"/>
+              <w:left w:w="120" w:type="dxa"/>
+              <w:bottom w:w="80" w:type="dxa"/>
+              <w:right w:w="120" w:type="dxa"/>
+            </w:tcMar>
+          </w:tcPr>
+          <w:p>
+            <w:r>
+              <w:t>17.06.26</w:t>
+            </w:r>
+          </w:p>
+        </w:tc>
+      </w:tr>
+      <w:tr>
+        <w:trPr>
+          <w:gridAfter w:val="1"/>
+          <w:wAfter w:w="69" w:type="dxa"/>
+        </w:trPr>
+        <w:tc>
+          <w:tcPr>
+            <w:tcW w:w="3016" w:type="dxa"/>
+            <w:gridSpan w:val="2"/>
+            <w:tcBorders>
+              <w:top w:val="single" w:sz="1" w:space="0" w:color="CCCCCC"/>
+              <w:left w:val="single" w:sz="1" w:space="0" w:color="CCCCCC"/>
+              <w:bottom w:val="single" w:sz="1" w:space="0" w:color="CCCCCC"/>
+              <w:right w:val="single" w:sz="1" w:space="0" w:color="CCCCCC"/>
+            </w:tcBorders>
+            <w:shd w:val="clear" w:color="auto" w:fill="FFFFFF" w:themeFill="background1"/>
+            <w:tcMar>
+              <w:top w:w="80" w:type="dxa"/>
+              <w:left w:w="120" w:type="dxa"/>
+              <w:bottom w:w="80" w:type="dxa"/>
+              <w:right w:w="120" w:type="dxa"/>
+            </w:tcMar>
+          </w:tcPr>
+          <w:p>
+            <w:r>
               <w:t>Création du CdC</w:t>
             </w:r>
           </w:p>
@@ -9087,24 +5388,16 @@
     <w:p>
       <w:pPr>
         <w:pStyle w:val="Titre1"/>
-        <w:rPr>
-          <w:sz w:val="20"/>
-          <w:szCs w:val="20"/>
-        </w:rPr>
-      </w:pPr>
-      <w:bookmarkStart w:id="14" w:name="_Toc532179957"/>
-      <w:bookmarkStart w:id="15" w:name="_Toc165969641"/>
-      <w:bookmarkStart w:id="16" w:name="_Toc218500191"/>
+      </w:pPr>
+      <w:bookmarkStart w:id="15" w:name="_Toc532179957"/>
+      <w:bookmarkStart w:id="16" w:name="_Toc165969641"/>
+      <w:bookmarkStart w:id="17" w:name="_Toc232582521"/>
       <w:r>
-        <w:rPr>
-          <w:sz w:val="20"/>
-          <w:szCs w:val="20"/>
-        </w:rPr>
         <w:t>Analyse</w:t>
       </w:r>
-      <w:bookmarkEnd w:id="14"/>
       <w:bookmarkEnd w:id="15"/>
       <w:bookmarkEnd w:id="16"/>
+      <w:bookmarkEnd w:id="17"/>
     </w:p>
     <w:p>
       <w:r>
@@ -9113,140 +5406,90 @@
     </w:p>
     <w:p>
       <w:pPr>
-        <w:pStyle w:val="Titre2"/>
-        <w:rPr>
-          <w:sz w:val="20"/>
-          <w:szCs w:val="20"/>
-        </w:rPr>
-      </w:pPr>
-      <w:bookmarkStart w:id="17" w:name="_Toc218500192"/>
+        <w:pStyle w:val="Titre1"/>
+      </w:pPr>
+      <w:bookmarkStart w:id="18" w:name="_Toc232582522"/>
       <w:r>
-        <w:rPr>
-          <w:sz w:val="20"/>
-          <w:szCs w:val="20"/>
-        </w:rPr>
+        <w:t>Amélioration</w:t>
+      </w:r>
+      <w:bookmarkStart w:id="19" w:name="_Toc165969653"/>
+      <w:bookmarkEnd w:id="18"/>
+    </w:p>
+    <w:p>
+      <w:pPr>
+        <w:pStyle w:val="Retraitcorpsdetexte3"/>
+        <w:numPr>
+          <w:ilvl w:val="0"/>
+          <w:numId w:val="8"/>
+        </w:numPr>
+        <w:ind w:left="1134"/>
+      </w:pPr>
+      <w:r>
+        <w:t>Être hébergé en ligne et accessible publiquement.</w:t>
+      </w:r>
+    </w:p>
+    <w:p>
+      <w:pPr>
+        <w:pStyle w:val="Retraitcorpsdetexte3"/>
+        <w:numPr>
+          <w:ilvl w:val="0"/>
+          <w:numId w:val="8"/>
+        </w:numPr>
+        <w:ind w:left="1134"/>
+      </w:pPr>
+      <w:r>
+        <w:t>Installation sous forme d'application web (PWA).</w:t>
+      </w:r>
+    </w:p>
+    <w:p>
+      <w:pPr>
+        <w:pStyle w:val="Retraitcorpsdetexte3"/>
+        <w:numPr>
+          <w:ilvl w:val="0"/>
+          <w:numId w:val="8"/>
+        </w:numPr>
+        <w:ind w:left="1134"/>
+      </w:pPr>
+      <w:r>
+        <w:t>Ajout d’un CNAME : agashae.space</w:t>
+      </w:r>
+    </w:p>
+    <w:p>
+      <w:pPr>
+        <w:pStyle w:val="Titre1"/>
+      </w:pPr>
+      <w:bookmarkStart w:id="20" w:name="_Toc232582523"/>
+      <w:r>
+        <w:lastRenderedPageBreak/>
         <w:t>Opportunités</w:t>
       </w:r>
-      <w:bookmarkEnd w:id="17"/>
+      <w:bookmarkEnd w:id="20"/>
     </w:p>
     <w:p>
       <w:pPr>
-        <w:pStyle w:val="Informations"/>
-        <w:ind w:left="0"/>
-        <w:rPr>
-          <w:b/>
-          <w:bCs/>
-          <w:color w:val="auto"/>
-          <w:sz w:val="20"/>
-        </w:rPr>
-      </w:pPr>
-      <w:bookmarkStart w:id="18" w:name="_Toc532179961"/>
-    </w:p>
-    <w:p>
-      <w:pPr>
-        <w:pStyle w:val="Informations"/>
-        <w:ind w:left="0"/>
-        <w:rPr>
-          <w:color w:val="auto"/>
-          <w:sz w:val="20"/>
-        </w:rPr>
-      </w:pPr>
-    </w:p>
-    <w:p>
-      <w:pPr>
         <w:pStyle w:val="Titre1"/>
-        <w:rPr>
-          <w:sz w:val="20"/>
-          <w:szCs w:val="20"/>
-        </w:rPr>
-      </w:pPr>
-      <w:bookmarkStart w:id="19" w:name="_Toc532179964"/>
-      <w:bookmarkStart w:id="20" w:name="_Toc165969648"/>
-      <w:bookmarkStart w:id="21" w:name="_Toc218500194"/>
-      <w:bookmarkEnd w:id="18"/>
+      </w:pPr>
+      <w:bookmarkStart w:id="21" w:name="_Toc232582524"/>
       <w:r>
-        <w:rPr>
-          <w:sz w:val="20"/>
-          <w:szCs w:val="20"/>
-        </w:rPr>
-        <w:t>Réalisation</w:t>
+        <w:t>Conclusion</w:t>
       </w:r>
       <w:bookmarkEnd w:id="19"/>
-      <w:bookmarkEnd w:id="20"/>
       <w:bookmarkEnd w:id="21"/>
     </w:p>
     <w:p>
       <w:pPr>
         <w:pStyle w:val="Titre2"/>
-        <w:rPr>
-          <w:sz w:val="20"/>
-          <w:szCs w:val="20"/>
-        </w:rPr>
-      </w:pPr>
+      </w:pPr>
+      <w:bookmarkStart w:id="22" w:name="_Toc165969654"/>
+      <w:bookmarkStart w:id="23" w:name="_Toc232582525"/>
       <w:r>
-        <w:rPr>
-          <w:sz w:val="20"/>
-          <w:szCs w:val="20"/>
-        </w:rPr>
-        <w:t>Amélioration</w:t>
-      </w:r>
-    </w:p>
-    <w:p>
-      <w:pPr>
-        <w:pStyle w:val="Informations"/>
-        <w:ind w:left="0"/>
-        <w:rPr>
-          <w:color w:val="auto"/>
-          <w:sz w:val="20"/>
-        </w:rPr>
-      </w:pPr>
-      <w:bookmarkStart w:id="22" w:name="_Toc165969653"/>
-    </w:p>
-    <w:p>
-      <w:pPr>
-        <w:pStyle w:val="Titre1"/>
-        <w:rPr>
-          <w:sz w:val="20"/>
-          <w:szCs w:val="20"/>
-        </w:rPr>
-      </w:pPr>
-      <w:bookmarkStart w:id="23" w:name="_Toc218500220"/>
-      <w:r>
-        <w:rPr>
-          <w:sz w:val="20"/>
-          <w:szCs w:val="20"/>
-        </w:rPr>
-        <w:t>Conclusion</w:t>
+        <w:t xml:space="preserve">Bilan des </w:t>
       </w:r>
       <w:bookmarkEnd w:id="22"/>
-      <w:bookmarkEnd w:id="23"/>
-    </w:p>
-    <w:p>
-      <w:pPr>
-        <w:pStyle w:val="Titre2"/>
-        <w:rPr>
-          <w:sz w:val="20"/>
-          <w:szCs w:val="20"/>
-        </w:rPr>
-      </w:pPr>
-      <w:bookmarkStart w:id="24" w:name="_Toc165969654"/>
-      <w:bookmarkStart w:id="25" w:name="_Toc218500221"/>
       <w:r>
-        <w:rPr>
-          <w:sz w:val="20"/>
-          <w:szCs w:val="20"/>
-        </w:rPr>
-        <w:t xml:space="preserve">Bilan des </w:t>
-      </w:r>
-      <w:bookmarkEnd w:id="24"/>
-      <w:r>
-        <w:rPr>
-          <w:sz w:val="20"/>
-          <w:szCs w:val="20"/>
-        </w:rPr>
         <w:t>fonctionnalités demandées</w:t>
       </w:r>
-      <w:bookmarkEnd w:id="25"/>
+      <w:bookmarkEnd w:id="23"/>
     </w:p>
     <w:p>
       <w:pPr>
@@ -9260,286 +5503,70 @@
           <w:sz w:val="20"/>
         </w:rPr>
       </w:pPr>
-      <w:bookmarkStart w:id="26" w:name="_Toc165969656"/>
+      <w:bookmarkStart w:id="24" w:name="_Toc165969656"/>
       <w:r>
         <w:rPr>
           <w:color w:val="auto"/>
           <w:sz w:val="20"/>
         </w:rPr>
-        <w:t>J</w:t>
+        <w:t>J’ai réussi à insérer tous les points demandés, et</w:t>
       </w:r>
       <w:r>
         <w:rPr>
           <w:color w:val="auto"/>
           <w:sz w:val="20"/>
         </w:rPr>
-        <w:t>’ai réussi à insérer tous les points demandés</w:t>
+        <w:t xml:space="preserve"> avec ma motivation, je suis allé plus loin.</w:t>
       </w:r>
+    </w:p>
+    <w:p>
+      <w:pPr>
+        <w:pStyle w:val="Titre2"/>
+      </w:pPr>
+      <w:bookmarkStart w:id="25" w:name="_Toc232582526"/>
       <w:r>
+        <w:t>Bilan personnel</w:t>
+      </w:r>
+      <w:bookmarkEnd w:id="24"/>
+      <w:bookmarkEnd w:id="25"/>
+    </w:p>
+    <w:p>
+      <w:pPr>
+        <w:pStyle w:val="Informations"/>
+        <w:ind w:left="0"/>
         <w:rPr>
           <w:color w:val="auto"/>
           <w:sz w:val="20"/>
         </w:rPr>
-        <w:t>, et même une partie d</w:t>
-      </w:r>
-      <w:r>
-        <w:rPr>
-          <w:color w:val="auto"/>
-          <w:sz w:val="20"/>
-        </w:rPr>
-        <w:t>e « si le temps le permet »</w:t>
-      </w:r>
-      <w:r>
-        <w:rPr>
-          <w:color w:val="auto"/>
-          <w:sz w:val="20"/>
-        </w:rPr>
-        <w:t>, j’ai réussi à gérer mon</w:t>
-      </w:r>
-      <w:r>
-        <w:rPr>
-          <w:color w:val="auto"/>
-          <w:sz w:val="20"/>
-        </w:rPr>
-        <w:t xml:space="preserve"> temps, dans le JDT on verra un rush la dernière semaine juste pour finir les points obligatoires</w:t>
-      </w:r>
-      <w:r>
-        <w:rPr>
-          <w:color w:val="auto"/>
-          <w:sz w:val="20"/>
-        </w:rPr>
-        <w:t xml:space="preserve"> et le </w:t>
-      </w:r>
-      <w:r>
-        <w:rPr>
-          <w:color w:val="auto"/>
-          <w:sz w:val="20"/>
-        </w:rPr>
-        <w:t>« si le temps le permet »</w:t>
-      </w:r>
+      </w:pPr>
     </w:p>
     <w:p>
       <w:pPr>
-        <w:pStyle w:val="Titre2"/>
-        <w:rPr>
-          <w:sz w:val="20"/>
-          <w:szCs w:val="20"/>
-        </w:rPr>
-      </w:pPr>
-      <w:bookmarkStart w:id="27" w:name="_Toc218500222"/>
+        <w:pStyle w:val="Titre1"/>
+      </w:pPr>
+      <w:bookmarkStart w:id="26" w:name="_Toc532179971"/>
+      <w:bookmarkStart w:id="27" w:name="_Toc165969657"/>
+      <w:bookmarkStart w:id="28" w:name="_Toc232582527"/>
       <w:r>
-        <w:rPr>
-          <w:sz w:val="20"/>
-          <w:szCs w:val="20"/>
-        </w:rPr>
-        <w:t>Bilan personnel</w:t>
+        <w:t>Divers</w:t>
       </w:r>
       <w:bookmarkEnd w:id="26"/>
       <w:bookmarkEnd w:id="27"/>
+      <w:bookmarkEnd w:id="28"/>
     </w:p>
     <w:p>
       <w:pPr>
-        <w:pStyle w:val="Informations"/>
-        <w:numPr>
-          <w:ilvl w:val="5"/>
-          <w:numId w:val="3"/>
-        </w:numPr>
-        <w:rPr>
-          <w:color w:val="auto"/>
-          <w:sz w:val="20"/>
-        </w:rPr>
-      </w:pPr>
+        <w:pStyle w:val="Titre2"/>
+      </w:pPr>
+      <w:bookmarkStart w:id="29" w:name="_Toc532179972"/>
+      <w:bookmarkStart w:id="30" w:name="_Toc165969658"/>
+      <w:bookmarkStart w:id="31" w:name="_Toc232582528"/>
       <w:r>
-        <w:rPr>
-          <w:color w:val="auto"/>
-          <w:sz w:val="20"/>
-        </w:rPr>
-        <w:t>Si c’est à refaire</w:t>
+        <w:t>Journal de travail</w:t>
       </w:r>
-    </w:p>
-    <w:p>
-      <w:pPr>
-        <w:pStyle w:val="Informations"/>
-        <w:numPr>
-          <w:ilvl w:val="6"/>
-          <w:numId w:val="3"/>
-        </w:numPr>
-        <w:rPr>
-          <w:color w:val="auto"/>
-          <w:sz w:val="20"/>
-        </w:rPr>
-      </w:pPr>
-      <w:r>
-        <w:rPr>
-          <w:color w:val="auto"/>
-          <w:sz w:val="20"/>
-        </w:rPr>
-        <w:t xml:space="preserve">Je ferai plus attention à la version de VirtualBox pour éviter de perdre du temps pour faire une nouvelle VM à chaque fois </w:t>
-      </w:r>
-    </w:p>
-    <w:p>
-      <w:pPr>
-        <w:pStyle w:val="Informations"/>
-        <w:numPr>
-          <w:ilvl w:val="6"/>
-          <w:numId w:val="3"/>
-        </w:numPr>
-        <w:rPr>
-          <w:color w:val="auto"/>
-          <w:sz w:val="20"/>
-        </w:rPr>
-      </w:pPr>
-      <w:r>
-        <w:rPr>
-          <w:color w:val="auto"/>
-          <w:sz w:val="20"/>
-        </w:rPr>
-        <w:t>Il faudrait que je gère mieux la planification à l’avance</w:t>
-      </w:r>
-    </w:p>
-    <w:p>
-      <w:pPr>
-        <w:pStyle w:val="Informations"/>
-        <w:rPr>
-          <w:color w:val="auto"/>
-          <w:sz w:val="20"/>
-        </w:rPr>
-      </w:pPr>
-    </w:p>
-    <w:p>
-      <w:pPr>
-        <w:pStyle w:val="Informations"/>
-        <w:numPr>
-          <w:ilvl w:val="5"/>
-          <w:numId w:val="3"/>
-        </w:numPr>
-        <w:rPr>
-          <w:color w:val="auto"/>
-          <w:sz w:val="20"/>
-        </w:rPr>
-      </w:pPr>
-      <w:r>
-        <w:rPr>
-          <w:color w:val="auto"/>
-          <w:sz w:val="20"/>
-        </w:rPr>
-        <w:t>Qu’est que ce projet m’a appris ?</w:t>
-      </w:r>
-    </w:p>
-    <w:p>
-      <w:pPr>
-        <w:pStyle w:val="Informations"/>
-        <w:numPr>
-          <w:ilvl w:val="6"/>
-          <w:numId w:val="3"/>
-        </w:numPr>
-        <w:rPr>
-          <w:color w:val="auto"/>
-          <w:sz w:val="20"/>
-        </w:rPr>
-      </w:pPr>
-      <w:r>
-        <w:rPr>
-          <w:color w:val="auto"/>
-          <w:sz w:val="20"/>
-        </w:rPr>
-        <w:lastRenderedPageBreak/>
-        <w:t>Ce projet m’a tellement appris dans le monde de Linux, j’ai appris à bien utiliser les lignes de commandes et pour PowerShell, la fonction kill que j’adore ou bien le fait de créer des VM pour faire tout ce qu’on veut</w:t>
-      </w:r>
-    </w:p>
-    <w:p>
-      <w:pPr>
-        <w:pStyle w:val="Informations"/>
-        <w:ind w:left="2160"/>
-        <w:rPr>
-          <w:color w:val="auto"/>
-          <w:sz w:val="20"/>
-        </w:rPr>
-      </w:pPr>
-    </w:p>
-    <w:p>
-      <w:pPr>
-        <w:pStyle w:val="Informations"/>
-        <w:numPr>
-          <w:ilvl w:val="5"/>
-          <w:numId w:val="3"/>
-        </w:numPr>
-        <w:rPr>
-          <w:color w:val="auto"/>
-          <w:sz w:val="20"/>
-        </w:rPr>
-      </w:pPr>
-      <w:r>
-        <w:rPr>
-          <w:color w:val="auto"/>
-          <w:sz w:val="20"/>
-        </w:rPr>
-        <w:t>Remerciements, signature, etc.</w:t>
-      </w:r>
-    </w:p>
-    <w:p>
-      <w:pPr>
-        <w:pStyle w:val="Informations"/>
-        <w:numPr>
-          <w:ilvl w:val="6"/>
-          <w:numId w:val="3"/>
-        </w:numPr>
-        <w:rPr>
-          <w:color w:val="auto"/>
-          <w:sz w:val="20"/>
-        </w:rPr>
-      </w:pPr>
-      <w:r>
-        <w:rPr>
-          <w:color w:val="auto"/>
-          <w:sz w:val="20"/>
-        </w:rPr>
-        <w:t>Je remercie monsieur Gugler pour m’avoir donné l’opportunité de découvrir le monde de Linux et des machines virtuelles, j’en ferai plus souvent</w:t>
-      </w:r>
-    </w:p>
-    <w:p>
-      <w:pPr>
-        <w:pStyle w:val="Titre1"/>
-        <w:rPr>
-          <w:sz w:val="20"/>
-          <w:szCs w:val="20"/>
-        </w:rPr>
-      </w:pPr>
-      <w:bookmarkStart w:id="28" w:name="_Toc532179971"/>
-      <w:bookmarkStart w:id="29" w:name="_Toc165969657"/>
-      <w:bookmarkStart w:id="30" w:name="_Toc218500223"/>
-      <w:r>
-        <w:rPr>
-          <w:sz w:val="20"/>
-          <w:szCs w:val="20"/>
-        </w:rPr>
-        <w:t>Divers</w:t>
-      </w:r>
-      <w:bookmarkEnd w:id="28"/>
       <w:bookmarkEnd w:id="29"/>
       <w:bookmarkEnd w:id="30"/>
-    </w:p>
-    <w:p>
-      <w:pPr>
-        <w:pStyle w:val="Titre2"/>
-        <w:rPr>
-          <w:sz w:val="20"/>
-          <w:szCs w:val="20"/>
-        </w:rPr>
-      </w:pPr>
-      <w:bookmarkStart w:id="31" w:name="_Toc532179972"/>
-      <w:bookmarkStart w:id="32" w:name="_Toc165969658"/>
-      <w:bookmarkStart w:id="33" w:name="_Toc218500224"/>
-      <w:r>
-        <w:rPr>
-          <w:sz w:val="20"/>
-          <w:szCs w:val="20"/>
-        </w:rPr>
-        <w:t>Journal de travail</w:t>
-      </w:r>
       <w:bookmarkEnd w:id="31"/>
-      <w:bookmarkEnd w:id="32"/>
-      <w:bookmarkEnd w:id="33"/>
     </w:p>
     <w:p>
       <w:pPr>
@@ -9553,40 +5580,23 @@
           <w:sz w:val="20"/>
         </w:rPr>
       </w:pPr>
+      <w:bookmarkStart w:id="32" w:name="_Toc232582530"/>
       <w:r>
         <w:rPr>
           <w:color w:val="auto"/>
           <w:sz w:val="20"/>
         </w:rPr>
-        <w:t xml:space="preserve">Votre journal de travail est basé sur </w:t>
-      </w:r>
-      <w:r>
-        <w:rPr>
-          <w:i/>
-          <w:iCs/>
-          <w:color w:val="auto"/>
-          <w:sz w:val="20"/>
-        </w:rPr>
-        <w:t>« T-Psys-part3-NomPrenom-jdt.txt »</w:t>
+        <w:t>T-PSys-part3-PremakumarAgashae-jdt</w:t>
       </w:r>
     </w:p>
     <w:p>
       <w:pPr>
-        <w:pStyle w:val="Titre2"/>
-        <w:rPr>
-          <w:sz w:val="20"/>
-          <w:szCs w:val="20"/>
-        </w:rPr>
-      </w:pPr>
-      <w:bookmarkStart w:id="34" w:name="_Toc218500227"/>
+        <w:pStyle w:val="Titre1"/>
+      </w:pPr>
       <w:r>
-        <w:rPr>
-          <w:sz w:val="20"/>
-          <w:szCs w:val="20"/>
-        </w:rPr>
         <w:t>Annexes</w:t>
       </w:r>
-      <w:bookmarkEnd w:id="34"/>
+      <w:bookmarkEnd w:id="32"/>
     </w:p>
     <w:p>
       <w:pPr>
@@ -9608,10 +5618,9 @@
         <w:t>T-PSys-part3-PremakumarAgashae-jdt</w:t>
       </w:r>
     </w:p>
-    <w:p/>
     <w:sectPr>
-      <w:headerReference w:type="default" r:id="rId8"/>
-      <w:footerReference w:type="default" r:id="rId9"/>
+      <w:headerReference w:type="default" r:id="rId9"/>
+      <w:footerReference w:type="default" r:id="rId10"/>
       <w:pgSz w:w="11906" w:h="16838" w:code="9"/>
       <w:pgMar w:top="1418" w:right="1418" w:bottom="1418" w:left="1418" w:header="709" w:footer="709" w:gutter="0"/>
       <w:cols w:space="708"/>
@@ -10305,7 +6314,7 @@
         <v:path o:extrusionok="f" gradientshapeok="t" o:connecttype="rect"/>
         <o:lock v:ext="edit" aspectratio="t"/>
       </v:shapetype>
-      <v:shape id="_x0000_i1025" type="#_x0000_t75" style="width:11.25pt;height:11.25pt" o:bullet="t">
+      <v:shape id="_x0000_i1025" type="#_x0000_t75" style="width:11.3pt;height:11.3pt" o:bullet="t">
         <v:imagedata r:id="rId1" o:title="BD10263_"/>
       </v:shape>
     </w:pict>
@@ -10701,6 +6710,155 @@
     </w:lvl>
   </w:abstractNum>
   <w:abstractNum w:abstractNumId="4" w15:restartNumberingAfterBreak="0">
+    <w:nsid w:val="2BD00990"/>
+    <w:multiLevelType w:val="multilevel"/>
+    <w:tmpl w:val="06B2357E"/>
+    <w:lvl w:ilvl="0">
+      <w:start w:val="1"/>
+      <w:numFmt w:val="bullet"/>
+      <w:lvlText w:val=""/>
+      <w:lvlJc w:val="left"/>
+      <w:pPr>
+        <w:tabs>
+          <w:tab w:val="num" w:pos="720"/>
+        </w:tabs>
+        <w:ind w:left="720" w:hanging="360"/>
+      </w:pPr>
+      <w:rPr>
+        <w:rFonts w:ascii="Symbol" w:hAnsi="Symbol" w:hint="default"/>
+        <w:sz w:val="20"/>
+      </w:rPr>
+    </w:lvl>
+    <w:lvl w:ilvl="1" w:tentative="1">
+      <w:start w:val="1"/>
+      <w:numFmt w:val="bullet"/>
+      <w:lvlText w:val="o"/>
+      <w:lvlJc w:val="left"/>
+      <w:pPr>
+        <w:tabs>
+          <w:tab w:val="num" w:pos="1440"/>
+        </w:tabs>
+        <w:ind w:left="1440" w:hanging="360"/>
+      </w:pPr>
+      <w:rPr>
+        <w:rFonts w:ascii="Courier New" w:hAnsi="Courier New" w:hint="default"/>
+        <w:sz w:val="20"/>
+      </w:rPr>
+    </w:lvl>
+    <w:lvl w:ilvl="2" w:tentative="1">
+      <w:start w:val="1"/>
+      <w:numFmt w:val="bullet"/>
+      <w:lvlText w:val=""/>
+      <w:lvlJc w:val="left"/>
+      <w:pPr>
+        <w:tabs>
+          <w:tab w:val="num" w:pos="2160"/>
+        </w:tabs>
+        <w:ind w:left="2160" w:hanging="360"/>
+      </w:pPr>
+      <w:rPr>
+        <w:rFonts w:ascii="Wingdings" w:hAnsi="Wingdings" w:hint="default"/>
+        <w:sz w:val="20"/>
+      </w:rPr>
+    </w:lvl>
+    <w:lvl w:ilvl="3" w:tentative="1">
+      <w:start w:val="1"/>
+      <w:numFmt w:val="bullet"/>
+      <w:lvlText w:val=""/>
+      <w:lvlJc w:val="left"/>
+      <w:pPr>
+        <w:tabs>
+          <w:tab w:val="num" w:pos="2880"/>
+        </w:tabs>
+        <w:ind w:left="2880" w:hanging="360"/>
+      </w:pPr>
+      <w:rPr>
+        <w:rFonts w:ascii="Wingdings" w:hAnsi="Wingdings" w:hint="default"/>
+        <w:sz w:val="20"/>
+      </w:rPr>
+    </w:lvl>
+    <w:lvl w:ilvl="4" w:tentative="1">
+      <w:start w:val="1"/>
+      <w:numFmt w:val="bullet"/>
+      <w:lvlText w:val=""/>
+      <w:lvlJc w:val="left"/>
+      <w:pPr>
+        <w:tabs>
+          <w:tab w:val="num" w:pos="3600"/>
+        </w:tabs>
+        <w:ind w:left="3600" w:hanging="360"/>
+      </w:pPr>
+      <w:rPr>
+        <w:rFonts w:ascii="Wingdings" w:hAnsi="Wingdings" w:hint="default"/>
+        <w:sz w:val="20"/>
+      </w:rPr>
+    </w:lvl>
+    <w:lvl w:ilvl="5" w:tentative="1">
+      <w:start w:val="1"/>
+      <w:numFmt w:val="bullet"/>
+      <w:lvlText w:val=""/>
+      <w:lvlJc w:val="left"/>
+      <w:pPr>
+        <w:tabs>
+          <w:tab w:val="num" w:pos="4320"/>
+        </w:tabs>
+        <w:ind w:left="4320" w:hanging="360"/>
+      </w:pPr>
+      <w:rPr>
+        <w:rFonts w:ascii="Wingdings" w:hAnsi="Wingdings" w:hint="default"/>
+        <w:sz w:val="20"/>
+      </w:rPr>
+    </w:lvl>
+    <w:lvl w:ilvl="6" w:tentative="1">
+      <w:start w:val="1"/>
+      <w:numFmt w:val="bullet"/>
+      <w:lvlText w:val=""/>
+      <w:lvlJc w:val="left"/>
+      <w:pPr>
+        <w:tabs>
+          <w:tab w:val="num" w:pos="5040"/>
+        </w:tabs>
+        <w:ind w:left="5040" w:hanging="360"/>
+      </w:pPr>
+      <w:rPr>
+        <w:rFonts w:ascii="Wingdings" w:hAnsi="Wingdings" w:hint="default"/>
+        <w:sz w:val="20"/>
+      </w:rPr>
+    </w:lvl>
+    <w:lvl w:ilvl="7" w:tentative="1">
+      <w:start w:val="1"/>
+      <w:numFmt w:val="bullet"/>
+      <w:lvlText w:val=""/>
+      <w:lvlJc w:val="left"/>
+      <w:pPr>
+        <w:tabs>
+          <w:tab w:val="num" w:pos="5760"/>
+        </w:tabs>
+        <w:ind w:left="5760" w:hanging="360"/>
+      </w:pPr>
+      <w:rPr>
+        <w:rFonts w:ascii="Wingdings" w:hAnsi="Wingdings" w:hint="default"/>
+        <w:sz w:val="20"/>
+      </w:rPr>
+    </w:lvl>
+    <w:lvl w:ilvl="8" w:tentative="1">
+      <w:start w:val="1"/>
+      <w:numFmt w:val="bullet"/>
+      <w:lvlText w:val=""/>
+      <w:lvlJc w:val="left"/>
+      <w:pPr>
+        <w:tabs>
+          <w:tab w:val="num" w:pos="6480"/>
+        </w:tabs>
+        <w:ind w:left="6480" w:hanging="360"/>
+      </w:pPr>
+      <w:rPr>
+        <w:rFonts w:ascii="Wingdings" w:hAnsi="Wingdings" w:hint="default"/>
+        <w:sz w:val="20"/>
+      </w:rPr>
+    </w:lvl>
+  </w:abstractNum>
+  <w:abstractNum w:abstractNumId="5" w15:restartNumberingAfterBreak="0">
     <w:nsid w:val="42C3715D"/>
     <w:multiLevelType w:val="hybridMultilevel"/>
     <w:tmpl w:val="A6544F94"/>
@@ -10812,7 +6970,7 @@
       </w:rPr>
     </w:lvl>
   </w:abstractNum>
-  <w:abstractNum w:abstractNumId="5" w15:restartNumberingAfterBreak="0">
+  <w:abstractNum w:abstractNumId="6" w15:restartNumberingAfterBreak="0">
     <w:nsid w:val="5ED670C5"/>
     <w:multiLevelType w:val="hybridMultilevel"/>
     <w:tmpl w:val="18F6FBE8"/>
@@ -10922,6 +7080,155 @@
       </w:pPr>
       <w:rPr>
         <w:rFonts w:ascii="Wingdings" w:hAnsi="Wingdings" w:hint="default"/>
+      </w:rPr>
+    </w:lvl>
+  </w:abstractNum>
+  <w:abstractNum w:abstractNumId="7" w15:restartNumberingAfterBreak="0">
+    <w:nsid w:val="7CA80F47"/>
+    <w:multiLevelType w:val="multilevel"/>
+    <w:tmpl w:val="6E6A5C5C"/>
+    <w:lvl w:ilvl="0">
+      <w:start w:val="1"/>
+      <w:numFmt w:val="bullet"/>
+      <w:lvlText w:val=""/>
+      <w:lvlJc w:val="left"/>
+      <w:pPr>
+        <w:tabs>
+          <w:tab w:val="num" w:pos="720"/>
+        </w:tabs>
+        <w:ind w:left="720" w:hanging="360"/>
+      </w:pPr>
+      <w:rPr>
+        <w:rFonts w:ascii="Symbol" w:hAnsi="Symbol" w:hint="default"/>
+        <w:sz w:val="20"/>
+      </w:rPr>
+    </w:lvl>
+    <w:lvl w:ilvl="1" w:tentative="1">
+      <w:start w:val="1"/>
+      <w:numFmt w:val="bullet"/>
+      <w:lvlText w:val="o"/>
+      <w:lvlJc w:val="left"/>
+      <w:pPr>
+        <w:tabs>
+          <w:tab w:val="num" w:pos="1440"/>
+        </w:tabs>
+        <w:ind w:left="1440" w:hanging="360"/>
+      </w:pPr>
+      <w:rPr>
+        <w:rFonts w:ascii="Courier New" w:hAnsi="Courier New" w:hint="default"/>
+        <w:sz w:val="20"/>
+      </w:rPr>
+    </w:lvl>
+    <w:lvl w:ilvl="2" w:tentative="1">
+      <w:start w:val="1"/>
+      <w:numFmt w:val="bullet"/>
+      <w:lvlText w:val=""/>
+      <w:lvlJc w:val="left"/>
+      <w:pPr>
+        <w:tabs>
+          <w:tab w:val="num" w:pos="2160"/>
+        </w:tabs>
+        <w:ind w:left="2160" w:hanging="360"/>
+      </w:pPr>
+      <w:rPr>
+        <w:rFonts w:ascii="Wingdings" w:hAnsi="Wingdings" w:hint="default"/>
+        <w:sz w:val="20"/>
+      </w:rPr>
+    </w:lvl>
+    <w:lvl w:ilvl="3" w:tentative="1">
+      <w:start w:val="1"/>
+      <w:numFmt w:val="bullet"/>
+      <w:lvlText w:val=""/>
+      <w:lvlJc w:val="left"/>
+      <w:pPr>
+        <w:tabs>
+          <w:tab w:val="num" w:pos="2880"/>
+        </w:tabs>
+        <w:ind w:left="2880" w:hanging="360"/>
+      </w:pPr>
+      <w:rPr>
+        <w:rFonts w:ascii="Wingdings" w:hAnsi="Wingdings" w:hint="default"/>
+        <w:sz w:val="20"/>
+      </w:rPr>
+    </w:lvl>
+    <w:lvl w:ilvl="4" w:tentative="1">
+      <w:start w:val="1"/>
+      <w:numFmt w:val="bullet"/>
+      <w:lvlText w:val=""/>
+      <w:lvlJc w:val="left"/>
+      <w:pPr>
+        <w:tabs>
+          <w:tab w:val="num" w:pos="3600"/>
+        </w:tabs>
+        <w:ind w:left="3600" w:hanging="360"/>
+      </w:pPr>
+      <w:rPr>
+        <w:rFonts w:ascii="Wingdings" w:hAnsi="Wingdings" w:hint="default"/>
+        <w:sz w:val="20"/>
+      </w:rPr>
+    </w:lvl>
+    <w:lvl w:ilvl="5" w:tentative="1">
+      <w:start w:val="1"/>
+      <w:numFmt w:val="bullet"/>
+      <w:lvlText w:val=""/>
+      <w:lvlJc w:val="left"/>
+      <w:pPr>
+        <w:tabs>
+          <w:tab w:val="num" w:pos="4320"/>
+        </w:tabs>
+        <w:ind w:left="4320" w:hanging="360"/>
+      </w:pPr>
+      <w:rPr>
+        <w:rFonts w:ascii="Wingdings" w:hAnsi="Wingdings" w:hint="default"/>
+        <w:sz w:val="20"/>
+      </w:rPr>
+    </w:lvl>
+    <w:lvl w:ilvl="6" w:tentative="1">
+      <w:start w:val="1"/>
+      <w:numFmt w:val="bullet"/>
+      <w:lvlText w:val=""/>
+      <w:lvlJc w:val="left"/>
+      <w:pPr>
+        <w:tabs>
+          <w:tab w:val="num" w:pos="5040"/>
+        </w:tabs>
+        <w:ind w:left="5040" w:hanging="360"/>
+      </w:pPr>
+      <w:rPr>
+        <w:rFonts w:ascii="Wingdings" w:hAnsi="Wingdings" w:hint="default"/>
+        <w:sz w:val="20"/>
+      </w:rPr>
+    </w:lvl>
+    <w:lvl w:ilvl="7" w:tentative="1">
+      <w:start w:val="1"/>
+      <w:numFmt w:val="bullet"/>
+      <w:lvlText w:val=""/>
+      <w:lvlJc w:val="left"/>
+      <w:pPr>
+        <w:tabs>
+          <w:tab w:val="num" w:pos="5760"/>
+        </w:tabs>
+        <w:ind w:left="5760" w:hanging="360"/>
+      </w:pPr>
+      <w:rPr>
+        <w:rFonts w:ascii="Wingdings" w:hAnsi="Wingdings" w:hint="default"/>
+        <w:sz w:val="20"/>
+      </w:rPr>
+    </w:lvl>
+    <w:lvl w:ilvl="8" w:tentative="1">
+      <w:start w:val="1"/>
+      <w:numFmt w:val="bullet"/>
+      <w:lvlText w:val=""/>
+      <w:lvlJc w:val="left"/>
+      <w:pPr>
+        <w:tabs>
+          <w:tab w:val="num" w:pos="6480"/>
+        </w:tabs>
+        <w:ind w:left="6480" w:hanging="360"/>
+      </w:pPr>
+      <w:rPr>
+        <w:rFonts w:ascii="Wingdings" w:hAnsi="Wingdings" w:hint="default"/>
+        <w:sz w:val="20"/>
       </w:rPr>
     </w:lvl>
   </w:abstractNum>
@@ -10938,12 +7245,18 @@
     <w:abstractNumId w:val="2"/>
   </w:num>
   <w:num w:numId="5" w16cid:durableId="706881446">
+    <w:abstractNumId w:val="5"/>
+  </w:num>
+  <w:num w:numId="6" w16cid:durableId="504590212">
+    <w:abstractNumId w:val="6"/>
+  </w:num>
+  <w:num w:numId="7" w16cid:durableId="1270233319">
+    <w:abstractNumId w:val="7"/>
+  </w:num>
+  <w:num w:numId="8" w16cid:durableId="1304502320">
     <w:abstractNumId w:val="4"/>
   </w:num>
-  <w:num w:numId="6" w16cid:durableId="504590212">
-    <w:abstractNumId w:val="5"/>
-  </w:num>
-  <w:numIdMacAtCleanup w:val="6"/>
+  <w:numIdMacAtCleanup w:val="8"/>
 </w:numbering>
 </file>
 
